--- a/Hello World RESTful Web Service.docx
+++ b/Hello World RESTful Web Service.docx
@@ -3,16 +3,11 @@
 <w:document xmlns:wpc="http://schemas.microsoft.com/office/word/2010/wordprocessingCanvas" xmlns:mc="http://schemas.openxmlformats.org/markup-compatibility/2006" xmlns:o="urn:schemas-microsoft-com:office:office" xmlns:r="http://schemas.openxmlformats.org/officeDocument/2006/relationships" xmlns:m="http://schemas.openxmlformats.org/officeDocument/2006/math" xmlns:v="urn:schemas-microsoft-com:vml" xmlns:wp14="http://schemas.microsoft.com/office/word/2010/wordprocessingDrawing" xmlns:wp="http://schemas.openxmlformats.org/drawingml/2006/wordprocessingDrawing" xmlns:w10="urn:schemas-microsoft-com:office:word" xmlns:w="http://schemas.openxmlformats.org/wordprocessingml/2006/main" xmlns:w14="http://schemas.microsoft.com/office/word/2010/wordml" xmlns:w15="http://schemas.microsoft.com/office/word/2012/wordml" xmlns:wpg="http://schemas.microsoft.com/office/word/2010/wordprocessingGroup" xmlns:wpi="http://schemas.microsoft.com/office/word/2010/wordprocessingInk" xmlns:wne="http://schemas.microsoft.com/office/word/2006/wordml" xmlns:wps="http://schemas.microsoft.com/office/word/2010/wordprocessingShape" mc:Ignorable="w14 w15 wp14">
   <w:body>
     <w:p>
-      <w:bookmarkStart w:id="0" w:name="_GoBack"/>
-      <w:bookmarkEnd w:id="0"/>
-      <w:r>
-        <w:t>V</w:t>
-      </w:r>
       <w:r>
         <w:drawing>
-          <wp:inline distT="0" distB="0" distL="0" distR="0" wp14:anchorId="7932203B" wp14:editId="3B0D6D8C">
-            <wp:extent cx="2095682" cy="3657917"/>
-            <wp:effectExtent l="0" t="0" r="0" b="0"/>
+          <wp:inline distT="0" distB="0" distL="0" distR="0" wp14:anchorId="382514CC" wp14:editId="4658C00F">
+            <wp:extent cx="2827265" cy="4168501"/>
+            <wp:effectExtent l="0" t="0" r="0" b="3810"/>
             <wp:docPr id="1" name="Picture 1"/>
             <wp:cNvGraphicFramePr>
               <a:graphicFrameLocks xmlns:a="http://schemas.openxmlformats.org/drawingml/2006/main" noChangeAspect="1"/>
@@ -25,7 +20,7 @@
                     <pic:cNvPicPr/>
                   </pic:nvPicPr>
                   <pic:blipFill>
-                    <a:blip r:embed="rId4"/>
+                    <a:blip r:embed="rId6"/>
                     <a:stretch>
                       <a:fillRect/>
                     </a:stretch>
@@ -33,7 +28,7 @@
                   <pic:spPr>
                     <a:xfrm>
                       <a:off x="0" y="0"/>
-                      <a:ext cx="2095682" cy="3657917"/>
+                      <a:ext cx="2827265" cy="4168501"/>
                     </a:xfrm>
                     <a:prstGeom prst="rect">
                       <a:avLst/>
@@ -93,14 +88,28 @@
           <w:rFonts w:ascii="Consolas" w:hAnsi="Consolas"/>
           <w:color w:val="D9E8F7"/>
         </w:rPr>
-        <w:t>demo</w:t>
-      </w:r>
-      <w:proofErr w:type="spellEnd"/>
+        <w:t>cognizant</w:t>
+      </w:r>
       <w:r>
         <w:rPr>
           <w:rFonts w:ascii="Consolas" w:hAnsi="Consolas"/>
           <w:color w:val="E6E6FA"/>
         </w:rPr>
+        <w:t>.</w:t>
+      </w:r>
+      <w:r>
+        <w:rPr>
+          <w:rFonts w:ascii="Consolas" w:hAnsi="Consolas"/>
+          <w:color w:val="D9E8F7"/>
+        </w:rPr>
+        <w:t>springlearn</w:t>
+      </w:r>
+      <w:proofErr w:type="spellEnd"/>
+      <w:r>
+        <w:rPr>
+          <w:rFonts w:ascii="Consolas" w:hAnsi="Consolas"/>
+          <w:color w:val="E6E6FA"/>
+        </w:rPr>
         <w:t>;</w:t>
       </w:r>
     </w:p>
@@ -114,6 +123,142 @@
           <w:color w:val="CCCCCC"/>
         </w:rPr>
       </w:pPr>
+    </w:p>
+    <w:p>
+      <w:pPr>
+        <w:pStyle w:val="NormalWeb"/>
+        <w:shd w:val="clear" w:color="auto" w:fill="1E1F22"/>
+        <w:spacing w:before="0" w:beforeAutospacing="0" w:after="0" w:afterAutospacing="0"/>
+        <w:rPr>
+          <w:rFonts w:ascii="Consolas" w:hAnsi="Consolas"/>
+          <w:color w:val="CCCCCC"/>
+        </w:rPr>
+      </w:pPr>
+      <w:proofErr w:type="gramStart"/>
+      <w:r>
+        <w:rPr>
+          <w:rFonts w:ascii="Consolas" w:hAnsi="Consolas"/>
+          <w:color w:val="CC6C1D"/>
+        </w:rPr>
+        <w:t>import</w:t>
+      </w:r>
+      <w:proofErr w:type="gramEnd"/>
+      <w:r>
+        <w:rPr>
+          <w:rFonts w:ascii="Consolas" w:hAnsi="Consolas"/>
+          <w:color w:val="D9E8F7"/>
+        </w:rPr>
+        <w:t xml:space="preserve"> org</w:t>
+      </w:r>
+      <w:r>
+        <w:rPr>
+          <w:rFonts w:ascii="Consolas" w:hAnsi="Consolas"/>
+          <w:color w:val="E6E6FA"/>
+        </w:rPr>
+        <w:t>.</w:t>
+      </w:r>
+      <w:r>
+        <w:rPr>
+          <w:rFonts w:ascii="Consolas" w:hAnsi="Consolas"/>
+          <w:color w:val="D9E8F7"/>
+        </w:rPr>
+        <w:t>slf4j</w:t>
+      </w:r>
+      <w:r>
+        <w:rPr>
+          <w:rFonts w:ascii="Consolas" w:hAnsi="Consolas"/>
+          <w:color w:val="E6E6FA"/>
+        </w:rPr>
+        <w:t>.</w:t>
+      </w:r>
+      <w:r>
+        <w:rPr>
+          <w:rFonts w:ascii="Consolas" w:hAnsi="Consolas"/>
+          <w:color w:val="D9E8F7"/>
+        </w:rPr>
+        <w:t>Logger</w:t>
+      </w:r>
+      <w:r>
+        <w:rPr>
+          <w:rFonts w:ascii="Consolas" w:hAnsi="Consolas"/>
+          <w:color w:val="E6E6FA"/>
+        </w:rPr>
+        <w:t>;</w:t>
+      </w:r>
+    </w:p>
+    <w:p>
+      <w:pPr>
+        <w:pStyle w:val="NormalWeb"/>
+        <w:shd w:val="clear" w:color="auto" w:fill="1E1F22"/>
+        <w:spacing w:before="0" w:beforeAutospacing="0" w:after="0" w:afterAutospacing="0"/>
+        <w:rPr>
+          <w:rFonts w:ascii="Consolas" w:hAnsi="Consolas"/>
+          <w:color w:val="CCCCCC"/>
+        </w:rPr>
+      </w:pPr>
+      <w:proofErr w:type="gramStart"/>
+      <w:r>
+        <w:rPr>
+          <w:rFonts w:ascii="Consolas" w:hAnsi="Consolas"/>
+          <w:color w:val="CC6C1D"/>
+        </w:rPr>
+        <w:t>import</w:t>
+      </w:r>
+      <w:proofErr w:type="gramEnd"/>
+      <w:r>
+        <w:rPr>
+          <w:rFonts w:ascii="Consolas" w:hAnsi="Consolas"/>
+          <w:color w:val="D9E8F7"/>
+        </w:rPr>
+        <w:t xml:space="preserve"> </w:t>
+      </w:r>
+      <w:r>
+        <w:rPr>
+          <w:rFonts w:ascii="Consolas" w:hAnsi="Consolas"/>
+          <w:color w:val="D9E8F7"/>
+          <w:shd w:val="clear" w:color="auto" w:fill="1B6291"/>
+        </w:rPr>
+        <w:t>org</w:t>
+      </w:r>
+      <w:r>
+        <w:rPr>
+          <w:rFonts w:ascii="Consolas" w:hAnsi="Consolas"/>
+          <w:color w:val="E6E6FA"/>
+          <w:shd w:val="clear" w:color="auto" w:fill="1B6291"/>
+        </w:rPr>
+        <w:t>.</w:t>
+      </w:r>
+      <w:r>
+        <w:rPr>
+          <w:rFonts w:ascii="Consolas" w:hAnsi="Consolas"/>
+          <w:color w:val="D9E8F7"/>
+          <w:shd w:val="clear" w:color="auto" w:fill="1B6291"/>
+        </w:rPr>
+        <w:t>slf4j</w:t>
+      </w:r>
+      <w:r>
+        <w:rPr>
+          <w:rFonts w:ascii="Consolas" w:hAnsi="Consolas"/>
+          <w:color w:val="E6E6FA"/>
+          <w:shd w:val="clear" w:color="auto" w:fill="1B6291"/>
+        </w:rPr>
+        <w:t>.</w:t>
+      </w:r>
+      <w:r>
+        <w:rPr>
+          <w:rFonts w:ascii="Consolas" w:hAnsi="Consolas"/>
+          <w:color w:val="D9E8F7"/>
+          <w:shd w:val="clear" w:color="auto" w:fill="1B6291"/>
+        </w:rPr>
+        <w:t>LoggerFactory</w:t>
+      </w:r>
+      <w:r>
+        <w:rPr>
+          <w:rFonts w:ascii="Consolas" w:hAnsi="Consolas"/>
+          <w:color w:val="E6E6FA"/>
+        </w:rPr>
+        <w:t>;</w:t>
+      </w:r>
     </w:p>
     <w:p>
       <w:pPr>
@@ -387,7 +532,7 @@
           <w:rFonts w:ascii="Consolas" w:hAnsi="Consolas"/>
           <w:color w:val="1290C3"/>
         </w:rPr>
-        <w:t>SpringRestApplication</w:t>
+        <w:t>SpringLearnApplication</w:t>
       </w:r>
       <w:proofErr w:type="spellEnd"/>
       <w:r>
@@ -439,7 +584,7 @@
           <w:rFonts w:ascii="Consolas" w:hAnsi="Consolas"/>
           <w:color w:val="CC6C1D"/>
         </w:rPr>
-        <w:t>public</w:t>
+        <w:t>private</w:t>
       </w:r>
       <w:proofErr w:type="gramEnd"/>
       <w:r>
@@ -468,7 +613,7 @@
           <w:rFonts w:ascii="Consolas" w:hAnsi="Consolas"/>
           <w:color w:val="CC6C1D"/>
         </w:rPr>
-        <w:t>void</w:t>
+        <w:t>final</w:t>
       </w:r>
       <w:r>
         <w:rPr>
@@ -480,94 +625,71 @@
       <w:r>
         <w:rPr>
           <w:rFonts w:ascii="Consolas" w:hAnsi="Consolas"/>
-          <w:color w:val="1EB540"/>
-        </w:rPr>
-        <w:t>main</w:t>
-      </w:r>
-      <w:r>
-        <w:rPr>
-          <w:rFonts w:ascii="Consolas" w:hAnsi="Consolas"/>
-          <w:color w:val="F9FAF4"/>
-        </w:rPr>
-        <w:t>(</w:t>
-      </w:r>
+          <w:color w:val="80F2F6"/>
+        </w:rPr>
+        <w:t>Logger</w:t>
+      </w:r>
+      <w:r>
+        <w:rPr>
+          <w:rFonts w:ascii="Consolas" w:hAnsi="Consolas"/>
+          <w:color w:val="D9E8F7"/>
+        </w:rPr>
+        <w:t xml:space="preserve"> </w:t>
+      </w:r>
+      <w:proofErr w:type="spellStart"/>
+      <w:r>
+        <w:rPr>
+          <w:rFonts w:ascii="Consolas" w:hAnsi="Consolas"/>
+          <w:b/>
+          <w:bCs/>
+          <w:i/>
+          <w:iCs/>
+          <w:color w:val="8DDAF8"/>
+        </w:rPr>
+        <w:t>LOGGER</w:t>
+      </w:r>
+      <w:proofErr w:type="spellEnd"/>
+      <w:r>
+        <w:rPr>
+          <w:rFonts w:ascii="Consolas" w:hAnsi="Consolas"/>
+          <w:color w:val="D9E8F7"/>
+        </w:rPr>
+        <w:t xml:space="preserve"> </w:t>
+      </w:r>
+      <w:r>
+        <w:rPr>
+          <w:rFonts w:ascii="Consolas" w:hAnsi="Consolas"/>
+          <w:color w:val="E6E6FA"/>
+        </w:rPr>
+        <w:t>=</w:t>
+      </w:r>
+    </w:p>
+    <w:p>
+      <w:pPr>
+        <w:pStyle w:val="NormalWeb"/>
+        <w:shd w:val="clear" w:color="auto" w:fill="1E1F22"/>
+        <w:spacing w:before="0" w:beforeAutospacing="0" w:after="0" w:afterAutospacing="0"/>
+        <w:rPr>
+          <w:rFonts w:ascii="Consolas" w:hAnsi="Consolas"/>
+          <w:color w:val="CCCCCC"/>
+        </w:rPr>
+      </w:pPr>
+      <w:r>
+        <w:rPr>
+          <w:rFonts w:ascii="Consolas" w:hAnsi="Consolas"/>
+          <w:color w:val="D9E8F7"/>
+        </w:rPr>
+        <w:t xml:space="preserve">            </w:t>
+      </w:r>
+      <w:proofErr w:type="spellStart"/>
+      <w:proofErr w:type="gramStart"/>
       <w:r>
         <w:rPr>
           <w:rFonts w:ascii="Consolas" w:hAnsi="Consolas"/>
           <w:color w:val="1290C3"/>
-        </w:rPr>
-        <w:t>String</w:t>
-      </w:r>
-      <w:r>
-        <w:rPr>
-          <w:rFonts w:ascii="Consolas" w:hAnsi="Consolas"/>
-          <w:color w:val="F9FAF4"/>
-        </w:rPr>
-        <w:t>[]</w:t>
-      </w:r>
-      <w:r>
-        <w:rPr>
-          <w:rFonts w:ascii="Consolas" w:hAnsi="Consolas"/>
-          <w:color w:val="D9E8F7"/>
-        </w:rPr>
-        <w:t xml:space="preserve"> </w:t>
-      </w:r>
-      <w:proofErr w:type="spellStart"/>
-      <w:r>
-        <w:rPr>
-          <w:rFonts w:ascii="Consolas" w:hAnsi="Consolas"/>
-          <w:color w:val="79ABFF"/>
-        </w:rPr>
-        <w:t>args</w:t>
-      </w:r>
-      <w:proofErr w:type="spellEnd"/>
-      <w:r>
-        <w:rPr>
-          <w:rFonts w:ascii="Consolas" w:hAnsi="Consolas"/>
-          <w:color w:val="F9FAF4"/>
-        </w:rPr>
-        <w:t>)</w:t>
-      </w:r>
-      <w:r>
-        <w:rPr>
-          <w:rFonts w:ascii="Consolas" w:hAnsi="Consolas"/>
-          <w:color w:val="D9E8F7"/>
-        </w:rPr>
-        <w:t xml:space="preserve"> </w:t>
-      </w:r>
-      <w:r>
-        <w:rPr>
-          <w:rFonts w:ascii="Consolas" w:hAnsi="Consolas"/>
-          <w:color w:val="F9FAF4"/>
-        </w:rPr>
-        <w:t>{</w:t>
-      </w:r>
-    </w:p>
-    <w:p>
-      <w:pPr>
-        <w:pStyle w:val="NormalWeb"/>
-        <w:shd w:val="clear" w:color="auto" w:fill="1E1F22"/>
-        <w:spacing w:before="0" w:beforeAutospacing="0" w:after="0" w:afterAutospacing="0"/>
-        <w:rPr>
-          <w:rFonts w:ascii="Consolas" w:hAnsi="Consolas"/>
-          <w:color w:val="CCCCCC"/>
-        </w:rPr>
-      </w:pPr>
-      <w:r>
-        <w:rPr>
-          <w:rFonts w:ascii="Consolas" w:hAnsi="Consolas"/>
-          <w:color w:val="D9E8F7"/>
-        </w:rPr>
-        <w:t xml:space="preserve">        </w:t>
-      </w:r>
-      <w:proofErr w:type="spellStart"/>
-      <w:proofErr w:type="gramStart"/>
-      <w:r>
-        <w:rPr>
-          <w:rFonts w:ascii="Consolas" w:hAnsi="Consolas"/>
-          <w:color w:val="1290C3"/>
-        </w:rPr>
-        <w:t>SpringApplication</w:t>
+          <w:shd w:val="clear" w:color="auto" w:fill="1B6291"/>
+        </w:rPr>
+        <w:t>LoggerFactory</w:t>
       </w:r>
       <w:r>
         <w:rPr>
@@ -583,6 +705,328 @@
           <w:iCs/>
           <w:color w:val="96EC3F"/>
         </w:rPr>
+        <w:t>getLogger</w:t>
+      </w:r>
+      <w:proofErr w:type="spellEnd"/>
+      <w:r>
+        <w:rPr>
+          <w:rFonts w:ascii="Consolas" w:hAnsi="Consolas"/>
+          <w:color w:val="F9FAF4"/>
+        </w:rPr>
+        <w:t>(</w:t>
+      </w:r>
+      <w:proofErr w:type="spellStart"/>
+      <w:proofErr w:type="gramEnd"/>
+      <w:r>
+        <w:rPr>
+          <w:rFonts w:ascii="Consolas" w:hAnsi="Consolas"/>
+          <w:color w:val="1290C3"/>
+        </w:rPr>
+        <w:t>SpringLearnApplication</w:t>
+      </w:r>
+      <w:r>
+        <w:rPr>
+          <w:rFonts w:ascii="Consolas" w:hAnsi="Consolas"/>
+          <w:color w:val="E6E6FA"/>
+        </w:rPr>
+        <w:t>.</w:t>
+      </w:r>
+      <w:r>
+        <w:rPr>
+          <w:rFonts w:ascii="Consolas" w:hAnsi="Consolas"/>
+          <w:color w:val="CC6C1D"/>
+        </w:rPr>
+        <w:t>class</w:t>
+      </w:r>
+      <w:proofErr w:type="spellEnd"/>
+      <w:r>
+        <w:rPr>
+          <w:rFonts w:ascii="Consolas" w:hAnsi="Consolas"/>
+          <w:color w:val="F9FAF4"/>
+        </w:rPr>
+        <w:t>)</w:t>
+      </w:r>
+      <w:r>
+        <w:rPr>
+          <w:rFonts w:ascii="Consolas" w:hAnsi="Consolas"/>
+          <w:color w:val="E6E6FA"/>
+        </w:rPr>
+        <w:t>;</w:t>
+      </w:r>
+    </w:p>
+    <w:p>
+      <w:pPr>
+        <w:pStyle w:val="NormalWeb"/>
+        <w:shd w:val="clear" w:color="auto" w:fill="1E1F22"/>
+        <w:spacing w:before="0" w:beforeAutospacing="0" w:after="0" w:afterAutospacing="0"/>
+        <w:rPr>
+          <w:rFonts w:ascii="Consolas" w:hAnsi="Consolas"/>
+          <w:color w:val="CCCCCC"/>
+        </w:rPr>
+      </w:pPr>
+    </w:p>
+    <w:p>
+      <w:pPr>
+        <w:pStyle w:val="NormalWeb"/>
+        <w:shd w:val="clear" w:color="auto" w:fill="1E1F22"/>
+        <w:spacing w:before="0" w:beforeAutospacing="0" w:after="0" w:afterAutospacing="0"/>
+        <w:rPr>
+          <w:rFonts w:ascii="Consolas" w:hAnsi="Consolas"/>
+          <w:color w:val="CCCCCC"/>
+        </w:rPr>
+      </w:pPr>
+      <w:r>
+        <w:rPr>
+          <w:rFonts w:ascii="Consolas" w:hAnsi="Consolas"/>
+          <w:color w:val="D9E8F7"/>
+        </w:rPr>
+        <w:t xml:space="preserve">    </w:t>
+      </w:r>
+      <w:proofErr w:type="gramStart"/>
+      <w:r>
+        <w:rPr>
+          <w:rFonts w:ascii="Consolas" w:hAnsi="Consolas"/>
+          <w:color w:val="CC6C1D"/>
+        </w:rPr>
+        <w:t>public</w:t>
+      </w:r>
+      <w:proofErr w:type="gramEnd"/>
+      <w:r>
+        <w:rPr>
+          <w:rFonts w:ascii="Consolas" w:hAnsi="Consolas"/>
+          <w:color w:val="D9E8F7"/>
+        </w:rPr>
+        <w:t xml:space="preserve"> </w:t>
+      </w:r>
+      <w:r>
+        <w:rPr>
+          <w:rFonts w:ascii="Consolas" w:hAnsi="Consolas"/>
+          <w:color w:val="CC6C1D"/>
+        </w:rPr>
+        <w:t>static</w:t>
+      </w:r>
+      <w:r>
+        <w:rPr>
+          <w:rFonts w:ascii="Consolas" w:hAnsi="Consolas"/>
+          <w:color w:val="D9E8F7"/>
+        </w:rPr>
+        <w:t xml:space="preserve"> </w:t>
+      </w:r>
+      <w:r>
+        <w:rPr>
+          <w:rFonts w:ascii="Consolas" w:hAnsi="Consolas"/>
+          <w:color w:val="CC6C1D"/>
+        </w:rPr>
+        <w:t>void</w:t>
+      </w:r>
+      <w:r>
+        <w:rPr>
+          <w:rFonts w:ascii="Consolas" w:hAnsi="Consolas"/>
+          <w:color w:val="D9E8F7"/>
+        </w:rPr>
+        <w:t xml:space="preserve"> </w:t>
+      </w:r>
+      <w:r>
+        <w:rPr>
+          <w:rFonts w:ascii="Consolas" w:hAnsi="Consolas"/>
+          <w:color w:val="1EB540"/>
+        </w:rPr>
+        <w:t>main</w:t>
+      </w:r>
+      <w:r>
+        <w:rPr>
+          <w:rFonts w:ascii="Consolas" w:hAnsi="Consolas"/>
+          <w:color w:val="F9FAF4"/>
+        </w:rPr>
+        <w:t>(</w:t>
+      </w:r>
+      <w:r>
+        <w:rPr>
+          <w:rFonts w:ascii="Consolas" w:hAnsi="Consolas"/>
+          <w:color w:val="1290C3"/>
+        </w:rPr>
+        <w:t>String</w:t>
+      </w:r>
+      <w:r>
+        <w:rPr>
+          <w:rFonts w:ascii="Consolas" w:hAnsi="Consolas"/>
+          <w:color w:val="F9FAF4"/>
+        </w:rPr>
+        <w:t>[]</w:t>
+      </w:r>
+      <w:r>
+        <w:rPr>
+          <w:rFonts w:ascii="Consolas" w:hAnsi="Consolas"/>
+          <w:color w:val="D9E8F7"/>
+        </w:rPr>
+        <w:t xml:space="preserve"> </w:t>
+      </w:r>
+      <w:proofErr w:type="spellStart"/>
+      <w:r>
+        <w:rPr>
+          <w:rFonts w:ascii="Consolas" w:hAnsi="Consolas"/>
+          <w:color w:val="79ABFF"/>
+        </w:rPr>
+        <w:t>args</w:t>
+      </w:r>
+      <w:proofErr w:type="spellEnd"/>
+      <w:r>
+        <w:rPr>
+          <w:rFonts w:ascii="Consolas" w:hAnsi="Consolas"/>
+          <w:color w:val="F9FAF4"/>
+        </w:rPr>
+        <w:t>)</w:t>
+      </w:r>
+      <w:r>
+        <w:rPr>
+          <w:rFonts w:ascii="Consolas" w:hAnsi="Consolas"/>
+          <w:color w:val="D9E8F7"/>
+        </w:rPr>
+        <w:t xml:space="preserve"> </w:t>
+      </w:r>
+      <w:r>
+        <w:rPr>
+          <w:rFonts w:ascii="Consolas" w:hAnsi="Consolas"/>
+          <w:color w:val="F9FAF4"/>
+        </w:rPr>
+        <w:t>{</w:t>
+      </w:r>
+    </w:p>
+    <w:p>
+      <w:pPr>
+        <w:pStyle w:val="NormalWeb"/>
+        <w:shd w:val="clear" w:color="auto" w:fill="1E1F22"/>
+        <w:spacing w:before="0" w:beforeAutospacing="0" w:after="0" w:afterAutospacing="0"/>
+        <w:rPr>
+          <w:rFonts w:ascii="Consolas" w:hAnsi="Consolas"/>
+          <w:color w:val="CCCCCC"/>
+        </w:rPr>
+      </w:pPr>
+    </w:p>
+    <w:p>
+      <w:pPr>
+        <w:pStyle w:val="NormalWeb"/>
+        <w:shd w:val="clear" w:color="auto" w:fill="1E1F22"/>
+        <w:spacing w:before="0" w:beforeAutospacing="0" w:after="0" w:afterAutospacing="0"/>
+        <w:rPr>
+          <w:rFonts w:ascii="Consolas" w:hAnsi="Consolas"/>
+          <w:color w:val="CCCCCC"/>
+        </w:rPr>
+      </w:pPr>
+      <w:r>
+        <w:rPr>
+          <w:rFonts w:ascii="Consolas" w:hAnsi="Consolas"/>
+          <w:color w:val="D9E8F7"/>
+        </w:rPr>
+        <w:t xml:space="preserve">        </w:t>
+      </w:r>
+      <w:proofErr w:type="gramStart"/>
+      <w:r>
+        <w:rPr>
+          <w:rFonts w:ascii="Consolas" w:hAnsi="Consolas"/>
+          <w:b/>
+          <w:bCs/>
+          <w:i/>
+          <w:iCs/>
+          <w:color w:val="8DDAF8"/>
+        </w:rPr>
+        <w:t>LOGGER</w:t>
+      </w:r>
+      <w:r>
+        <w:rPr>
+          <w:rFonts w:ascii="Consolas" w:hAnsi="Consolas"/>
+          <w:color w:val="E6E6FA"/>
+        </w:rPr>
+        <w:t>.</w:t>
+      </w:r>
+      <w:r>
+        <w:rPr>
+          <w:rFonts w:ascii="Consolas" w:hAnsi="Consolas"/>
+          <w:color w:val="80F6A7"/>
+        </w:rPr>
+        <w:t>info</w:t>
+      </w:r>
+      <w:r>
+        <w:rPr>
+          <w:rFonts w:ascii="Consolas" w:hAnsi="Consolas"/>
+          <w:color w:val="F9FAF4"/>
+        </w:rPr>
+        <w:t>(</w:t>
+      </w:r>
+      <w:proofErr w:type="gramEnd"/>
+      <w:r>
+        <w:rPr>
+          <w:rFonts w:ascii="Consolas" w:hAnsi="Consolas"/>
+          <w:color w:val="17C6A3"/>
+        </w:rPr>
+        <w:t>"START"</w:t>
+      </w:r>
+      <w:r>
+        <w:rPr>
+          <w:rFonts w:ascii="Consolas" w:hAnsi="Consolas"/>
+          <w:color w:val="F9FAF4"/>
+        </w:rPr>
+        <w:t>)</w:t>
+      </w:r>
+      <w:r>
+        <w:rPr>
+          <w:rFonts w:ascii="Consolas" w:hAnsi="Consolas"/>
+          <w:color w:val="E6E6FA"/>
+        </w:rPr>
+        <w:t>;</w:t>
+      </w:r>
+    </w:p>
+    <w:p>
+      <w:pPr>
+        <w:pStyle w:val="NormalWeb"/>
+        <w:shd w:val="clear" w:color="auto" w:fill="1E1F22"/>
+        <w:spacing w:before="0" w:beforeAutospacing="0" w:after="0" w:afterAutospacing="0"/>
+        <w:rPr>
+          <w:rFonts w:ascii="Consolas" w:hAnsi="Consolas"/>
+          <w:color w:val="CCCCCC"/>
+        </w:rPr>
+      </w:pPr>
+    </w:p>
+    <w:p>
+      <w:pPr>
+        <w:pStyle w:val="NormalWeb"/>
+        <w:shd w:val="clear" w:color="auto" w:fill="1E1F22"/>
+        <w:spacing w:before="0" w:beforeAutospacing="0" w:after="0" w:afterAutospacing="0"/>
+        <w:rPr>
+          <w:rFonts w:ascii="Consolas" w:hAnsi="Consolas"/>
+          <w:color w:val="CCCCCC"/>
+        </w:rPr>
+      </w:pPr>
+      <w:r>
+        <w:rPr>
+          <w:rFonts w:ascii="Consolas" w:hAnsi="Consolas"/>
+          <w:color w:val="D9E8F7"/>
+        </w:rPr>
+        <w:t xml:space="preserve">        </w:t>
+      </w:r>
+      <w:proofErr w:type="spellStart"/>
+      <w:proofErr w:type="gramStart"/>
+      <w:r>
+        <w:rPr>
+          <w:rFonts w:ascii="Consolas" w:hAnsi="Consolas"/>
+          <w:color w:val="1290C3"/>
+        </w:rPr>
+        <w:t>SpringApplication</w:t>
+      </w:r>
+      <w:r>
+        <w:rPr>
+          <w:rFonts w:ascii="Consolas" w:hAnsi="Consolas"/>
+          <w:color w:val="E6E6FA"/>
+        </w:rPr>
+        <w:t>.</w:t>
+      </w:r>
+      <w:r>
+        <w:rPr>
+          <w:rFonts w:ascii="Consolas" w:hAnsi="Consolas"/>
+          <w:i/>
+          <w:iCs/>
+          <w:color w:val="96EC3F"/>
+        </w:rPr>
         <w:t>run</w:t>
       </w:r>
       <w:proofErr w:type="spellEnd"/>
@@ -600,7 +1044,7 @@
           <w:rFonts w:ascii="Consolas" w:hAnsi="Consolas"/>
           <w:color w:val="1290C3"/>
         </w:rPr>
-        <w:t>SpringRestApplication</w:t>
+        <w:t>SpringLearnApplication</w:t>
       </w:r>
       <w:r>
         <w:rPr>
@@ -665,6 +1109,90 @@
           <w:color w:val="CCCCCC"/>
         </w:rPr>
       </w:pPr>
+    </w:p>
+    <w:p>
+      <w:pPr>
+        <w:pStyle w:val="NormalWeb"/>
+        <w:shd w:val="clear" w:color="auto" w:fill="1E1F22"/>
+        <w:spacing w:before="0" w:beforeAutospacing="0" w:after="0" w:afterAutospacing="0"/>
+        <w:rPr>
+          <w:rFonts w:ascii="Consolas" w:hAnsi="Consolas"/>
+          <w:color w:val="CCCCCC"/>
+        </w:rPr>
+      </w:pPr>
+      <w:r>
+        <w:rPr>
+          <w:rFonts w:ascii="Consolas" w:hAnsi="Consolas"/>
+          <w:color w:val="D9E8F7"/>
+        </w:rPr>
+        <w:t xml:space="preserve">        </w:t>
+      </w:r>
+      <w:proofErr w:type="gramStart"/>
+      <w:r>
+        <w:rPr>
+          <w:rFonts w:ascii="Consolas" w:hAnsi="Consolas"/>
+          <w:b/>
+          <w:bCs/>
+          <w:i/>
+          <w:iCs/>
+          <w:color w:val="8DDAF8"/>
+        </w:rPr>
+        <w:t>LOGGER</w:t>
+      </w:r>
+      <w:r>
+        <w:rPr>
+          <w:rFonts w:ascii="Consolas" w:hAnsi="Consolas"/>
+          <w:color w:val="E6E6FA"/>
+        </w:rPr>
+        <w:t>.</w:t>
+      </w:r>
+      <w:r>
+        <w:rPr>
+          <w:rFonts w:ascii="Consolas" w:hAnsi="Consolas"/>
+          <w:color w:val="80F6A7"/>
+        </w:rPr>
+        <w:t>info</w:t>
+      </w:r>
+      <w:r>
+        <w:rPr>
+          <w:rFonts w:ascii="Consolas" w:hAnsi="Consolas"/>
+          <w:color w:val="F9FAF4"/>
+        </w:rPr>
+        <w:t>(</w:t>
+      </w:r>
+      <w:proofErr w:type="gramEnd"/>
+      <w:r>
+        <w:rPr>
+          <w:rFonts w:ascii="Consolas" w:hAnsi="Consolas"/>
+          <w:color w:val="17C6A3"/>
+        </w:rPr>
+        <w:t>"END"</w:t>
+      </w:r>
+      <w:r>
+        <w:rPr>
+          <w:rFonts w:ascii="Consolas" w:hAnsi="Consolas"/>
+          <w:color w:val="F9FAF4"/>
+        </w:rPr>
+        <w:t>)</w:t>
+      </w:r>
+      <w:r>
+        <w:rPr>
+          <w:rFonts w:ascii="Consolas" w:hAnsi="Consolas"/>
+          <w:color w:val="E6E6FA"/>
+        </w:rPr>
+        <w:t>;</w:t>
+      </w:r>
+    </w:p>
+    <w:p>
+      <w:pPr>
+        <w:pStyle w:val="NormalWeb"/>
+        <w:shd w:val="clear" w:color="auto" w:fill="1E1F22"/>
+        <w:spacing w:before="0" w:beforeAutospacing="0" w:after="0" w:afterAutospacing="0"/>
+        <w:rPr>
+          <w:rFonts w:ascii="Consolas" w:hAnsi="Consolas"/>
+          <w:color w:val="CCCCCC"/>
+        </w:rPr>
+      </w:pPr>
       <w:r>
         <w:rPr>
           <w:rFonts w:ascii="Consolas" w:hAnsi="Consolas"/>
@@ -715,6 +1243,7 @@
           <w:rFonts w:ascii="Consolas" w:hAnsi="Consolas"/>
           <w:color w:val="CC6C1D"/>
         </w:rPr>
+        <w:lastRenderedPageBreak/>
         <w:t>package</w:t>
       </w:r>
       <w:proofErr w:type="gramEnd"/>
@@ -745,7 +1274,7 @@
           <w:rFonts w:ascii="Consolas" w:hAnsi="Consolas"/>
           <w:color w:val="D9E8F7"/>
         </w:rPr>
-        <w:t>demo</w:t>
+        <w:t>cognizant</w:t>
       </w:r>
       <w:r>
         <w:rPr>
@@ -759,6 +1288,20 @@
           <w:rFonts w:ascii="Consolas" w:hAnsi="Consolas"/>
           <w:color w:val="D9E8F7"/>
         </w:rPr>
+        <w:t>springlearn</w:t>
+      </w:r>
+      <w:r>
+        <w:rPr>
+          <w:rFonts w:ascii="Consolas" w:hAnsi="Consolas"/>
+          <w:color w:val="E6E6FA"/>
+        </w:rPr>
+        <w:t>.</w:t>
+      </w:r>
+      <w:r>
+        <w:rPr>
+          <w:rFonts w:ascii="Consolas" w:hAnsi="Consolas"/>
+          <w:color w:val="D9E8F7"/>
+        </w:rPr>
         <w:t>controller</w:t>
       </w:r>
       <w:proofErr w:type="spellEnd"/>
@@ -780,6 +1323,130 @@
           <w:color w:val="CCCCCC"/>
         </w:rPr>
       </w:pPr>
+    </w:p>
+    <w:p>
+      <w:pPr>
+        <w:pStyle w:val="NormalWeb"/>
+        <w:shd w:val="clear" w:color="auto" w:fill="1E1F22"/>
+        <w:spacing w:before="0" w:beforeAutospacing="0" w:after="0" w:afterAutospacing="0"/>
+        <w:rPr>
+          <w:rFonts w:ascii="Consolas" w:hAnsi="Consolas"/>
+          <w:color w:val="CCCCCC"/>
+        </w:rPr>
+      </w:pPr>
+      <w:proofErr w:type="gramStart"/>
+      <w:r>
+        <w:rPr>
+          <w:rFonts w:ascii="Consolas" w:hAnsi="Consolas"/>
+          <w:color w:val="CC6C1D"/>
+        </w:rPr>
+        <w:t>import</w:t>
+      </w:r>
+      <w:proofErr w:type="gramEnd"/>
+      <w:r>
+        <w:rPr>
+          <w:rFonts w:ascii="Consolas" w:hAnsi="Consolas"/>
+          <w:color w:val="D9E8F7"/>
+        </w:rPr>
+        <w:t xml:space="preserve"> org</w:t>
+      </w:r>
+      <w:r>
+        <w:rPr>
+          <w:rFonts w:ascii="Consolas" w:hAnsi="Consolas"/>
+          <w:color w:val="E6E6FA"/>
+        </w:rPr>
+        <w:t>.</w:t>
+      </w:r>
+      <w:r>
+        <w:rPr>
+          <w:rFonts w:ascii="Consolas" w:hAnsi="Consolas"/>
+          <w:color w:val="D9E8F7"/>
+        </w:rPr>
+        <w:t>slf4j</w:t>
+      </w:r>
+      <w:r>
+        <w:rPr>
+          <w:rFonts w:ascii="Consolas" w:hAnsi="Consolas"/>
+          <w:color w:val="E6E6FA"/>
+        </w:rPr>
+        <w:t>.</w:t>
+      </w:r>
+      <w:r>
+        <w:rPr>
+          <w:rFonts w:ascii="Consolas" w:hAnsi="Consolas"/>
+          <w:color w:val="D9E8F7"/>
+        </w:rPr>
+        <w:t>Logger</w:t>
+      </w:r>
+      <w:r>
+        <w:rPr>
+          <w:rFonts w:ascii="Consolas" w:hAnsi="Consolas"/>
+          <w:color w:val="E6E6FA"/>
+        </w:rPr>
+        <w:t>;</w:t>
+      </w:r>
+    </w:p>
+    <w:p>
+      <w:pPr>
+        <w:pStyle w:val="NormalWeb"/>
+        <w:shd w:val="clear" w:color="auto" w:fill="1E1F22"/>
+        <w:spacing w:before="0" w:beforeAutospacing="0" w:after="0" w:afterAutospacing="0"/>
+        <w:rPr>
+          <w:rFonts w:ascii="Consolas" w:hAnsi="Consolas"/>
+          <w:color w:val="CCCCCC"/>
+        </w:rPr>
+      </w:pPr>
+      <w:proofErr w:type="gramStart"/>
+      <w:r>
+        <w:rPr>
+          <w:rFonts w:ascii="Consolas" w:hAnsi="Consolas"/>
+          <w:color w:val="CC6C1D"/>
+        </w:rPr>
+        <w:t>import</w:t>
+      </w:r>
+      <w:proofErr w:type="gramEnd"/>
+      <w:r>
+        <w:rPr>
+          <w:rFonts w:ascii="Consolas" w:hAnsi="Consolas"/>
+          <w:color w:val="D9E8F7"/>
+        </w:rPr>
+        <w:t xml:space="preserve"> org</w:t>
+      </w:r>
+      <w:r>
+        <w:rPr>
+          <w:rFonts w:ascii="Consolas" w:hAnsi="Consolas"/>
+          <w:color w:val="E6E6FA"/>
+        </w:rPr>
+        <w:t>.</w:t>
+      </w:r>
+      <w:r>
+        <w:rPr>
+          <w:rFonts w:ascii="Consolas" w:hAnsi="Consolas"/>
+          <w:color w:val="D9E8F7"/>
+        </w:rPr>
+        <w:t>slf4j</w:t>
+      </w:r>
+      <w:r>
+        <w:rPr>
+          <w:rFonts w:ascii="Consolas" w:hAnsi="Consolas"/>
+          <w:color w:val="E6E6FA"/>
+        </w:rPr>
+        <w:t>.</w:t>
+      </w:r>
+      <w:r>
+        <w:rPr>
+          <w:rFonts w:ascii="Consolas" w:hAnsi="Consolas"/>
+          <w:color w:val="D9E8F7"/>
+        </w:rPr>
+        <w:t>LoggerFactory</w:t>
+      </w:r>
+      <w:r>
+        <w:rPr>
+          <w:rFonts w:ascii="Consolas" w:hAnsi="Consolas"/>
+          <w:color w:val="E6E6FA"/>
+        </w:rPr>
+        <w:t>;</w:t>
+      </w:r>
     </w:p>
     <w:p>
       <w:pPr>
@@ -1145,6 +1812,209 @@
       <w:r>
         <w:rPr>
           <w:rFonts w:ascii="Consolas" w:hAnsi="Consolas"/>
+          <w:color w:val="CC6C1D"/>
+        </w:rPr>
+        <w:t>private</w:t>
+      </w:r>
+      <w:proofErr w:type="gramEnd"/>
+      <w:r>
+        <w:rPr>
+          <w:rFonts w:ascii="Consolas" w:hAnsi="Consolas"/>
+          <w:color w:val="D9E8F7"/>
+        </w:rPr>
+        <w:t xml:space="preserve"> </w:t>
+      </w:r>
+      <w:r>
+        <w:rPr>
+          <w:rFonts w:ascii="Consolas" w:hAnsi="Consolas"/>
+          <w:color w:val="CC6C1D"/>
+        </w:rPr>
+        <w:t>static</w:t>
+      </w:r>
+      <w:r>
+        <w:rPr>
+          <w:rFonts w:ascii="Consolas" w:hAnsi="Consolas"/>
+          <w:color w:val="D9E8F7"/>
+        </w:rPr>
+        <w:t xml:space="preserve"> </w:t>
+      </w:r>
+      <w:r>
+        <w:rPr>
+          <w:rFonts w:ascii="Consolas" w:hAnsi="Consolas"/>
+          <w:color w:val="CC6C1D"/>
+        </w:rPr>
+        <w:t>final</w:t>
+      </w:r>
+      <w:r>
+        <w:rPr>
+          <w:rFonts w:ascii="Consolas" w:hAnsi="Consolas"/>
+          <w:color w:val="D9E8F7"/>
+        </w:rPr>
+        <w:t xml:space="preserve"> </w:t>
+      </w:r>
+      <w:r>
+        <w:rPr>
+          <w:rFonts w:ascii="Consolas" w:hAnsi="Consolas"/>
+          <w:color w:val="80F2F6"/>
+        </w:rPr>
+        <w:t>Logger</w:t>
+      </w:r>
+      <w:r>
+        <w:rPr>
+          <w:rFonts w:ascii="Consolas" w:hAnsi="Consolas"/>
+          <w:color w:val="D9E8F7"/>
+        </w:rPr>
+        <w:t xml:space="preserve"> </w:t>
+      </w:r>
+      <w:proofErr w:type="spellStart"/>
+      <w:r>
+        <w:rPr>
+          <w:rFonts w:ascii="Consolas" w:hAnsi="Consolas"/>
+          <w:b/>
+          <w:bCs/>
+          <w:i/>
+          <w:iCs/>
+          <w:color w:val="8DDAF8"/>
+        </w:rPr>
+        <w:t>LOGGER</w:t>
+      </w:r>
+      <w:proofErr w:type="spellEnd"/>
+      <w:r>
+        <w:rPr>
+          <w:rFonts w:ascii="Consolas" w:hAnsi="Consolas"/>
+          <w:color w:val="D9E8F7"/>
+        </w:rPr>
+        <w:t xml:space="preserve"> </w:t>
+      </w:r>
+      <w:r>
+        <w:rPr>
+          <w:rFonts w:ascii="Consolas" w:hAnsi="Consolas"/>
+          <w:color w:val="E6E6FA"/>
+        </w:rPr>
+        <w:t>=</w:t>
+      </w:r>
+    </w:p>
+    <w:p>
+      <w:pPr>
+        <w:pStyle w:val="NormalWeb"/>
+        <w:shd w:val="clear" w:color="auto" w:fill="1E1F22"/>
+        <w:spacing w:before="0" w:beforeAutospacing="0" w:after="0" w:afterAutospacing="0"/>
+        <w:rPr>
+          <w:rFonts w:ascii="Consolas" w:hAnsi="Consolas"/>
+          <w:color w:val="CCCCCC"/>
+        </w:rPr>
+      </w:pPr>
+      <w:r>
+        <w:rPr>
+          <w:rFonts w:ascii="Consolas" w:hAnsi="Consolas"/>
+          <w:color w:val="D9E8F7"/>
+        </w:rPr>
+        <w:t xml:space="preserve">            </w:t>
+      </w:r>
+      <w:proofErr w:type="spellStart"/>
+      <w:proofErr w:type="gramStart"/>
+      <w:r>
+        <w:rPr>
+          <w:rFonts w:ascii="Consolas" w:hAnsi="Consolas"/>
+          <w:color w:val="1290C3"/>
+        </w:rPr>
+        <w:t>LoggerFactory</w:t>
+      </w:r>
+      <w:r>
+        <w:rPr>
+          <w:rFonts w:ascii="Consolas" w:hAnsi="Consolas"/>
+          <w:color w:val="E6E6FA"/>
+        </w:rPr>
+        <w:t>.</w:t>
+      </w:r>
+      <w:r>
+        <w:rPr>
+          <w:rFonts w:ascii="Consolas" w:hAnsi="Consolas"/>
+          <w:i/>
+          <w:iCs/>
+          <w:color w:val="96EC3F"/>
+        </w:rPr>
+        <w:t>getLogger</w:t>
+      </w:r>
+      <w:proofErr w:type="spellEnd"/>
+      <w:r>
+        <w:rPr>
+          <w:rFonts w:ascii="Consolas" w:hAnsi="Consolas"/>
+          <w:color w:val="F9FAF4"/>
+        </w:rPr>
+        <w:t>(</w:t>
+      </w:r>
+      <w:proofErr w:type="spellStart"/>
+      <w:proofErr w:type="gramEnd"/>
+      <w:r>
+        <w:rPr>
+          <w:rFonts w:ascii="Consolas" w:hAnsi="Consolas"/>
+          <w:color w:val="1290C3"/>
+        </w:rPr>
+        <w:t>HelloController</w:t>
+      </w:r>
+      <w:r>
+        <w:rPr>
+          <w:rFonts w:ascii="Consolas" w:hAnsi="Consolas"/>
+          <w:color w:val="E6E6FA"/>
+        </w:rPr>
+        <w:t>.</w:t>
+      </w:r>
+      <w:r>
+        <w:rPr>
+          <w:rFonts w:ascii="Consolas" w:hAnsi="Consolas"/>
+          <w:color w:val="CC6C1D"/>
+        </w:rPr>
+        <w:t>class</w:t>
+      </w:r>
+      <w:proofErr w:type="spellEnd"/>
+      <w:r>
+        <w:rPr>
+          <w:rFonts w:ascii="Consolas" w:hAnsi="Consolas"/>
+          <w:color w:val="F9FAF4"/>
+        </w:rPr>
+        <w:t>)</w:t>
+      </w:r>
+      <w:r>
+        <w:rPr>
+          <w:rFonts w:ascii="Consolas" w:hAnsi="Consolas"/>
+          <w:color w:val="E6E6FA"/>
+        </w:rPr>
+        <w:t>;</w:t>
+      </w:r>
+    </w:p>
+    <w:p>
+      <w:pPr>
+        <w:pStyle w:val="NormalWeb"/>
+        <w:shd w:val="clear" w:color="auto" w:fill="1E1F22"/>
+        <w:spacing w:before="0" w:beforeAutospacing="0" w:after="0" w:afterAutospacing="0"/>
+        <w:rPr>
+          <w:rFonts w:ascii="Consolas" w:hAnsi="Consolas"/>
+          <w:color w:val="CCCCCC"/>
+        </w:rPr>
+      </w:pPr>
+    </w:p>
+    <w:p>
+      <w:pPr>
+        <w:pStyle w:val="NormalWeb"/>
+        <w:shd w:val="clear" w:color="auto" w:fill="1E1F22"/>
+        <w:spacing w:before="0" w:beforeAutospacing="0" w:after="0" w:afterAutospacing="0"/>
+        <w:rPr>
+          <w:rFonts w:ascii="Consolas" w:hAnsi="Consolas"/>
+          <w:color w:val="CCCCCC"/>
+        </w:rPr>
+      </w:pPr>
+      <w:r>
+        <w:rPr>
+          <w:rFonts w:ascii="Consolas" w:hAnsi="Consolas"/>
+          <w:color w:val="D9E8F7"/>
+        </w:rPr>
+        <w:t xml:space="preserve">    </w:t>
+      </w:r>
+      <w:proofErr w:type="gramStart"/>
+      <w:r>
+        <w:rPr>
+          <w:rFonts w:ascii="Consolas" w:hAnsi="Consolas"/>
           <w:i/>
           <w:iCs/>
           <w:color w:val="A0A0A0"/>
@@ -1232,13 +2102,15 @@
         </w:rPr>
         <w:t xml:space="preserve"> </w:t>
       </w:r>
+      <w:proofErr w:type="spellStart"/>
       <w:r>
         <w:rPr>
           <w:rFonts w:ascii="Consolas" w:hAnsi="Consolas"/>
           <w:color w:val="1EB540"/>
         </w:rPr>
-        <w:t>hello</w:t>
-      </w:r>
+        <w:t>sayHello</w:t>
+      </w:r>
+      <w:proofErr w:type="spellEnd"/>
       <w:r>
         <w:rPr>
           <w:rFonts w:ascii="Consolas" w:hAnsi="Consolas"/>
@@ -1271,6 +2143,17 @@
           <w:color w:val="CCCCCC"/>
         </w:rPr>
       </w:pPr>
+    </w:p>
+    <w:p>
+      <w:pPr>
+        <w:pStyle w:val="NormalWeb"/>
+        <w:shd w:val="clear" w:color="auto" w:fill="1E1F22"/>
+        <w:spacing w:before="0" w:beforeAutospacing="0" w:after="0" w:afterAutospacing="0"/>
+        <w:rPr>
+          <w:rFonts w:ascii="Consolas" w:hAnsi="Consolas"/>
+          <w:color w:val="CCCCCC"/>
+        </w:rPr>
+      </w:pPr>
       <w:r>
         <w:rPr>
           <w:rFonts w:ascii="Consolas" w:hAnsi="Consolas"/>
@@ -1282,6 +2165,268 @@
       <w:r>
         <w:rPr>
           <w:rFonts w:ascii="Consolas" w:hAnsi="Consolas"/>
+          <w:b/>
+          <w:bCs/>
+          <w:i/>
+          <w:iCs/>
+          <w:color w:val="8DDAF8"/>
+        </w:rPr>
+        <w:t>LOGGER</w:t>
+      </w:r>
+      <w:r>
+        <w:rPr>
+          <w:rFonts w:ascii="Consolas" w:hAnsi="Consolas"/>
+          <w:color w:val="E6E6FA"/>
+        </w:rPr>
+        <w:t>.</w:t>
+      </w:r>
+      <w:r>
+        <w:rPr>
+          <w:rFonts w:ascii="Consolas" w:hAnsi="Consolas"/>
+          <w:color w:val="80F6A7"/>
+        </w:rPr>
+        <w:t>info</w:t>
+      </w:r>
+      <w:r>
+        <w:rPr>
+          <w:rFonts w:ascii="Consolas" w:hAnsi="Consolas"/>
+          <w:color w:val="F9FAF4"/>
+        </w:rPr>
+        <w:t>(</w:t>
+      </w:r>
+      <w:proofErr w:type="gramEnd"/>
+      <w:r>
+        <w:rPr>
+          <w:rFonts w:ascii="Consolas" w:hAnsi="Consolas"/>
+          <w:color w:val="17C6A3"/>
+        </w:rPr>
+        <w:t>"START"</w:t>
+      </w:r>
+      <w:r>
+        <w:rPr>
+          <w:rFonts w:ascii="Consolas" w:hAnsi="Consolas"/>
+          <w:color w:val="F9FAF4"/>
+        </w:rPr>
+        <w:t>)</w:t>
+      </w:r>
+      <w:r>
+        <w:rPr>
+          <w:rFonts w:ascii="Consolas" w:hAnsi="Consolas"/>
+          <w:color w:val="E6E6FA"/>
+        </w:rPr>
+        <w:t>;</w:t>
+      </w:r>
+    </w:p>
+    <w:p>
+      <w:pPr>
+        <w:pStyle w:val="NormalWeb"/>
+        <w:shd w:val="clear" w:color="auto" w:fill="1E1F22"/>
+        <w:spacing w:before="0" w:beforeAutospacing="0" w:after="0" w:afterAutospacing="0"/>
+        <w:rPr>
+          <w:rFonts w:ascii="Consolas" w:hAnsi="Consolas"/>
+          <w:color w:val="CCCCCC"/>
+        </w:rPr>
+      </w:pPr>
+    </w:p>
+    <w:p>
+      <w:pPr>
+        <w:pStyle w:val="NormalWeb"/>
+        <w:shd w:val="clear" w:color="auto" w:fill="1E1F22"/>
+        <w:spacing w:before="0" w:beforeAutospacing="0" w:after="0" w:afterAutospacing="0"/>
+        <w:rPr>
+          <w:rFonts w:ascii="Consolas" w:hAnsi="Consolas"/>
+          <w:color w:val="CCCCCC"/>
+        </w:rPr>
+      </w:pPr>
+      <w:r>
+        <w:rPr>
+          <w:rFonts w:ascii="Consolas" w:hAnsi="Consolas"/>
+          <w:color w:val="D9E8F7"/>
+        </w:rPr>
+        <w:t xml:space="preserve">        </w:t>
+      </w:r>
+      <w:r>
+        <w:rPr>
+          <w:rFonts w:ascii="Consolas" w:hAnsi="Consolas"/>
+          <w:color w:val="1290C3"/>
+        </w:rPr>
+        <w:t>String</w:t>
+      </w:r>
+      <w:r>
+        <w:rPr>
+          <w:rFonts w:ascii="Consolas" w:hAnsi="Consolas"/>
+          <w:color w:val="D9E8F7"/>
+        </w:rPr>
+        <w:t xml:space="preserve"> </w:t>
+      </w:r>
+      <w:r>
+        <w:rPr>
+          <w:rFonts w:ascii="Consolas" w:hAnsi="Consolas"/>
+          <w:color w:val="F2F200"/>
+        </w:rPr>
+        <w:t>message</w:t>
+      </w:r>
+      <w:r>
+        <w:rPr>
+          <w:rFonts w:ascii="Consolas" w:hAnsi="Consolas"/>
+          <w:color w:val="D9E8F7"/>
+        </w:rPr>
+        <w:t xml:space="preserve"> </w:t>
+      </w:r>
+      <w:r>
+        <w:rPr>
+          <w:rFonts w:ascii="Consolas" w:hAnsi="Consolas"/>
+          <w:color w:val="E6E6FA"/>
+        </w:rPr>
+        <w:t>=</w:t>
+      </w:r>
+      <w:r>
+        <w:rPr>
+          <w:rFonts w:ascii="Consolas" w:hAnsi="Consolas"/>
+          <w:color w:val="D9E8F7"/>
+        </w:rPr>
+        <w:t xml:space="preserve"> </w:t>
+      </w:r>
+      <w:r>
+        <w:rPr>
+          <w:rFonts w:ascii="Consolas" w:hAnsi="Consolas"/>
+          <w:color w:val="17C6A3"/>
+        </w:rPr>
+        <w:t>"Hello World!!</w:t>
+      </w:r>
+      <w:proofErr w:type="gramStart"/>
+      <w:r>
+        <w:rPr>
+          <w:rFonts w:ascii="Consolas" w:hAnsi="Consolas"/>
+          <w:color w:val="17C6A3"/>
+        </w:rPr>
+        <w:t>"</w:t>
+      </w:r>
+      <w:r>
+        <w:rPr>
+          <w:rFonts w:ascii="Consolas" w:hAnsi="Consolas"/>
+          <w:color w:val="E6E6FA"/>
+        </w:rPr>
+        <w:t>;</w:t>
+      </w:r>
+      <w:proofErr w:type="gramEnd"/>
+    </w:p>
+    <w:p>
+      <w:pPr>
+        <w:pStyle w:val="NormalWeb"/>
+        <w:shd w:val="clear" w:color="auto" w:fill="1E1F22"/>
+        <w:spacing w:before="0" w:beforeAutospacing="0" w:after="0" w:afterAutospacing="0"/>
+        <w:rPr>
+          <w:rFonts w:ascii="Consolas" w:hAnsi="Consolas"/>
+          <w:color w:val="CCCCCC"/>
+        </w:rPr>
+      </w:pPr>
+    </w:p>
+    <w:p>
+      <w:pPr>
+        <w:pStyle w:val="NormalWeb"/>
+        <w:shd w:val="clear" w:color="auto" w:fill="1E1F22"/>
+        <w:spacing w:before="0" w:beforeAutospacing="0" w:after="0" w:afterAutospacing="0"/>
+        <w:rPr>
+          <w:rFonts w:ascii="Consolas" w:hAnsi="Consolas"/>
+          <w:color w:val="CCCCCC"/>
+        </w:rPr>
+      </w:pPr>
+      <w:r>
+        <w:rPr>
+          <w:rFonts w:ascii="Consolas" w:hAnsi="Consolas"/>
+          <w:color w:val="D9E8F7"/>
+        </w:rPr>
+        <w:t xml:space="preserve">        </w:t>
+      </w:r>
+      <w:proofErr w:type="gramStart"/>
+      <w:r>
+        <w:rPr>
+          <w:rFonts w:ascii="Consolas" w:hAnsi="Consolas"/>
+          <w:b/>
+          <w:bCs/>
+          <w:i/>
+          <w:iCs/>
+          <w:color w:val="8DDAF8"/>
+        </w:rPr>
+        <w:t>LOGGER</w:t>
+      </w:r>
+      <w:r>
+        <w:rPr>
+          <w:rFonts w:ascii="Consolas" w:hAnsi="Consolas"/>
+          <w:color w:val="E6E6FA"/>
+        </w:rPr>
+        <w:t>.</w:t>
+      </w:r>
+      <w:r>
+        <w:rPr>
+          <w:rFonts w:ascii="Consolas" w:hAnsi="Consolas"/>
+          <w:color w:val="80F6A7"/>
+        </w:rPr>
+        <w:t>info</w:t>
+      </w:r>
+      <w:r>
+        <w:rPr>
+          <w:rFonts w:ascii="Consolas" w:hAnsi="Consolas"/>
+          <w:color w:val="F9FAF4"/>
+        </w:rPr>
+        <w:t>(</w:t>
+      </w:r>
+      <w:proofErr w:type="gramEnd"/>
+      <w:r>
+        <w:rPr>
+          <w:rFonts w:ascii="Consolas" w:hAnsi="Consolas"/>
+          <w:color w:val="17C6A3"/>
+        </w:rPr>
+        <w:t>"END"</w:t>
+      </w:r>
+      <w:r>
+        <w:rPr>
+          <w:rFonts w:ascii="Consolas" w:hAnsi="Consolas"/>
+          <w:color w:val="F9FAF4"/>
+        </w:rPr>
+        <w:t>)</w:t>
+      </w:r>
+      <w:r>
+        <w:rPr>
+          <w:rFonts w:ascii="Consolas" w:hAnsi="Consolas"/>
+          <w:color w:val="E6E6FA"/>
+        </w:rPr>
+        <w:t>;</w:t>
+      </w:r>
+    </w:p>
+    <w:p>
+      <w:pPr>
+        <w:pStyle w:val="NormalWeb"/>
+        <w:shd w:val="clear" w:color="auto" w:fill="1E1F22"/>
+        <w:spacing w:before="0" w:beforeAutospacing="0" w:after="0" w:afterAutospacing="0"/>
+        <w:rPr>
+          <w:rFonts w:ascii="Consolas" w:hAnsi="Consolas"/>
+          <w:color w:val="CCCCCC"/>
+        </w:rPr>
+      </w:pPr>
+    </w:p>
+    <w:p>
+      <w:pPr>
+        <w:pStyle w:val="NormalWeb"/>
+        <w:shd w:val="clear" w:color="auto" w:fill="1E1F22"/>
+        <w:spacing w:before="0" w:beforeAutospacing="0" w:after="0" w:afterAutospacing="0"/>
+        <w:rPr>
+          <w:rFonts w:ascii="Consolas" w:hAnsi="Consolas"/>
+          <w:color w:val="CCCCCC"/>
+        </w:rPr>
+      </w:pPr>
+      <w:r>
+        <w:rPr>
+          <w:rFonts w:ascii="Consolas" w:hAnsi="Consolas"/>
+          <w:color w:val="D9E8F7"/>
+        </w:rPr>
+        <w:t xml:space="preserve">        </w:t>
+      </w:r>
+      <w:proofErr w:type="gramStart"/>
+      <w:r>
+        <w:rPr>
+          <w:rFonts w:ascii="Consolas" w:hAnsi="Consolas"/>
           <w:color w:val="CC6C1D"/>
         </w:rPr>
         <w:t>return</w:t>
@@ -1297,9 +2442,9 @@
       <w:r>
         <w:rPr>
           <w:rFonts w:ascii="Consolas" w:hAnsi="Consolas"/>
-          <w:color w:val="17C6A3"/>
-        </w:rPr>
-        <w:t>"Hello World REST Service"</w:t>
+          <w:color w:val="F3EC79"/>
+        </w:rPr>
+        <w:t>message</w:t>
       </w:r>
       <w:r>
         <w:rPr>
@@ -1349,8 +2494,2723 @@
           <w:rFonts w:ascii="Consolas" w:hAnsi="Consolas"/>
           <w:color w:val="F9FAF4"/>
         </w:rPr>
+        <w:t>}</w:t>
+      </w:r>
+    </w:p>
+    <w:p/>
+    <w:p>
+      <w:pPr>
+        <w:pStyle w:val="NormalWeb"/>
+        <w:shd w:val="clear" w:color="auto" w:fill="1E1F22"/>
+        <w:spacing w:before="0" w:beforeAutospacing="0" w:after="0" w:afterAutospacing="0"/>
+        <w:rPr>
+          <w:rFonts w:ascii="Consolas" w:hAnsi="Consolas"/>
+          <w:color w:val="CCCCCC"/>
+        </w:rPr>
+      </w:pPr>
+      <w:proofErr w:type="gramStart"/>
+      <w:r>
+        <w:rPr>
+          <w:rFonts w:ascii="Consolas" w:hAnsi="Consolas"/>
+          <w:color w:val="808080"/>
+        </w:rPr>
+        <w:t>&lt;?</w:t>
+      </w:r>
+      <w:r>
+        <w:rPr>
+          <w:rFonts w:ascii="Consolas" w:hAnsi="Consolas"/>
+          <w:color w:val="569CD6"/>
+        </w:rPr>
+        <w:t>xml</w:t>
+      </w:r>
+      <w:proofErr w:type="gramEnd"/>
+      <w:r>
+        <w:rPr>
+          <w:rFonts w:ascii="Consolas" w:hAnsi="Consolas"/>
+          <w:color w:val="9CDCFE"/>
+        </w:rPr>
+        <w:t xml:space="preserve"> version</w:t>
+      </w:r>
+      <w:r>
+        <w:rPr>
+          <w:rFonts w:ascii="Consolas" w:hAnsi="Consolas"/>
+          <w:color w:val="569CD6"/>
+        </w:rPr>
+        <w:t>=</w:t>
+      </w:r>
+      <w:r>
+        <w:rPr>
+          <w:rFonts w:ascii="Consolas" w:hAnsi="Consolas"/>
+          <w:color w:val="CE9178"/>
+        </w:rPr>
+        <w:t>"1.0"</w:t>
+      </w:r>
+      <w:r>
+        <w:rPr>
+          <w:rFonts w:ascii="Consolas" w:hAnsi="Consolas"/>
+          <w:color w:val="9CDCFE"/>
+        </w:rPr>
+        <w:t xml:space="preserve"> encoding</w:t>
+      </w:r>
+      <w:r>
+        <w:rPr>
+          <w:rFonts w:ascii="Consolas" w:hAnsi="Consolas"/>
+          <w:color w:val="569CD6"/>
+        </w:rPr>
+        <w:t>=</w:t>
+      </w:r>
+      <w:r>
+        <w:rPr>
+          <w:rFonts w:ascii="Consolas" w:hAnsi="Consolas"/>
+          <w:color w:val="CE9178"/>
+        </w:rPr>
+        <w:t>"UTF-8"</w:t>
+      </w:r>
+      <w:r>
+        <w:rPr>
+          <w:rFonts w:ascii="Consolas" w:hAnsi="Consolas"/>
+          <w:color w:val="808080"/>
+        </w:rPr>
+        <w:t>?&gt;</w:t>
+      </w:r>
+    </w:p>
+    <w:p>
+      <w:pPr>
+        <w:pStyle w:val="NormalWeb"/>
+        <w:shd w:val="clear" w:color="auto" w:fill="1E1F22"/>
+        <w:spacing w:before="0" w:beforeAutospacing="0" w:after="0" w:afterAutospacing="0"/>
+        <w:rPr>
+          <w:rFonts w:ascii="Consolas" w:hAnsi="Consolas"/>
+          <w:color w:val="CCCCCC"/>
+        </w:rPr>
+      </w:pPr>
+      <w:r>
+        <w:rPr>
+          <w:rFonts w:ascii="Consolas" w:hAnsi="Consolas"/>
+          <w:color w:val="808080"/>
+        </w:rPr>
+        <w:t>&lt;</w:t>
+      </w:r>
+      <w:r>
+        <w:rPr>
+          <w:rFonts w:ascii="Consolas" w:hAnsi="Consolas"/>
+          <w:color w:val="569CD6"/>
+        </w:rPr>
+        <w:t>project</w:t>
+      </w:r>
+      <w:r>
+        <w:rPr>
+          <w:rFonts w:ascii="Consolas" w:hAnsi="Consolas"/>
+          <w:color w:val="CCCCCC"/>
+        </w:rPr>
+        <w:t xml:space="preserve"> </w:t>
+      </w:r>
+      <w:proofErr w:type="spellStart"/>
+      <w:r>
+        <w:rPr>
+          <w:rFonts w:ascii="Consolas" w:hAnsi="Consolas"/>
+          <w:color w:val="9CDCFE"/>
+        </w:rPr>
+        <w:t>xmlns</w:t>
+      </w:r>
+      <w:proofErr w:type="spellEnd"/>
+      <w:r>
+        <w:rPr>
+          <w:rFonts w:ascii="Consolas" w:hAnsi="Consolas"/>
+          <w:color w:val="CCCCCC"/>
+        </w:rPr>
+        <w:t>=</w:t>
+      </w:r>
+      <w:r>
+        <w:rPr>
+          <w:rFonts w:ascii="Consolas" w:hAnsi="Consolas"/>
+          <w:color w:val="808080"/>
+        </w:rPr>
+        <w:t>"</w:t>
+      </w:r>
+      <w:r>
+        <w:rPr>
+          <w:rFonts w:ascii="Consolas" w:hAnsi="Consolas"/>
+          <w:color w:val="CE9178"/>
+        </w:rPr>
+        <w:t>http://maven.apache.org/POM/4.0.0</w:t>
+      </w:r>
+      <w:r>
+        <w:rPr>
+          <w:rFonts w:ascii="Consolas" w:hAnsi="Consolas"/>
+          <w:color w:val="808080"/>
+        </w:rPr>
+        <w:t>"</w:t>
+      </w:r>
+    </w:p>
+    <w:p>
+      <w:pPr>
+        <w:pStyle w:val="NormalWeb"/>
+        <w:shd w:val="clear" w:color="auto" w:fill="1E1F22"/>
+        <w:spacing w:before="0" w:beforeAutospacing="0" w:after="0" w:afterAutospacing="0"/>
+        <w:rPr>
+          <w:rFonts w:ascii="Consolas" w:hAnsi="Consolas"/>
+          <w:color w:val="CCCCCC"/>
+        </w:rPr>
+      </w:pPr>
+      <w:r>
+        <w:rPr>
+          <w:rFonts w:ascii="Consolas" w:hAnsi="Consolas"/>
+          <w:color w:val="CCCCCC"/>
+        </w:rPr>
+        <w:t xml:space="preserve">         </w:t>
+      </w:r>
+      <w:proofErr w:type="spellStart"/>
+      <w:r>
+        <w:rPr>
+          <w:rFonts w:ascii="Consolas" w:hAnsi="Consolas"/>
+          <w:color w:val="9CDCFE"/>
+        </w:rPr>
+        <w:t>xmlns:xsi</w:t>
+      </w:r>
+      <w:proofErr w:type="spellEnd"/>
+      <w:r>
+        <w:rPr>
+          <w:rFonts w:ascii="Consolas" w:hAnsi="Consolas"/>
+          <w:color w:val="CCCCCC"/>
+        </w:rPr>
+        <w:t>=</w:t>
+      </w:r>
+      <w:r>
+        <w:rPr>
+          <w:rFonts w:ascii="Consolas" w:hAnsi="Consolas"/>
+          <w:color w:val="808080"/>
+        </w:rPr>
+        <w:t>"</w:t>
+      </w:r>
+      <w:r>
+        <w:rPr>
+          <w:rFonts w:ascii="Consolas" w:hAnsi="Consolas"/>
+          <w:color w:val="CE9178"/>
+        </w:rPr>
+        <w:t>http://www.w3.org/2001/XMLSchema-instance</w:t>
+      </w:r>
+      <w:r>
+        <w:rPr>
+          <w:rFonts w:ascii="Consolas" w:hAnsi="Consolas"/>
+          <w:color w:val="808080"/>
+        </w:rPr>
+        <w:t>"</w:t>
+      </w:r>
+    </w:p>
+    <w:p>
+      <w:pPr>
+        <w:pStyle w:val="NormalWeb"/>
+        <w:shd w:val="clear" w:color="auto" w:fill="1E1F22"/>
+        <w:spacing w:before="0" w:beforeAutospacing="0" w:after="0" w:afterAutospacing="0"/>
+        <w:rPr>
+          <w:rFonts w:ascii="Consolas" w:hAnsi="Consolas"/>
+          <w:color w:val="CCCCCC"/>
+        </w:rPr>
+      </w:pPr>
+      <w:r>
+        <w:rPr>
+          <w:rFonts w:ascii="Consolas" w:hAnsi="Consolas"/>
+          <w:color w:val="CCCCCC"/>
+        </w:rPr>
+        <w:t xml:space="preserve">         </w:t>
+      </w:r>
+      <w:proofErr w:type="spellStart"/>
+      <w:r>
+        <w:rPr>
+          <w:rFonts w:ascii="Consolas" w:hAnsi="Consolas"/>
+          <w:color w:val="9CDCFE"/>
+        </w:rPr>
+        <w:t>xsi:schemaLocation</w:t>
+      </w:r>
+      <w:proofErr w:type="spellEnd"/>
+      <w:r>
+        <w:rPr>
+          <w:rFonts w:ascii="Consolas" w:hAnsi="Consolas"/>
+          <w:color w:val="CCCCCC"/>
+        </w:rPr>
+        <w:t>=</w:t>
+      </w:r>
+      <w:r>
+        <w:rPr>
+          <w:rFonts w:ascii="Consolas" w:hAnsi="Consolas"/>
+          <w:color w:val="808080"/>
+        </w:rPr>
+        <w:t>"</w:t>
+      </w:r>
+      <w:r>
+        <w:rPr>
+          <w:rFonts w:ascii="Consolas" w:hAnsi="Consolas"/>
+          <w:color w:val="CE9178"/>
+        </w:rPr>
+        <w:t>https://maven.apache.org/POM/4.0.0</w:t>
+      </w:r>
+    </w:p>
+    <w:p>
+      <w:pPr>
+        <w:pStyle w:val="NormalWeb"/>
+        <w:shd w:val="clear" w:color="auto" w:fill="1E1F22"/>
+        <w:spacing w:before="0" w:beforeAutospacing="0" w:after="0" w:afterAutospacing="0"/>
+        <w:rPr>
+          <w:rFonts w:ascii="Consolas" w:hAnsi="Consolas"/>
+          <w:color w:val="CCCCCC"/>
+        </w:rPr>
+      </w:pPr>
+      <w:r>
+        <w:rPr>
+          <w:rFonts w:ascii="Consolas" w:hAnsi="Consolas"/>
+          <w:color w:val="CE9178"/>
+        </w:rPr>
+        <w:t xml:space="preserve">         https://maven.apache.org/xsd/maven-4.0.0.xsd</w:t>
+      </w:r>
+      <w:r>
+        <w:rPr>
+          <w:rFonts w:ascii="Consolas" w:hAnsi="Consolas"/>
+          <w:color w:val="808080"/>
+        </w:rPr>
+        <w:t>"&gt;</w:t>
+      </w:r>
+    </w:p>
+    <w:p>
+      <w:pPr>
+        <w:pStyle w:val="NormalWeb"/>
+        <w:shd w:val="clear" w:color="auto" w:fill="1E1F22"/>
+        <w:spacing w:before="0" w:beforeAutospacing="0" w:after="0" w:afterAutospacing="0"/>
+        <w:rPr>
+          <w:rFonts w:ascii="Consolas" w:hAnsi="Consolas"/>
+          <w:color w:val="CCCCCC"/>
+        </w:rPr>
+      </w:pPr>
+    </w:p>
+    <w:p>
+      <w:pPr>
+        <w:pStyle w:val="NormalWeb"/>
+        <w:shd w:val="clear" w:color="auto" w:fill="1E1F22"/>
+        <w:spacing w:before="0" w:beforeAutospacing="0" w:after="0" w:afterAutospacing="0"/>
+        <w:rPr>
+          <w:rFonts w:ascii="Consolas" w:hAnsi="Consolas"/>
+          <w:color w:val="CCCCCC"/>
+        </w:rPr>
+      </w:pPr>
+      <w:r>
+        <w:rPr>
+          <w:rFonts w:ascii="Consolas" w:hAnsi="Consolas"/>
+          <w:color w:val="CCCCCC"/>
+        </w:rPr>
+        <w:t xml:space="preserve">    </w:t>
+      </w:r>
+      <w:r>
+        <w:rPr>
+          <w:rFonts w:ascii="Consolas" w:hAnsi="Consolas"/>
+          <w:color w:val="808080"/>
+        </w:rPr>
+        <w:t>&lt;</w:t>
+      </w:r>
+      <w:proofErr w:type="spellStart"/>
+      <w:r>
+        <w:rPr>
+          <w:rFonts w:ascii="Consolas" w:hAnsi="Consolas"/>
+          <w:color w:val="569CD6"/>
+        </w:rPr>
+        <w:t>modelVersion</w:t>
+      </w:r>
+      <w:proofErr w:type="spellEnd"/>
+      <w:r>
+        <w:rPr>
+          <w:rFonts w:ascii="Consolas" w:hAnsi="Consolas"/>
+          <w:color w:val="808080"/>
+        </w:rPr>
+        <w:t>&gt;</w:t>
+      </w:r>
+      <w:r>
+        <w:rPr>
+          <w:rFonts w:ascii="Consolas" w:hAnsi="Consolas"/>
+          <w:color w:val="CCCCCC"/>
+        </w:rPr>
+        <w:t>4.0.0</w:t>
+      </w:r>
+      <w:r>
+        <w:rPr>
+          <w:rFonts w:ascii="Consolas" w:hAnsi="Consolas"/>
+          <w:color w:val="808080"/>
+        </w:rPr>
+        <w:t>&lt;/</w:t>
+      </w:r>
+      <w:proofErr w:type="spellStart"/>
+      <w:r>
+        <w:rPr>
+          <w:rFonts w:ascii="Consolas" w:hAnsi="Consolas"/>
+          <w:color w:val="569CD6"/>
+        </w:rPr>
+        <w:t>modelVersion</w:t>
+      </w:r>
+      <w:proofErr w:type="spellEnd"/>
+      <w:r>
+        <w:rPr>
+          <w:rFonts w:ascii="Consolas" w:hAnsi="Consolas"/>
+          <w:color w:val="808080"/>
+        </w:rPr>
+        <w:t>&gt;</w:t>
+      </w:r>
+    </w:p>
+    <w:p>
+      <w:pPr>
+        <w:pStyle w:val="NormalWeb"/>
+        <w:shd w:val="clear" w:color="auto" w:fill="1E1F22"/>
+        <w:spacing w:before="0" w:beforeAutospacing="0" w:after="0" w:afterAutospacing="0"/>
+        <w:rPr>
+          <w:rFonts w:ascii="Consolas" w:hAnsi="Consolas"/>
+          <w:color w:val="CCCCCC"/>
+        </w:rPr>
+      </w:pPr>
+    </w:p>
+    <w:p>
+      <w:pPr>
+        <w:pStyle w:val="NormalWeb"/>
+        <w:shd w:val="clear" w:color="auto" w:fill="1E1F22"/>
+        <w:spacing w:before="0" w:beforeAutospacing="0" w:after="0" w:afterAutospacing="0"/>
+        <w:rPr>
+          <w:rFonts w:ascii="Consolas" w:hAnsi="Consolas"/>
+          <w:color w:val="CCCCCC"/>
+        </w:rPr>
+      </w:pPr>
+      <w:r>
+        <w:rPr>
+          <w:rFonts w:ascii="Consolas" w:hAnsi="Consolas"/>
+          <w:color w:val="CCCCCC"/>
+        </w:rPr>
+        <w:t xml:space="preserve">    </w:t>
+      </w:r>
+      <w:r>
+        <w:rPr>
+          <w:rFonts w:ascii="Consolas" w:hAnsi="Consolas"/>
+          <w:color w:val="808080"/>
+        </w:rPr>
+        <w:t>&lt;</w:t>
+      </w:r>
+      <w:proofErr w:type="gramStart"/>
+      <w:r>
+        <w:rPr>
+          <w:rFonts w:ascii="Consolas" w:hAnsi="Consolas"/>
+          <w:color w:val="569CD6"/>
+        </w:rPr>
+        <w:t>parent</w:t>
+      </w:r>
+      <w:proofErr w:type="gramEnd"/>
+      <w:r>
+        <w:rPr>
+          <w:rFonts w:ascii="Consolas" w:hAnsi="Consolas"/>
+          <w:color w:val="808080"/>
+        </w:rPr>
+        <w:t>&gt;</w:t>
+      </w:r>
+    </w:p>
+    <w:p>
+      <w:pPr>
+        <w:pStyle w:val="NormalWeb"/>
+        <w:shd w:val="clear" w:color="auto" w:fill="1E1F22"/>
+        <w:spacing w:before="0" w:beforeAutospacing="0" w:after="0" w:afterAutospacing="0"/>
+        <w:rPr>
+          <w:rFonts w:ascii="Consolas" w:hAnsi="Consolas"/>
+          <w:color w:val="CCCCCC"/>
+        </w:rPr>
+      </w:pPr>
+      <w:r>
+        <w:rPr>
+          <w:rFonts w:ascii="Consolas" w:hAnsi="Consolas"/>
+          <w:color w:val="CCCCCC"/>
+        </w:rPr>
+        <w:t xml:space="preserve">        </w:t>
+      </w:r>
+      <w:r>
+        <w:rPr>
+          <w:rFonts w:ascii="Consolas" w:hAnsi="Consolas"/>
+          <w:color w:val="808080"/>
+        </w:rPr>
+        <w:t>&lt;</w:t>
+      </w:r>
+      <w:proofErr w:type="spellStart"/>
+      <w:r>
+        <w:rPr>
+          <w:rFonts w:ascii="Consolas" w:hAnsi="Consolas"/>
+          <w:color w:val="569CD6"/>
+        </w:rPr>
+        <w:t>groupId</w:t>
+      </w:r>
+      <w:proofErr w:type="spellEnd"/>
+      <w:r>
+        <w:rPr>
+          <w:rFonts w:ascii="Consolas" w:hAnsi="Consolas"/>
+          <w:color w:val="808080"/>
+        </w:rPr>
+        <w:t>&gt;</w:t>
+      </w:r>
+      <w:proofErr w:type="spellStart"/>
+      <w:r>
+        <w:rPr>
+          <w:rFonts w:ascii="Consolas" w:hAnsi="Consolas"/>
+          <w:color w:val="CCCCCC"/>
+        </w:rPr>
+        <w:t>org.springframework.boot</w:t>
+      </w:r>
+      <w:proofErr w:type="spellEnd"/>
+      <w:r>
+        <w:rPr>
+          <w:rFonts w:ascii="Consolas" w:hAnsi="Consolas"/>
+          <w:color w:val="808080"/>
+        </w:rPr>
+        <w:t>&lt;/</w:t>
+      </w:r>
+      <w:proofErr w:type="spellStart"/>
+      <w:r>
+        <w:rPr>
+          <w:rFonts w:ascii="Consolas" w:hAnsi="Consolas"/>
+          <w:color w:val="569CD6"/>
+        </w:rPr>
+        <w:t>groupId</w:t>
+      </w:r>
+      <w:proofErr w:type="spellEnd"/>
+      <w:r>
+        <w:rPr>
+          <w:rFonts w:ascii="Consolas" w:hAnsi="Consolas"/>
+          <w:color w:val="808080"/>
+        </w:rPr>
+        <w:t>&gt;</w:t>
+      </w:r>
+    </w:p>
+    <w:p>
+      <w:pPr>
+        <w:pStyle w:val="NormalWeb"/>
+        <w:shd w:val="clear" w:color="auto" w:fill="1E1F22"/>
+        <w:spacing w:before="0" w:beforeAutospacing="0" w:after="0" w:afterAutospacing="0"/>
+        <w:rPr>
+          <w:rFonts w:ascii="Consolas" w:hAnsi="Consolas"/>
+          <w:color w:val="CCCCCC"/>
+        </w:rPr>
+      </w:pPr>
+      <w:r>
+        <w:rPr>
+          <w:rFonts w:ascii="Consolas" w:hAnsi="Consolas"/>
+          <w:color w:val="CCCCCC"/>
+        </w:rPr>
+        <w:t xml:space="preserve">        </w:t>
+      </w:r>
+      <w:r>
+        <w:rPr>
+          <w:rFonts w:ascii="Consolas" w:hAnsi="Consolas"/>
+          <w:color w:val="808080"/>
+        </w:rPr>
+        <w:t>&lt;</w:t>
+      </w:r>
+      <w:proofErr w:type="spellStart"/>
+      <w:proofErr w:type="gramStart"/>
+      <w:r>
+        <w:rPr>
+          <w:rFonts w:ascii="Consolas" w:hAnsi="Consolas"/>
+          <w:color w:val="569CD6"/>
+        </w:rPr>
+        <w:t>artifactId</w:t>
+      </w:r>
+      <w:proofErr w:type="spellEnd"/>
+      <w:r>
+        <w:rPr>
+          <w:rFonts w:ascii="Consolas" w:hAnsi="Consolas"/>
+          <w:color w:val="808080"/>
+        </w:rPr>
+        <w:t>&gt;</w:t>
+      </w:r>
+      <w:proofErr w:type="gramEnd"/>
+      <w:r>
+        <w:rPr>
+          <w:rFonts w:ascii="Consolas" w:hAnsi="Consolas"/>
+          <w:color w:val="CCCCCC"/>
+        </w:rPr>
+        <w:t>spring-boot-starter-parent</w:t>
+      </w:r>
+      <w:r>
+        <w:rPr>
+          <w:rFonts w:ascii="Consolas" w:hAnsi="Consolas"/>
+          <w:color w:val="808080"/>
+        </w:rPr>
+        <w:t>&lt;/</w:t>
+      </w:r>
+      <w:proofErr w:type="spellStart"/>
+      <w:r>
+        <w:rPr>
+          <w:rFonts w:ascii="Consolas" w:hAnsi="Consolas"/>
+          <w:color w:val="569CD6"/>
+        </w:rPr>
+        <w:t>artifactId</w:t>
+      </w:r>
+      <w:proofErr w:type="spellEnd"/>
+      <w:r>
+        <w:rPr>
+          <w:rFonts w:ascii="Consolas" w:hAnsi="Consolas"/>
+          <w:color w:val="808080"/>
+        </w:rPr>
+        <w:t>&gt;</w:t>
+      </w:r>
+    </w:p>
+    <w:p>
+      <w:pPr>
+        <w:pStyle w:val="NormalWeb"/>
+        <w:shd w:val="clear" w:color="auto" w:fill="1E1F22"/>
+        <w:spacing w:before="0" w:beforeAutospacing="0" w:after="0" w:afterAutospacing="0"/>
+        <w:rPr>
+          <w:rFonts w:ascii="Consolas" w:hAnsi="Consolas"/>
+          <w:color w:val="CCCCCC"/>
+        </w:rPr>
+      </w:pPr>
+      <w:r>
+        <w:rPr>
+          <w:rFonts w:ascii="Consolas" w:hAnsi="Consolas"/>
+          <w:color w:val="CCCCCC"/>
+        </w:rPr>
+        <w:t xml:space="preserve">        </w:t>
+      </w:r>
+      <w:r>
+        <w:rPr>
+          <w:rFonts w:ascii="Consolas" w:hAnsi="Consolas"/>
+          <w:color w:val="808080"/>
+        </w:rPr>
+        <w:t>&lt;</w:t>
+      </w:r>
+      <w:r>
+        <w:rPr>
+          <w:rFonts w:ascii="Consolas" w:hAnsi="Consolas"/>
+          <w:color w:val="569CD6"/>
+        </w:rPr>
+        <w:t>version</w:t>
+      </w:r>
+      <w:r>
+        <w:rPr>
+          <w:rFonts w:ascii="Consolas" w:hAnsi="Consolas"/>
+          <w:color w:val="808080"/>
+        </w:rPr>
+        <w:t>&gt;</w:t>
+      </w:r>
+      <w:r>
+        <w:rPr>
+          <w:rFonts w:ascii="Consolas" w:hAnsi="Consolas"/>
+          <w:color w:val="CCCCCC"/>
+        </w:rPr>
+        <w:t>3.5.3</w:t>
+      </w:r>
+      <w:r>
+        <w:rPr>
+          <w:rFonts w:ascii="Consolas" w:hAnsi="Consolas"/>
+          <w:color w:val="808080"/>
+        </w:rPr>
+        <w:t>&lt;/</w:t>
+      </w:r>
+      <w:r>
+        <w:rPr>
+          <w:rFonts w:ascii="Consolas" w:hAnsi="Consolas"/>
+          <w:color w:val="569CD6"/>
+        </w:rPr>
+        <w:t>version</w:t>
+      </w:r>
+      <w:r>
+        <w:rPr>
+          <w:rFonts w:ascii="Consolas" w:hAnsi="Consolas"/>
+          <w:color w:val="808080"/>
+        </w:rPr>
+        <w:t>&gt;</w:t>
+      </w:r>
+    </w:p>
+    <w:p>
+      <w:pPr>
+        <w:pStyle w:val="NormalWeb"/>
+        <w:shd w:val="clear" w:color="auto" w:fill="1E1F22"/>
+        <w:spacing w:before="0" w:beforeAutospacing="0" w:after="0" w:afterAutospacing="0"/>
+        <w:rPr>
+          <w:rFonts w:ascii="Consolas" w:hAnsi="Consolas"/>
+          <w:color w:val="CCCCCC"/>
+        </w:rPr>
+      </w:pPr>
+      <w:r>
+        <w:rPr>
+          <w:rFonts w:ascii="Consolas" w:hAnsi="Consolas"/>
+          <w:color w:val="CCCCCC"/>
+        </w:rPr>
+        <w:t xml:space="preserve">        </w:t>
+      </w:r>
+      <w:r>
+        <w:rPr>
+          <w:rFonts w:ascii="Consolas" w:hAnsi="Consolas"/>
+          <w:color w:val="808080"/>
+        </w:rPr>
+        <w:t>&lt;</w:t>
+      </w:r>
+      <w:proofErr w:type="spellStart"/>
+      <w:r>
+        <w:rPr>
+          <w:rFonts w:ascii="Consolas" w:hAnsi="Consolas"/>
+          <w:color w:val="569CD6"/>
+        </w:rPr>
+        <w:t>relativePath</w:t>
+      </w:r>
+      <w:proofErr w:type="spellEnd"/>
+      <w:r>
+        <w:rPr>
+          <w:rFonts w:ascii="Consolas" w:hAnsi="Consolas"/>
+          <w:color w:val="808080"/>
+        </w:rPr>
+        <w:t>/&gt;</w:t>
+      </w:r>
+    </w:p>
+    <w:p>
+      <w:pPr>
+        <w:pStyle w:val="NormalWeb"/>
+        <w:shd w:val="clear" w:color="auto" w:fill="1E1F22"/>
+        <w:spacing w:before="0" w:beforeAutospacing="0" w:after="0" w:afterAutospacing="0"/>
+        <w:rPr>
+          <w:rFonts w:ascii="Consolas" w:hAnsi="Consolas"/>
+          <w:color w:val="CCCCCC"/>
+        </w:rPr>
+      </w:pPr>
+      <w:r>
+        <w:rPr>
+          <w:rFonts w:ascii="Consolas" w:hAnsi="Consolas"/>
+          <w:color w:val="CCCCCC"/>
+        </w:rPr>
+        <w:t xml:space="preserve">    </w:t>
+      </w:r>
+      <w:r>
+        <w:rPr>
+          <w:rFonts w:ascii="Consolas" w:hAnsi="Consolas"/>
+          <w:color w:val="808080"/>
+        </w:rPr>
+        <w:t>&lt;/</w:t>
+      </w:r>
+      <w:r>
+        <w:rPr>
+          <w:rFonts w:ascii="Consolas" w:hAnsi="Consolas"/>
+          <w:color w:val="569CD6"/>
+        </w:rPr>
+        <w:t>parent</w:t>
+      </w:r>
+      <w:r>
+        <w:rPr>
+          <w:rFonts w:ascii="Consolas" w:hAnsi="Consolas"/>
+          <w:color w:val="808080"/>
+        </w:rPr>
+        <w:t>&gt;</w:t>
+      </w:r>
+    </w:p>
+    <w:p>
+      <w:pPr>
+        <w:pStyle w:val="NormalWeb"/>
+        <w:shd w:val="clear" w:color="auto" w:fill="1E1F22"/>
+        <w:spacing w:before="0" w:beforeAutospacing="0" w:after="0" w:afterAutospacing="0"/>
+        <w:rPr>
+          <w:rFonts w:ascii="Consolas" w:hAnsi="Consolas"/>
+          <w:color w:val="CCCCCC"/>
+        </w:rPr>
+      </w:pPr>
+    </w:p>
+    <w:p>
+      <w:pPr>
+        <w:pStyle w:val="NormalWeb"/>
+        <w:shd w:val="clear" w:color="auto" w:fill="1E1F22"/>
+        <w:spacing w:before="0" w:beforeAutospacing="0" w:after="0" w:afterAutospacing="0"/>
+        <w:rPr>
+          <w:rFonts w:ascii="Consolas" w:hAnsi="Consolas"/>
+          <w:color w:val="CCCCCC"/>
+        </w:rPr>
+      </w:pPr>
+      <w:r>
+        <w:rPr>
+          <w:rFonts w:ascii="Consolas" w:hAnsi="Consolas"/>
+          <w:color w:val="CCCCCC"/>
+        </w:rPr>
+        <w:t xml:space="preserve">    </w:t>
+      </w:r>
+      <w:r>
+        <w:rPr>
+          <w:rFonts w:ascii="Consolas" w:hAnsi="Consolas"/>
+          <w:color w:val="808080"/>
+        </w:rPr>
+        <w:t>&lt;</w:t>
+      </w:r>
+      <w:proofErr w:type="spellStart"/>
+      <w:proofErr w:type="gramStart"/>
+      <w:r>
+        <w:rPr>
+          <w:rFonts w:ascii="Consolas" w:hAnsi="Consolas"/>
+          <w:color w:val="569CD6"/>
+        </w:rPr>
+        <w:t>groupId</w:t>
+      </w:r>
+      <w:proofErr w:type="spellEnd"/>
+      <w:r>
+        <w:rPr>
+          <w:rFonts w:ascii="Consolas" w:hAnsi="Consolas"/>
+          <w:color w:val="808080"/>
+        </w:rPr>
+        <w:t>&gt;</w:t>
+      </w:r>
+      <w:proofErr w:type="spellStart"/>
+      <w:proofErr w:type="gramEnd"/>
+      <w:r>
+        <w:rPr>
+          <w:rFonts w:ascii="Consolas" w:hAnsi="Consolas"/>
+          <w:color w:val="CCCCCC"/>
+        </w:rPr>
+        <w:t>com.cognizant</w:t>
+      </w:r>
+      <w:proofErr w:type="spellEnd"/>
+      <w:r>
+        <w:rPr>
+          <w:rFonts w:ascii="Consolas" w:hAnsi="Consolas"/>
+          <w:color w:val="808080"/>
+        </w:rPr>
+        <w:t>&lt;/</w:t>
+      </w:r>
+      <w:proofErr w:type="spellStart"/>
+      <w:r>
+        <w:rPr>
+          <w:rFonts w:ascii="Consolas" w:hAnsi="Consolas"/>
+          <w:color w:val="569CD6"/>
+        </w:rPr>
+        <w:t>groupId</w:t>
+      </w:r>
+      <w:proofErr w:type="spellEnd"/>
+      <w:r>
+        <w:rPr>
+          <w:rFonts w:ascii="Consolas" w:hAnsi="Consolas"/>
+          <w:color w:val="808080"/>
+        </w:rPr>
+        <w:t>&gt;</w:t>
+      </w:r>
+    </w:p>
+    <w:p>
+      <w:pPr>
+        <w:pStyle w:val="NormalWeb"/>
+        <w:shd w:val="clear" w:color="auto" w:fill="1E1F22"/>
+        <w:spacing w:before="0" w:beforeAutospacing="0" w:after="0" w:afterAutospacing="0"/>
+        <w:rPr>
+          <w:rFonts w:ascii="Consolas" w:hAnsi="Consolas"/>
+          <w:color w:val="CCCCCC"/>
+        </w:rPr>
+      </w:pPr>
+      <w:r>
+        <w:rPr>
+          <w:rFonts w:ascii="Consolas" w:hAnsi="Consolas"/>
+          <w:color w:val="CCCCCC"/>
+        </w:rPr>
+        <w:t xml:space="preserve">    </w:t>
+      </w:r>
+      <w:r>
+        <w:rPr>
+          <w:rFonts w:ascii="Consolas" w:hAnsi="Consolas"/>
+          <w:color w:val="808080"/>
+        </w:rPr>
+        <w:t>&lt;</w:t>
+      </w:r>
+      <w:proofErr w:type="spellStart"/>
+      <w:proofErr w:type="gramStart"/>
+      <w:r>
+        <w:rPr>
+          <w:rFonts w:ascii="Consolas" w:hAnsi="Consolas"/>
+          <w:color w:val="569CD6"/>
+          <w:bdr w:val="single" w:sz="8" w:space="0" w:color="324678" w:frame="1"/>
+        </w:rPr>
+        <w:t>artifactId</w:t>
+      </w:r>
+      <w:proofErr w:type="spellEnd"/>
+      <w:r>
+        <w:rPr>
+          <w:rFonts w:ascii="Consolas" w:hAnsi="Consolas"/>
+          <w:color w:val="808080"/>
+        </w:rPr>
+        <w:t>&gt;</w:t>
+      </w:r>
+      <w:proofErr w:type="gramEnd"/>
+      <w:r>
+        <w:rPr>
+          <w:rFonts w:ascii="Consolas" w:hAnsi="Consolas"/>
+          <w:color w:val="CCCCCC"/>
+        </w:rPr>
+        <w:t>spring-learn</w:t>
+      </w:r>
+      <w:r>
+        <w:rPr>
+          <w:rFonts w:ascii="Consolas" w:hAnsi="Consolas"/>
+          <w:color w:val="808080"/>
+        </w:rPr>
+        <w:t>&lt;/</w:t>
+      </w:r>
+      <w:proofErr w:type="spellStart"/>
+      <w:r>
+        <w:rPr>
+          <w:rFonts w:ascii="Consolas" w:hAnsi="Consolas"/>
+          <w:color w:val="569CD6"/>
+          <w:shd w:val="clear" w:color="auto" w:fill="429CFF"/>
+        </w:rPr>
+        <w:t>artifactId</w:t>
+      </w:r>
+      <w:proofErr w:type="spellEnd"/>
+      <w:r>
+        <w:rPr>
+          <w:rFonts w:ascii="Consolas" w:hAnsi="Consolas"/>
+          <w:color w:val="808080"/>
+        </w:rPr>
+        <w:t>&gt;</w:t>
+      </w:r>
+    </w:p>
+    <w:p>
+      <w:pPr>
+        <w:pStyle w:val="NormalWeb"/>
+        <w:shd w:val="clear" w:color="auto" w:fill="1E1F22"/>
+        <w:spacing w:before="0" w:beforeAutospacing="0" w:after="0" w:afterAutospacing="0"/>
+        <w:rPr>
+          <w:rFonts w:ascii="Consolas" w:hAnsi="Consolas"/>
+          <w:color w:val="CCCCCC"/>
+        </w:rPr>
+      </w:pPr>
+      <w:r>
+        <w:rPr>
+          <w:rFonts w:ascii="Consolas" w:hAnsi="Consolas"/>
+          <w:color w:val="CCCCCC"/>
+        </w:rPr>
+        <w:t xml:space="preserve">    </w:t>
+      </w:r>
+      <w:r>
+        <w:rPr>
+          <w:rFonts w:ascii="Consolas" w:hAnsi="Consolas"/>
+          <w:color w:val="808080"/>
+        </w:rPr>
+        <w:t>&lt;</w:t>
+      </w:r>
+      <w:r>
+        <w:rPr>
+          <w:rFonts w:ascii="Consolas" w:hAnsi="Consolas"/>
+          <w:color w:val="569CD6"/>
+        </w:rPr>
+        <w:t>version</w:t>
+      </w:r>
+      <w:r>
+        <w:rPr>
+          <w:rFonts w:ascii="Consolas" w:hAnsi="Consolas"/>
+          <w:color w:val="808080"/>
+        </w:rPr>
+        <w:t>&gt;</w:t>
+      </w:r>
+      <w:r>
+        <w:rPr>
+          <w:rFonts w:ascii="Consolas" w:hAnsi="Consolas"/>
+          <w:color w:val="CCCCCC"/>
+        </w:rPr>
+        <w:t>0.0.1-SNAPSHOT</w:t>
+      </w:r>
+      <w:r>
+        <w:rPr>
+          <w:rFonts w:ascii="Consolas" w:hAnsi="Consolas"/>
+          <w:color w:val="808080"/>
+        </w:rPr>
+        <w:t>&lt;/</w:t>
+      </w:r>
+      <w:r>
+        <w:rPr>
+          <w:rFonts w:ascii="Consolas" w:hAnsi="Consolas"/>
+          <w:color w:val="569CD6"/>
+        </w:rPr>
+        <w:t>version</w:t>
+      </w:r>
+      <w:r>
+        <w:rPr>
+          <w:rFonts w:ascii="Consolas" w:hAnsi="Consolas"/>
+          <w:color w:val="808080"/>
+        </w:rPr>
+        <w:t>&gt;</w:t>
+      </w:r>
+    </w:p>
+    <w:p>
+      <w:pPr>
+        <w:pStyle w:val="NormalWeb"/>
+        <w:shd w:val="clear" w:color="auto" w:fill="1E1F22"/>
+        <w:spacing w:before="0" w:beforeAutospacing="0" w:after="0" w:afterAutospacing="0"/>
+        <w:rPr>
+          <w:rFonts w:ascii="Consolas" w:hAnsi="Consolas"/>
+          <w:color w:val="CCCCCC"/>
+        </w:rPr>
+      </w:pPr>
+    </w:p>
+    <w:p>
+      <w:pPr>
+        <w:pStyle w:val="NormalWeb"/>
+        <w:shd w:val="clear" w:color="auto" w:fill="1E1F22"/>
+        <w:spacing w:before="0" w:beforeAutospacing="0" w:after="0" w:afterAutospacing="0"/>
+        <w:rPr>
+          <w:rFonts w:ascii="Consolas" w:hAnsi="Consolas"/>
+          <w:color w:val="CCCCCC"/>
+        </w:rPr>
+      </w:pPr>
+      <w:r>
+        <w:rPr>
+          <w:rFonts w:ascii="Consolas" w:hAnsi="Consolas"/>
+          <w:color w:val="CCCCCC"/>
+        </w:rPr>
+        <w:t xml:space="preserve">    </w:t>
+      </w:r>
+      <w:r>
+        <w:rPr>
+          <w:rFonts w:ascii="Consolas" w:hAnsi="Consolas"/>
+          <w:color w:val="808080"/>
+        </w:rPr>
+        <w:t>&lt;</w:t>
+      </w:r>
+      <w:proofErr w:type="gramStart"/>
+      <w:r>
+        <w:rPr>
+          <w:rFonts w:ascii="Consolas" w:hAnsi="Consolas"/>
+          <w:color w:val="569CD6"/>
+        </w:rPr>
+        <w:t>name</w:t>
+      </w:r>
+      <w:r>
+        <w:rPr>
+          <w:rFonts w:ascii="Consolas" w:hAnsi="Consolas"/>
+          <w:color w:val="808080"/>
+        </w:rPr>
+        <w:t>&gt;</w:t>
+      </w:r>
+      <w:proofErr w:type="gramEnd"/>
+      <w:r>
+        <w:rPr>
+          <w:rFonts w:ascii="Consolas" w:hAnsi="Consolas"/>
+          <w:color w:val="CCCCCC"/>
+        </w:rPr>
+        <w:t>spring-learn</w:t>
+      </w:r>
+      <w:r>
+        <w:rPr>
+          <w:rFonts w:ascii="Consolas" w:hAnsi="Consolas"/>
+          <w:color w:val="808080"/>
+        </w:rPr>
+        <w:t>&lt;/</w:t>
+      </w:r>
+      <w:r>
+        <w:rPr>
+          <w:rFonts w:ascii="Consolas" w:hAnsi="Consolas"/>
+          <w:color w:val="569CD6"/>
+        </w:rPr>
+        <w:t>name</w:t>
+      </w:r>
+      <w:r>
+        <w:rPr>
+          <w:rFonts w:ascii="Consolas" w:hAnsi="Consolas"/>
+          <w:color w:val="808080"/>
+        </w:rPr>
+        <w:t>&gt;</w:t>
+      </w:r>
+    </w:p>
+    <w:p>
+      <w:pPr>
+        <w:pStyle w:val="NormalWeb"/>
+        <w:shd w:val="clear" w:color="auto" w:fill="1E1F22"/>
+        <w:spacing w:before="0" w:beforeAutospacing="0" w:after="0" w:afterAutospacing="0"/>
+        <w:rPr>
+          <w:rFonts w:ascii="Consolas" w:hAnsi="Consolas"/>
+          <w:color w:val="CCCCCC"/>
+        </w:rPr>
+      </w:pPr>
+      <w:r>
+        <w:rPr>
+          <w:rFonts w:ascii="Consolas" w:hAnsi="Consolas"/>
+          <w:color w:val="CCCCCC"/>
+        </w:rPr>
+        <w:t xml:space="preserve">    </w:t>
+      </w:r>
+      <w:r>
+        <w:rPr>
+          <w:rFonts w:ascii="Consolas" w:hAnsi="Consolas"/>
+          <w:color w:val="808080"/>
+        </w:rPr>
+        <w:t>&lt;</w:t>
+      </w:r>
+      <w:proofErr w:type="gramStart"/>
+      <w:r>
+        <w:rPr>
+          <w:rFonts w:ascii="Consolas" w:hAnsi="Consolas"/>
+          <w:color w:val="569CD6"/>
+        </w:rPr>
+        <w:t>description</w:t>
+      </w:r>
+      <w:r>
+        <w:rPr>
+          <w:rFonts w:ascii="Consolas" w:hAnsi="Consolas"/>
+          <w:color w:val="808080"/>
+        </w:rPr>
+        <w:t>&gt;</w:t>
+      </w:r>
+      <w:proofErr w:type="gramEnd"/>
+      <w:r>
+        <w:rPr>
+          <w:rFonts w:ascii="Consolas" w:hAnsi="Consolas"/>
+          <w:color w:val="CCCCCC"/>
+        </w:rPr>
+        <w:t>Spring Learn Project</w:t>
+      </w:r>
+      <w:r>
+        <w:rPr>
+          <w:rFonts w:ascii="Consolas" w:hAnsi="Consolas"/>
+          <w:color w:val="808080"/>
+        </w:rPr>
+        <w:t>&lt;/</w:t>
+      </w:r>
+      <w:r>
+        <w:rPr>
+          <w:rFonts w:ascii="Consolas" w:hAnsi="Consolas"/>
+          <w:color w:val="569CD6"/>
+        </w:rPr>
+        <w:t>description</w:t>
+      </w:r>
+      <w:r>
+        <w:rPr>
+          <w:rFonts w:ascii="Consolas" w:hAnsi="Consolas"/>
+          <w:color w:val="808080"/>
+        </w:rPr>
+        <w:t>&gt;</w:t>
+      </w:r>
+    </w:p>
+    <w:p>
+      <w:pPr>
+        <w:pStyle w:val="NormalWeb"/>
+        <w:shd w:val="clear" w:color="auto" w:fill="1E1F22"/>
+        <w:spacing w:before="0" w:beforeAutospacing="0" w:after="0" w:afterAutospacing="0"/>
+        <w:rPr>
+          <w:rFonts w:ascii="Consolas" w:hAnsi="Consolas"/>
+          <w:color w:val="CCCCCC"/>
+        </w:rPr>
+      </w:pPr>
+    </w:p>
+    <w:p>
+      <w:pPr>
+        <w:pStyle w:val="NormalWeb"/>
+        <w:shd w:val="clear" w:color="auto" w:fill="1E1F22"/>
+        <w:spacing w:before="0" w:beforeAutospacing="0" w:after="0" w:afterAutospacing="0"/>
+        <w:rPr>
+          <w:rFonts w:ascii="Consolas" w:hAnsi="Consolas"/>
+          <w:color w:val="CCCCCC"/>
+        </w:rPr>
+      </w:pPr>
+      <w:r>
+        <w:rPr>
+          <w:rFonts w:ascii="Consolas" w:hAnsi="Consolas"/>
+          <w:color w:val="CCCCCC"/>
+        </w:rPr>
         <w:lastRenderedPageBreak/>
-        <w:t>}</w:t>
+        <w:t xml:space="preserve">    </w:t>
+      </w:r>
+      <w:r>
+        <w:rPr>
+          <w:rFonts w:ascii="Consolas" w:hAnsi="Consolas"/>
+          <w:color w:val="808080"/>
+        </w:rPr>
+        <w:t>&lt;</w:t>
+      </w:r>
+      <w:proofErr w:type="gramStart"/>
+      <w:r>
+        <w:rPr>
+          <w:rFonts w:ascii="Consolas" w:hAnsi="Consolas"/>
+          <w:color w:val="569CD6"/>
+        </w:rPr>
+        <w:t>properties</w:t>
+      </w:r>
+      <w:proofErr w:type="gramEnd"/>
+      <w:r>
+        <w:rPr>
+          <w:rFonts w:ascii="Consolas" w:hAnsi="Consolas"/>
+          <w:color w:val="808080"/>
+        </w:rPr>
+        <w:t>&gt;</w:t>
+      </w:r>
+    </w:p>
+    <w:p>
+      <w:pPr>
+        <w:pStyle w:val="NormalWeb"/>
+        <w:shd w:val="clear" w:color="auto" w:fill="1E1F22"/>
+        <w:spacing w:before="0" w:beforeAutospacing="0" w:after="0" w:afterAutospacing="0"/>
+        <w:rPr>
+          <w:rFonts w:ascii="Consolas" w:hAnsi="Consolas"/>
+          <w:color w:val="CCCCCC"/>
+        </w:rPr>
+      </w:pPr>
+      <w:r>
+        <w:rPr>
+          <w:rFonts w:ascii="Consolas" w:hAnsi="Consolas"/>
+          <w:color w:val="CCCCCC"/>
+        </w:rPr>
+        <w:t xml:space="preserve">        </w:t>
+      </w:r>
+      <w:r>
+        <w:rPr>
+          <w:rFonts w:ascii="Consolas" w:hAnsi="Consolas"/>
+          <w:color w:val="808080"/>
+        </w:rPr>
+        <w:t>&lt;</w:t>
+      </w:r>
+      <w:proofErr w:type="spellStart"/>
+      <w:r>
+        <w:rPr>
+          <w:rFonts w:ascii="Consolas" w:hAnsi="Consolas"/>
+          <w:color w:val="569CD6"/>
+        </w:rPr>
+        <w:t>java.version</w:t>
+      </w:r>
+      <w:proofErr w:type="spellEnd"/>
+      <w:r>
+        <w:rPr>
+          <w:rFonts w:ascii="Consolas" w:hAnsi="Consolas"/>
+          <w:color w:val="808080"/>
+        </w:rPr>
+        <w:t>&gt;</w:t>
+      </w:r>
+      <w:r>
+        <w:rPr>
+          <w:rFonts w:ascii="Consolas" w:hAnsi="Consolas"/>
+          <w:color w:val="CCCCCC"/>
+        </w:rPr>
+        <w:t>17</w:t>
+      </w:r>
+      <w:r>
+        <w:rPr>
+          <w:rFonts w:ascii="Consolas" w:hAnsi="Consolas"/>
+          <w:color w:val="808080"/>
+        </w:rPr>
+        <w:t>&lt;/</w:t>
+      </w:r>
+      <w:proofErr w:type="spellStart"/>
+      <w:r>
+        <w:rPr>
+          <w:rFonts w:ascii="Consolas" w:hAnsi="Consolas"/>
+          <w:color w:val="569CD6"/>
+        </w:rPr>
+        <w:t>java.version</w:t>
+      </w:r>
+      <w:proofErr w:type="spellEnd"/>
+      <w:r>
+        <w:rPr>
+          <w:rFonts w:ascii="Consolas" w:hAnsi="Consolas"/>
+          <w:color w:val="808080"/>
+        </w:rPr>
+        <w:t>&gt;</w:t>
+      </w:r>
+    </w:p>
+    <w:p>
+      <w:pPr>
+        <w:pStyle w:val="NormalWeb"/>
+        <w:shd w:val="clear" w:color="auto" w:fill="1E1F22"/>
+        <w:spacing w:before="0" w:beforeAutospacing="0" w:after="0" w:afterAutospacing="0"/>
+        <w:rPr>
+          <w:rFonts w:ascii="Consolas" w:hAnsi="Consolas"/>
+          <w:color w:val="CCCCCC"/>
+        </w:rPr>
+      </w:pPr>
+      <w:r>
+        <w:rPr>
+          <w:rFonts w:ascii="Consolas" w:hAnsi="Consolas"/>
+          <w:color w:val="CCCCCC"/>
+        </w:rPr>
+        <w:t xml:space="preserve">    </w:t>
+      </w:r>
+      <w:r>
+        <w:rPr>
+          <w:rFonts w:ascii="Consolas" w:hAnsi="Consolas"/>
+          <w:color w:val="808080"/>
+        </w:rPr>
+        <w:t>&lt;/</w:t>
+      </w:r>
+      <w:r>
+        <w:rPr>
+          <w:rFonts w:ascii="Consolas" w:hAnsi="Consolas"/>
+          <w:color w:val="569CD6"/>
+        </w:rPr>
+        <w:t>properties</w:t>
+      </w:r>
+      <w:r>
+        <w:rPr>
+          <w:rFonts w:ascii="Consolas" w:hAnsi="Consolas"/>
+          <w:color w:val="808080"/>
+        </w:rPr>
+        <w:t>&gt;</w:t>
+      </w:r>
+    </w:p>
+    <w:p>
+      <w:pPr>
+        <w:pStyle w:val="NormalWeb"/>
+        <w:shd w:val="clear" w:color="auto" w:fill="1E1F22"/>
+        <w:spacing w:before="0" w:beforeAutospacing="0" w:after="0" w:afterAutospacing="0"/>
+        <w:rPr>
+          <w:rFonts w:ascii="Consolas" w:hAnsi="Consolas"/>
+          <w:color w:val="CCCCCC"/>
+        </w:rPr>
+      </w:pPr>
+    </w:p>
+    <w:p>
+      <w:pPr>
+        <w:pStyle w:val="NormalWeb"/>
+        <w:shd w:val="clear" w:color="auto" w:fill="1E1F22"/>
+        <w:spacing w:before="0" w:beforeAutospacing="0" w:after="0" w:afterAutospacing="0"/>
+        <w:rPr>
+          <w:rFonts w:ascii="Consolas" w:hAnsi="Consolas"/>
+          <w:color w:val="CCCCCC"/>
+        </w:rPr>
+      </w:pPr>
+      <w:r>
+        <w:rPr>
+          <w:rFonts w:ascii="Consolas" w:hAnsi="Consolas"/>
+          <w:color w:val="CCCCCC"/>
+        </w:rPr>
+        <w:t xml:space="preserve">    </w:t>
+      </w:r>
+      <w:r>
+        <w:rPr>
+          <w:rFonts w:ascii="Consolas" w:hAnsi="Consolas"/>
+          <w:color w:val="808080"/>
+        </w:rPr>
+        <w:t>&lt;</w:t>
+      </w:r>
+      <w:proofErr w:type="gramStart"/>
+      <w:r>
+        <w:rPr>
+          <w:rFonts w:ascii="Consolas" w:hAnsi="Consolas"/>
+          <w:color w:val="569CD6"/>
+        </w:rPr>
+        <w:t>dependencies</w:t>
+      </w:r>
+      <w:proofErr w:type="gramEnd"/>
+      <w:r>
+        <w:rPr>
+          <w:rFonts w:ascii="Consolas" w:hAnsi="Consolas"/>
+          <w:color w:val="808080"/>
+        </w:rPr>
+        <w:t>&gt;</w:t>
+      </w:r>
+    </w:p>
+    <w:p>
+      <w:pPr>
+        <w:pStyle w:val="NormalWeb"/>
+        <w:shd w:val="clear" w:color="auto" w:fill="1E1F22"/>
+        <w:spacing w:before="0" w:beforeAutospacing="0" w:after="0" w:afterAutospacing="0"/>
+        <w:rPr>
+          <w:rFonts w:ascii="Consolas" w:hAnsi="Consolas"/>
+          <w:color w:val="CCCCCC"/>
+        </w:rPr>
+      </w:pPr>
+    </w:p>
+    <w:p>
+      <w:pPr>
+        <w:pStyle w:val="NormalWeb"/>
+        <w:shd w:val="clear" w:color="auto" w:fill="1E1F22"/>
+        <w:spacing w:before="0" w:beforeAutospacing="0" w:after="0" w:afterAutospacing="0"/>
+        <w:rPr>
+          <w:rFonts w:ascii="Consolas" w:hAnsi="Consolas"/>
+          <w:color w:val="CCCCCC"/>
+        </w:rPr>
+      </w:pPr>
+      <w:r>
+        <w:rPr>
+          <w:rFonts w:ascii="Consolas" w:hAnsi="Consolas"/>
+          <w:color w:val="CCCCCC"/>
+        </w:rPr>
+        <w:t xml:space="preserve">        </w:t>
+      </w:r>
+      <w:r>
+        <w:rPr>
+          <w:rFonts w:ascii="Consolas" w:hAnsi="Consolas"/>
+          <w:color w:val="808080"/>
+        </w:rPr>
+        <w:t>&lt;</w:t>
+      </w:r>
+      <w:proofErr w:type="gramStart"/>
+      <w:r>
+        <w:rPr>
+          <w:rFonts w:ascii="Consolas" w:hAnsi="Consolas"/>
+          <w:color w:val="569CD6"/>
+        </w:rPr>
+        <w:t>dependency</w:t>
+      </w:r>
+      <w:proofErr w:type="gramEnd"/>
+      <w:r>
+        <w:rPr>
+          <w:rFonts w:ascii="Consolas" w:hAnsi="Consolas"/>
+          <w:color w:val="808080"/>
+        </w:rPr>
+        <w:t>&gt;</w:t>
+      </w:r>
+    </w:p>
+    <w:p>
+      <w:pPr>
+        <w:pStyle w:val="NormalWeb"/>
+        <w:shd w:val="clear" w:color="auto" w:fill="1E1F22"/>
+        <w:spacing w:before="0" w:beforeAutospacing="0" w:after="0" w:afterAutospacing="0"/>
+        <w:rPr>
+          <w:rFonts w:ascii="Consolas" w:hAnsi="Consolas"/>
+          <w:color w:val="CCCCCC"/>
+        </w:rPr>
+      </w:pPr>
+      <w:r>
+        <w:rPr>
+          <w:rFonts w:ascii="Consolas" w:hAnsi="Consolas"/>
+          <w:color w:val="CCCCCC"/>
+        </w:rPr>
+        <w:t xml:space="preserve">            </w:t>
+      </w:r>
+      <w:r>
+        <w:rPr>
+          <w:rFonts w:ascii="Consolas" w:hAnsi="Consolas"/>
+          <w:color w:val="808080"/>
+        </w:rPr>
+        <w:t>&lt;</w:t>
+      </w:r>
+      <w:proofErr w:type="spellStart"/>
+      <w:r>
+        <w:rPr>
+          <w:rFonts w:ascii="Consolas" w:hAnsi="Consolas"/>
+          <w:color w:val="569CD6"/>
+        </w:rPr>
+        <w:t>groupId</w:t>
+      </w:r>
+      <w:proofErr w:type="spellEnd"/>
+      <w:r>
+        <w:rPr>
+          <w:rFonts w:ascii="Consolas" w:hAnsi="Consolas"/>
+          <w:color w:val="808080"/>
+        </w:rPr>
+        <w:t>&gt;</w:t>
+      </w:r>
+      <w:proofErr w:type="spellStart"/>
+      <w:r>
+        <w:rPr>
+          <w:rFonts w:ascii="Consolas" w:hAnsi="Consolas"/>
+          <w:color w:val="CCCCCC"/>
+        </w:rPr>
+        <w:t>org.springframework.boot</w:t>
+      </w:r>
+      <w:proofErr w:type="spellEnd"/>
+      <w:r>
+        <w:rPr>
+          <w:rFonts w:ascii="Consolas" w:hAnsi="Consolas"/>
+          <w:color w:val="808080"/>
+        </w:rPr>
+        <w:t>&lt;/</w:t>
+      </w:r>
+      <w:proofErr w:type="spellStart"/>
+      <w:r>
+        <w:rPr>
+          <w:rFonts w:ascii="Consolas" w:hAnsi="Consolas"/>
+          <w:color w:val="569CD6"/>
+        </w:rPr>
+        <w:t>groupId</w:t>
+      </w:r>
+      <w:proofErr w:type="spellEnd"/>
+      <w:r>
+        <w:rPr>
+          <w:rFonts w:ascii="Consolas" w:hAnsi="Consolas"/>
+          <w:color w:val="808080"/>
+        </w:rPr>
+        <w:t>&gt;</w:t>
+      </w:r>
+    </w:p>
+    <w:p>
+      <w:pPr>
+        <w:pStyle w:val="NormalWeb"/>
+        <w:shd w:val="clear" w:color="auto" w:fill="1E1F22"/>
+        <w:spacing w:before="0" w:beforeAutospacing="0" w:after="0" w:afterAutospacing="0"/>
+        <w:rPr>
+          <w:rFonts w:ascii="Consolas" w:hAnsi="Consolas"/>
+          <w:color w:val="CCCCCC"/>
+        </w:rPr>
+      </w:pPr>
+      <w:r>
+        <w:rPr>
+          <w:rFonts w:ascii="Consolas" w:hAnsi="Consolas"/>
+          <w:color w:val="CCCCCC"/>
+        </w:rPr>
+        <w:t xml:space="preserve">            </w:t>
+      </w:r>
+      <w:r>
+        <w:rPr>
+          <w:rFonts w:ascii="Consolas" w:hAnsi="Consolas"/>
+          <w:color w:val="808080"/>
+        </w:rPr>
+        <w:t>&lt;</w:t>
+      </w:r>
+      <w:proofErr w:type="spellStart"/>
+      <w:proofErr w:type="gramStart"/>
+      <w:r>
+        <w:rPr>
+          <w:rFonts w:ascii="Consolas" w:hAnsi="Consolas"/>
+          <w:color w:val="569CD6"/>
+        </w:rPr>
+        <w:t>artifactId</w:t>
+      </w:r>
+      <w:proofErr w:type="spellEnd"/>
+      <w:r>
+        <w:rPr>
+          <w:rFonts w:ascii="Consolas" w:hAnsi="Consolas"/>
+          <w:color w:val="808080"/>
+        </w:rPr>
+        <w:t>&gt;</w:t>
+      </w:r>
+      <w:proofErr w:type="gramEnd"/>
+      <w:r>
+        <w:rPr>
+          <w:rFonts w:ascii="Consolas" w:hAnsi="Consolas"/>
+          <w:color w:val="CCCCCC"/>
+        </w:rPr>
+        <w:t>spring-boot-starter-web</w:t>
+      </w:r>
+      <w:r>
+        <w:rPr>
+          <w:rFonts w:ascii="Consolas" w:hAnsi="Consolas"/>
+          <w:color w:val="808080"/>
+        </w:rPr>
+        <w:t>&lt;/</w:t>
+      </w:r>
+      <w:proofErr w:type="spellStart"/>
+      <w:r>
+        <w:rPr>
+          <w:rFonts w:ascii="Consolas" w:hAnsi="Consolas"/>
+          <w:color w:val="569CD6"/>
+        </w:rPr>
+        <w:t>artifactId</w:t>
+      </w:r>
+      <w:proofErr w:type="spellEnd"/>
+      <w:r>
+        <w:rPr>
+          <w:rFonts w:ascii="Consolas" w:hAnsi="Consolas"/>
+          <w:color w:val="808080"/>
+        </w:rPr>
+        <w:t>&gt;</w:t>
+      </w:r>
+    </w:p>
+    <w:p>
+      <w:pPr>
+        <w:pStyle w:val="NormalWeb"/>
+        <w:shd w:val="clear" w:color="auto" w:fill="1E1F22"/>
+        <w:spacing w:before="0" w:beforeAutospacing="0" w:after="0" w:afterAutospacing="0"/>
+        <w:rPr>
+          <w:rFonts w:ascii="Consolas" w:hAnsi="Consolas"/>
+          <w:color w:val="CCCCCC"/>
+        </w:rPr>
+      </w:pPr>
+      <w:r>
+        <w:rPr>
+          <w:rFonts w:ascii="Consolas" w:hAnsi="Consolas"/>
+          <w:color w:val="CCCCCC"/>
+        </w:rPr>
+        <w:t xml:space="preserve">        </w:t>
+      </w:r>
+      <w:r>
+        <w:rPr>
+          <w:rFonts w:ascii="Consolas" w:hAnsi="Consolas"/>
+          <w:color w:val="808080"/>
+        </w:rPr>
+        <w:t>&lt;/</w:t>
+      </w:r>
+      <w:r>
+        <w:rPr>
+          <w:rFonts w:ascii="Consolas" w:hAnsi="Consolas"/>
+          <w:color w:val="569CD6"/>
+        </w:rPr>
+        <w:t>dependency</w:t>
+      </w:r>
+      <w:r>
+        <w:rPr>
+          <w:rFonts w:ascii="Consolas" w:hAnsi="Consolas"/>
+          <w:color w:val="808080"/>
+        </w:rPr>
+        <w:t>&gt;</w:t>
+      </w:r>
+    </w:p>
+    <w:p>
+      <w:pPr>
+        <w:pStyle w:val="NormalWeb"/>
+        <w:shd w:val="clear" w:color="auto" w:fill="1E1F22"/>
+        <w:spacing w:before="0" w:beforeAutospacing="0" w:after="0" w:afterAutospacing="0"/>
+        <w:rPr>
+          <w:rFonts w:ascii="Consolas" w:hAnsi="Consolas"/>
+          <w:color w:val="CCCCCC"/>
+        </w:rPr>
+      </w:pPr>
+    </w:p>
+    <w:p>
+      <w:pPr>
+        <w:pStyle w:val="NormalWeb"/>
+        <w:shd w:val="clear" w:color="auto" w:fill="1E1F22"/>
+        <w:spacing w:before="0" w:beforeAutospacing="0" w:after="0" w:afterAutospacing="0"/>
+        <w:rPr>
+          <w:rFonts w:ascii="Consolas" w:hAnsi="Consolas"/>
+          <w:color w:val="CCCCCC"/>
+        </w:rPr>
+      </w:pPr>
+      <w:r>
+        <w:rPr>
+          <w:rFonts w:ascii="Consolas" w:hAnsi="Consolas"/>
+          <w:color w:val="CCCCCC"/>
+        </w:rPr>
+        <w:t xml:space="preserve">        </w:t>
+      </w:r>
+      <w:r>
+        <w:rPr>
+          <w:rFonts w:ascii="Consolas" w:hAnsi="Consolas"/>
+          <w:color w:val="808080"/>
+        </w:rPr>
+        <w:t>&lt;</w:t>
+      </w:r>
+      <w:proofErr w:type="gramStart"/>
+      <w:r>
+        <w:rPr>
+          <w:rFonts w:ascii="Consolas" w:hAnsi="Consolas"/>
+          <w:color w:val="569CD6"/>
+        </w:rPr>
+        <w:t>dependency</w:t>
+      </w:r>
+      <w:proofErr w:type="gramEnd"/>
+      <w:r>
+        <w:rPr>
+          <w:rFonts w:ascii="Consolas" w:hAnsi="Consolas"/>
+          <w:color w:val="808080"/>
+        </w:rPr>
+        <w:t>&gt;</w:t>
+      </w:r>
+    </w:p>
+    <w:p>
+      <w:pPr>
+        <w:pStyle w:val="NormalWeb"/>
+        <w:shd w:val="clear" w:color="auto" w:fill="1E1F22"/>
+        <w:spacing w:before="0" w:beforeAutospacing="0" w:after="0" w:afterAutospacing="0"/>
+        <w:rPr>
+          <w:rFonts w:ascii="Consolas" w:hAnsi="Consolas"/>
+          <w:color w:val="CCCCCC"/>
+        </w:rPr>
+      </w:pPr>
+      <w:r>
+        <w:rPr>
+          <w:rFonts w:ascii="Consolas" w:hAnsi="Consolas"/>
+          <w:color w:val="CCCCCC"/>
+        </w:rPr>
+        <w:t xml:space="preserve">            </w:t>
+      </w:r>
+      <w:r>
+        <w:rPr>
+          <w:rFonts w:ascii="Consolas" w:hAnsi="Consolas"/>
+          <w:color w:val="808080"/>
+        </w:rPr>
+        <w:t>&lt;</w:t>
+      </w:r>
+      <w:proofErr w:type="spellStart"/>
+      <w:r>
+        <w:rPr>
+          <w:rFonts w:ascii="Consolas" w:hAnsi="Consolas"/>
+          <w:color w:val="569CD6"/>
+        </w:rPr>
+        <w:t>groupId</w:t>
+      </w:r>
+      <w:proofErr w:type="spellEnd"/>
+      <w:r>
+        <w:rPr>
+          <w:rFonts w:ascii="Consolas" w:hAnsi="Consolas"/>
+          <w:color w:val="808080"/>
+        </w:rPr>
+        <w:t>&gt;</w:t>
+      </w:r>
+      <w:proofErr w:type="spellStart"/>
+      <w:r>
+        <w:rPr>
+          <w:rFonts w:ascii="Consolas" w:hAnsi="Consolas"/>
+          <w:color w:val="CCCCCC"/>
+        </w:rPr>
+        <w:t>org.springframework.boot</w:t>
+      </w:r>
+      <w:proofErr w:type="spellEnd"/>
+      <w:r>
+        <w:rPr>
+          <w:rFonts w:ascii="Consolas" w:hAnsi="Consolas"/>
+          <w:color w:val="808080"/>
+        </w:rPr>
+        <w:t>&lt;/</w:t>
+      </w:r>
+      <w:proofErr w:type="spellStart"/>
+      <w:r>
+        <w:rPr>
+          <w:rFonts w:ascii="Consolas" w:hAnsi="Consolas"/>
+          <w:color w:val="569CD6"/>
+        </w:rPr>
+        <w:t>groupId</w:t>
+      </w:r>
+      <w:proofErr w:type="spellEnd"/>
+      <w:r>
+        <w:rPr>
+          <w:rFonts w:ascii="Consolas" w:hAnsi="Consolas"/>
+          <w:color w:val="808080"/>
+        </w:rPr>
+        <w:t>&gt;</w:t>
+      </w:r>
+    </w:p>
+    <w:p>
+      <w:pPr>
+        <w:pStyle w:val="NormalWeb"/>
+        <w:shd w:val="clear" w:color="auto" w:fill="1E1F22"/>
+        <w:spacing w:before="0" w:beforeAutospacing="0" w:after="0" w:afterAutospacing="0"/>
+        <w:rPr>
+          <w:rFonts w:ascii="Consolas" w:hAnsi="Consolas"/>
+          <w:color w:val="CCCCCC"/>
+        </w:rPr>
+      </w:pPr>
+      <w:r>
+        <w:rPr>
+          <w:rFonts w:ascii="Consolas" w:hAnsi="Consolas"/>
+          <w:color w:val="CCCCCC"/>
+        </w:rPr>
+        <w:t xml:space="preserve">            </w:t>
+      </w:r>
+      <w:r>
+        <w:rPr>
+          <w:rFonts w:ascii="Consolas" w:hAnsi="Consolas"/>
+          <w:color w:val="808080"/>
+        </w:rPr>
+        <w:t>&lt;</w:t>
+      </w:r>
+      <w:proofErr w:type="spellStart"/>
+      <w:proofErr w:type="gramStart"/>
+      <w:r>
+        <w:rPr>
+          <w:rFonts w:ascii="Consolas" w:hAnsi="Consolas"/>
+          <w:color w:val="569CD6"/>
+        </w:rPr>
+        <w:t>artifactId</w:t>
+      </w:r>
+      <w:proofErr w:type="spellEnd"/>
+      <w:r>
+        <w:rPr>
+          <w:rFonts w:ascii="Consolas" w:hAnsi="Consolas"/>
+          <w:color w:val="808080"/>
+        </w:rPr>
+        <w:t>&gt;</w:t>
+      </w:r>
+      <w:proofErr w:type="gramEnd"/>
+      <w:r>
+        <w:rPr>
+          <w:rFonts w:ascii="Consolas" w:hAnsi="Consolas"/>
+          <w:color w:val="CCCCCC"/>
+        </w:rPr>
+        <w:t>spring-boot-</w:t>
+      </w:r>
+      <w:proofErr w:type="spellStart"/>
+      <w:r>
+        <w:rPr>
+          <w:rFonts w:ascii="Consolas" w:hAnsi="Consolas"/>
+          <w:color w:val="CCCCCC"/>
+        </w:rPr>
+        <w:t>devtools</w:t>
+      </w:r>
+      <w:proofErr w:type="spellEnd"/>
+      <w:r>
+        <w:rPr>
+          <w:rFonts w:ascii="Consolas" w:hAnsi="Consolas"/>
+          <w:color w:val="808080"/>
+        </w:rPr>
+        <w:t>&lt;/</w:t>
+      </w:r>
+      <w:proofErr w:type="spellStart"/>
+      <w:r>
+        <w:rPr>
+          <w:rFonts w:ascii="Consolas" w:hAnsi="Consolas"/>
+          <w:color w:val="569CD6"/>
+        </w:rPr>
+        <w:t>artifactId</w:t>
+      </w:r>
+      <w:proofErr w:type="spellEnd"/>
+      <w:r>
+        <w:rPr>
+          <w:rFonts w:ascii="Consolas" w:hAnsi="Consolas"/>
+          <w:color w:val="808080"/>
+        </w:rPr>
+        <w:t>&gt;</w:t>
+      </w:r>
+    </w:p>
+    <w:p>
+      <w:pPr>
+        <w:pStyle w:val="NormalWeb"/>
+        <w:shd w:val="clear" w:color="auto" w:fill="1E1F22"/>
+        <w:spacing w:before="0" w:beforeAutospacing="0" w:after="0" w:afterAutospacing="0"/>
+        <w:rPr>
+          <w:rFonts w:ascii="Consolas" w:hAnsi="Consolas"/>
+          <w:color w:val="CCCCCC"/>
+        </w:rPr>
+      </w:pPr>
+      <w:r>
+        <w:rPr>
+          <w:rFonts w:ascii="Consolas" w:hAnsi="Consolas"/>
+          <w:color w:val="CCCCCC"/>
+        </w:rPr>
+        <w:t xml:space="preserve">            </w:t>
+      </w:r>
+      <w:r>
+        <w:rPr>
+          <w:rFonts w:ascii="Consolas" w:hAnsi="Consolas"/>
+          <w:color w:val="808080"/>
+        </w:rPr>
+        <w:t>&lt;</w:t>
+      </w:r>
+      <w:proofErr w:type="gramStart"/>
+      <w:r>
+        <w:rPr>
+          <w:rFonts w:ascii="Consolas" w:hAnsi="Consolas"/>
+          <w:color w:val="569CD6"/>
+        </w:rPr>
+        <w:t>scope</w:t>
+      </w:r>
+      <w:r>
+        <w:rPr>
+          <w:rFonts w:ascii="Consolas" w:hAnsi="Consolas"/>
+          <w:color w:val="808080"/>
+        </w:rPr>
+        <w:t>&gt;</w:t>
+      </w:r>
+      <w:proofErr w:type="gramEnd"/>
+      <w:r>
+        <w:rPr>
+          <w:rFonts w:ascii="Consolas" w:hAnsi="Consolas"/>
+          <w:color w:val="CCCCCC"/>
+        </w:rPr>
+        <w:t>runtime</w:t>
+      </w:r>
+      <w:r>
+        <w:rPr>
+          <w:rFonts w:ascii="Consolas" w:hAnsi="Consolas"/>
+          <w:color w:val="808080"/>
+        </w:rPr>
+        <w:t>&lt;/</w:t>
+      </w:r>
+      <w:r>
+        <w:rPr>
+          <w:rFonts w:ascii="Consolas" w:hAnsi="Consolas"/>
+          <w:color w:val="569CD6"/>
+        </w:rPr>
+        <w:t>scope</w:t>
+      </w:r>
+      <w:r>
+        <w:rPr>
+          <w:rFonts w:ascii="Consolas" w:hAnsi="Consolas"/>
+          <w:color w:val="808080"/>
+        </w:rPr>
+        <w:t>&gt;</w:t>
+      </w:r>
+    </w:p>
+    <w:p>
+      <w:pPr>
+        <w:pStyle w:val="NormalWeb"/>
+        <w:shd w:val="clear" w:color="auto" w:fill="1E1F22"/>
+        <w:spacing w:before="0" w:beforeAutospacing="0" w:after="0" w:afterAutospacing="0"/>
+        <w:rPr>
+          <w:rFonts w:ascii="Consolas" w:hAnsi="Consolas"/>
+          <w:color w:val="CCCCCC"/>
+        </w:rPr>
+      </w:pPr>
+      <w:r>
+        <w:rPr>
+          <w:rFonts w:ascii="Consolas" w:hAnsi="Consolas"/>
+          <w:color w:val="CCCCCC"/>
+        </w:rPr>
+        <w:t xml:space="preserve">            </w:t>
+      </w:r>
+      <w:r>
+        <w:rPr>
+          <w:rFonts w:ascii="Consolas" w:hAnsi="Consolas"/>
+          <w:color w:val="808080"/>
+        </w:rPr>
+        <w:t>&lt;</w:t>
+      </w:r>
+      <w:proofErr w:type="gramStart"/>
+      <w:r>
+        <w:rPr>
+          <w:rFonts w:ascii="Consolas" w:hAnsi="Consolas"/>
+          <w:color w:val="569CD6"/>
+        </w:rPr>
+        <w:t>optional</w:t>
+      </w:r>
+      <w:r>
+        <w:rPr>
+          <w:rFonts w:ascii="Consolas" w:hAnsi="Consolas"/>
+          <w:color w:val="808080"/>
+        </w:rPr>
+        <w:t>&gt;</w:t>
+      </w:r>
+      <w:proofErr w:type="gramEnd"/>
+      <w:r>
+        <w:rPr>
+          <w:rFonts w:ascii="Consolas" w:hAnsi="Consolas"/>
+          <w:color w:val="CCCCCC"/>
+        </w:rPr>
+        <w:t>true</w:t>
+      </w:r>
+      <w:r>
+        <w:rPr>
+          <w:rFonts w:ascii="Consolas" w:hAnsi="Consolas"/>
+          <w:color w:val="808080"/>
+        </w:rPr>
+        <w:t>&lt;/</w:t>
+      </w:r>
+      <w:r>
+        <w:rPr>
+          <w:rFonts w:ascii="Consolas" w:hAnsi="Consolas"/>
+          <w:color w:val="569CD6"/>
+        </w:rPr>
+        <w:t>optional</w:t>
+      </w:r>
+      <w:r>
+        <w:rPr>
+          <w:rFonts w:ascii="Consolas" w:hAnsi="Consolas"/>
+          <w:color w:val="808080"/>
+        </w:rPr>
+        <w:t>&gt;</w:t>
+      </w:r>
+    </w:p>
+    <w:p>
+      <w:pPr>
+        <w:pStyle w:val="NormalWeb"/>
+        <w:shd w:val="clear" w:color="auto" w:fill="1E1F22"/>
+        <w:spacing w:before="0" w:beforeAutospacing="0" w:after="0" w:afterAutospacing="0"/>
+        <w:rPr>
+          <w:rFonts w:ascii="Consolas" w:hAnsi="Consolas"/>
+          <w:color w:val="CCCCCC"/>
+        </w:rPr>
+      </w:pPr>
+      <w:r>
+        <w:rPr>
+          <w:rFonts w:ascii="Consolas" w:hAnsi="Consolas"/>
+          <w:color w:val="CCCCCC"/>
+        </w:rPr>
+        <w:t xml:space="preserve">        </w:t>
+      </w:r>
+      <w:r>
+        <w:rPr>
+          <w:rFonts w:ascii="Consolas" w:hAnsi="Consolas"/>
+          <w:color w:val="808080"/>
+        </w:rPr>
+        <w:t>&lt;/</w:t>
+      </w:r>
+      <w:r>
+        <w:rPr>
+          <w:rFonts w:ascii="Consolas" w:hAnsi="Consolas"/>
+          <w:color w:val="569CD6"/>
+        </w:rPr>
+        <w:t>dependency</w:t>
+      </w:r>
+      <w:r>
+        <w:rPr>
+          <w:rFonts w:ascii="Consolas" w:hAnsi="Consolas"/>
+          <w:color w:val="808080"/>
+        </w:rPr>
+        <w:t>&gt;</w:t>
+      </w:r>
+    </w:p>
+    <w:p>
+      <w:pPr>
+        <w:pStyle w:val="NormalWeb"/>
+        <w:shd w:val="clear" w:color="auto" w:fill="1E1F22"/>
+        <w:spacing w:before="0" w:beforeAutospacing="0" w:after="0" w:afterAutospacing="0"/>
+        <w:rPr>
+          <w:rFonts w:ascii="Consolas" w:hAnsi="Consolas"/>
+          <w:color w:val="CCCCCC"/>
+        </w:rPr>
+      </w:pPr>
+    </w:p>
+    <w:p>
+      <w:pPr>
+        <w:pStyle w:val="NormalWeb"/>
+        <w:shd w:val="clear" w:color="auto" w:fill="1E1F22"/>
+        <w:spacing w:before="0" w:beforeAutospacing="0" w:after="0" w:afterAutospacing="0"/>
+        <w:rPr>
+          <w:rFonts w:ascii="Consolas" w:hAnsi="Consolas"/>
+          <w:color w:val="CCCCCC"/>
+        </w:rPr>
+      </w:pPr>
+      <w:r>
+        <w:rPr>
+          <w:rFonts w:ascii="Consolas" w:hAnsi="Consolas"/>
+          <w:color w:val="CCCCCC"/>
+        </w:rPr>
+        <w:t xml:space="preserve">        </w:t>
+      </w:r>
+      <w:r>
+        <w:rPr>
+          <w:rFonts w:ascii="Consolas" w:hAnsi="Consolas"/>
+          <w:color w:val="808080"/>
+        </w:rPr>
+        <w:t>&lt;</w:t>
+      </w:r>
+      <w:proofErr w:type="gramStart"/>
+      <w:r>
+        <w:rPr>
+          <w:rFonts w:ascii="Consolas" w:hAnsi="Consolas"/>
+          <w:color w:val="569CD6"/>
+        </w:rPr>
+        <w:t>dependency</w:t>
+      </w:r>
+      <w:proofErr w:type="gramEnd"/>
+      <w:r>
+        <w:rPr>
+          <w:rFonts w:ascii="Consolas" w:hAnsi="Consolas"/>
+          <w:color w:val="808080"/>
+        </w:rPr>
+        <w:t>&gt;</w:t>
+      </w:r>
+    </w:p>
+    <w:p>
+      <w:pPr>
+        <w:pStyle w:val="NormalWeb"/>
+        <w:shd w:val="clear" w:color="auto" w:fill="1E1F22"/>
+        <w:spacing w:before="0" w:beforeAutospacing="0" w:after="0" w:afterAutospacing="0"/>
+        <w:rPr>
+          <w:rFonts w:ascii="Consolas" w:hAnsi="Consolas"/>
+          <w:color w:val="CCCCCC"/>
+        </w:rPr>
+      </w:pPr>
+      <w:r>
+        <w:rPr>
+          <w:rFonts w:ascii="Consolas" w:hAnsi="Consolas"/>
+          <w:color w:val="CCCCCC"/>
+        </w:rPr>
+        <w:t xml:space="preserve">            </w:t>
+      </w:r>
+      <w:r>
+        <w:rPr>
+          <w:rFonts w:ascii="Consolas" w:hAnsi="Consolas"/>
+          <w:color w:val="808080"/>
+        </w:rPr>
+        <w:t>&lt;</w:t>
+      </w:r>
+      <w:proofErr w:type="spellStart"/>
+      <w:r>
+        <w:rPr>
+          <w:rFonts w:ascii="Consolas" w:hAnsi="Consolas"/>
+          <w:color w:val="569CD6"/>
+        </w:rPr>
+        <w:t>groupId</w:t>
+      </w:r>
+      <w:proofErr w:type="spellEnd"/>
+      <w:r>
+        <w:rPr>
+          <w:rFonts w:ascii="Consolas" w:hAnsi="Consolas"/>
+          <w:color w:val="808080"/>
+        </w:rPr>
+        <w:t>&gt;</w:t>
+      </w:r>
+      <w:proofErr w:type="spellStart"/>
+      <w:r>
+        <w:rPr>
+          <w:rFonts w:ascii="Consolas" w:hAnsi="Consolas"/>
+          <w:color w:val="CCCCCC"/>
+        </w:rPr>
+        <w:t>org.springframework.boot</w:t>
+      </w:r>
+      <w:proofErr w:type="spellEnd"/>
+      <w:r>
+        <w:rPr>
+          <w:rFonts w:ascii="Consolas" w:hAnsi="Consolas"/>
+          <w:color w:val="808080"/>
+        </w:rPr>
+        <w:t>&lt;/</w:t>
+      </w:r>
+      <w:proofErr w:type="spellStart"/>
+      <w:r>
+        <w:rPr>
+          <w:rFonts w:ascii="Consolas" w:hAnsi="Consolas"/>
+          <w:color w:val="569CD6"/>
+        </w:rPr>
+        <w:t>groupId</w:t>
+      </w:r>
+      <w:proofErr w:type="spellEnd"/>
+      <w:r>
+        <w:rPr>
+          <w:rFonts w:ascii="Consolas" w:hAnsi="Consolas"/>
+          <w:color w:val="808080"/>
+        </w:rPr>
+        <w:t>&gt;</w:t>
+      </w:r>
+    </w:p>
+    <w:p>
+      <w:pPr>
+        <w:pStyle w:val="NormalWeb"/>
+        <w:shd w:val="clear" w:color="auto" w:fill="1E1F22"/>
+        <w:spacing w:before="0" w:beforeAutospacing="0" w:after="0" w:afterAutospacing="0"/>
+        <w:rPr>
+          <w:rFonts w:ascii="Consolas" w:hAnsi="Consolas"/>
+          <w:color w:val="CCCCCC"/>
+        </w:rPr>
+      </w:pPr>
+      <w:r>
+        <w:rPr>
+          <w:rFonts w:ascii="Consolas" w:hAnsi="Consolas"/>
+          <w:color w:val="CCCCCC"/>
+        </w:rPr>
+        <w:t xml:space="preserve">            </w:t>
+      </w:r>
+      <w:r>
+        <w:rPr>
+          <w:rFonts w:ascii="Consolas" w:hAnsi="Consolas"/>
+          <w:color w:val="808080"/>
+        </w:rPr>
+        <w:t>&lt;</w:t>
+      </w:r>
+      <w:proofErr w:type="spellStart"/>
+      <w:proofErr w:type="gramStart"/>
+      <w:r>
+        <w:rPr>
+          <w:rFonts w:ascii="Consolas" w:hAnsi="Consolas"/>
+          <w:color w:val="569CD6"/>
+        </w:rPr>
+        <w:t>artifactId</w:t>
+      </w:r>
+      <w:proofErr w:type="spellEnd"/>
+      <w:r>
+        <w:rPr>
+          <w:rFonts w:ascii="Consolas" w:hAnsi="Consolas"/>
+          <w:color w:val="808080"/>
+        </w:rPr>
+        <w:t>&gt;</w:t>
+      </w:r>
+      <w:proofErr w:type="gramEnd"/>
+      <w:r>
+        <w:rPr>
+          <w:rFonts w:ascii="Consolas" w:hAnsi="Consolas"/>
+          <w:color w:val="CCCCCC"/>
+        </w:rPr>
+        <w:t>spring-boot-starter-test</w:t>
+      </w:r>
+      <w:r>
+        <w:rPr>
+          <w:rFonts w:ascii="Consolas" w:hAnsi="Consolas"/>
+          <w:color w:val="808080"/>
+        </w:rPr>
+        <w:t>&lt;/</w:t>
+      </w:r>
+      <w:proofErr w:type="spellStart"/>
+      <w:r>
+        <w:rPr>
+          <w:rFonts w:ascii="Consolas" w:hAnsi="Consolas"/>
+          <w:color w:val="569CD6"/>
+        </w:rPr>
+        <w:t>artifactId</w:t>
+      </w:r>
+      <w:proofErr w:type="spellEnd"/>
+      <w:r>
+        <w:rPr>
+          <w:rFonts w:ascii="Consolas" w:hAnsi="Consolas"/>
+          <w:color w:val="808080"/>
+        </w:rPr>
+        <w:t>&gt;</w:t>
+      </w:r>
+    </w:p>
+    <w:p>
+      <w:pPr>
+        <w:pStyle w:val="NormalWeb"/>
+        <w:shd w:val="clear" w:color="auto" w:fill="1E1F22"/>
+        <w:spacing w:before="0" w:beforeAutospacing="0" w:after="0" w:afterAutospacing="0"/>
+        <w:rPr>
+          <w:rFonts w:ascii="Consolas" w:hAnsi="Consolas"/>
+          <w:color w:val="CCCCCC"/>
+        </w:rPr>
+      </w:pPr>
+      <w:r>
+        <w:rPr>
+          <w:rFonts w:ascii="Consolas" w:hAnsi="Consolas"/>
+          <w:color w:val="CCCCCC"/>
+        </w:rPr>
+        <w:t xml:space="preserve">            </w:t>
+      </w:r>
+      <w:r>
+        <w:rPr>
+          <w:rFonts w:ascii="Consolas" w:hAnsi="Consolas"/>
+          <w:color w:val="808080"/>
+        </w:rPr>
+        <w:t>&lt;</w:t>
+      </w:r>
+      <w:proofErr w:type="gramStart"/>
+      <w:r>
+        <w:rPr>
+          <w:rFonts w:ascii="Consolas" w:hAnsi="Consolas"/>
+          <w:color w:val="569CD6"/>
+        </w:rPr>
+        <w:t>scope</w:t>
+      </w:r>
+      <w:r>
+        <w:rPr>
+          <w:rFonts w:ascii="Consolas" w:hAnsi="Consolas"/>
+          <w:color w:val="808080"/>
+        </w:rPr>
+        <w:t>&gt;</w:t>
+      </w:r>
+      <w:proofErr w:type="gramEnd"/>
+      <w:r>
+        <w:rPr>
+          <w:rFonts w:ascii="Consolas" w:hAnsi="Consolas"/>
+          <w:color w:val="CCCCCC"/>
+        </w:rPr>
+        <w:t>test</w:t>
+      </w:r>
+      <w:r>
+        <w:rPr>
+          <w:rFonts w:ascii="Consolas" w:hAnsi="Consolas"/>
+          <w:color w:val="808080"/>
+        </w:rPr>
+        <w:t>&lt;/</w:t>
+      </w:r>
+      <w:r>
+        <w:rPr>
+          <w:rFonts w:ascii="Consolas" w:hAnsi="Consolas"/>
+          <w:color w:val="569CD6"/>
+        </w:rPr>
+        <w:t>scope</w:t>
+      </w:r>
+      <w:r>
+        <w:rPr>
+          <w:rFonts w:ascii="Consolas" w:hAnsi="Consolas"/>
+          <w:color w:val="808080"/>
+        </w:rPr>
+        <w:t>&gt;</w:t>
+      </w:r>
+    </w:p>
+    <w:p>
+      <w:pPr>
+        <w:pStyle w:val="NormalWeb"/>
+        <w:shd w:val="clear" w:color="auto" w:fill="1E1F22"/>
+        <w:spacing w:before="0" w:beforeAutospacing="0" w:after="0" w:afterAutospacing="0"/>
+        <w:rPr>
+          <w:rFonts w:ascii="Consolas" w:hAnsi="Consolas"/>
+          <w:color w:val="CCCCCC"/>
+        </w:rPr>
+      </w:pPr>
+      <w:r>
+        <w:rPr>
+          <w:rFonts w:ascii="Consolas" w:hAnsi="Consolas"/>
+          <w:color w:val="CCCCCC"/>
+        </w:rPr>
+        <w:t xml:space="preserve">        </w:t>
+      </w:r>
+      <w:r>
+        <w:rPr>
+          <w:rFonts w:ascii="Consolas" w:hAnsi="Consolas"/>
+          <w:color w:val="808080"/>
+        </w:rPr>
+        <w:t>&lt;/</w:t>
+      </w:r>
+      <w:r>
+        <w:rPr>
+          <w:rFonts w:ascii="Consolas" w:hAnsi="Consolas"/>
+          <w:color w:val="569CD6"/>
+        </w:rPr>
+        <w:t>dependency</w:t>
+      </w:r>
+      <w:r>
+        <w:rPr>
+          <w:rFonts w:ascii="Consolas" w:hAnsi="Consolas"/>
+          <w:color w:val="808080"/>
+        </w:rPr>
+        <w:t>&gt;</w:t>
+      </w:r>
+    </w:p>
+    <w:p>
+      <w:pPr>
+        <w:pStyle w:val="NormalWeb"/>
+        <w:shd w:val="clear" w:color="auto" w:fill="1E1F22"/>
+        <w:spacing w:before="0" w:beforeAutospacing="0" w:after="0" w:afterAutospacing="0"/>
+        <w:rPr>
+          <w:rFonts w:ascii="Consolas" w:hAnsi="Consolas"/>
+          <w:color w:val="CCCCCC"/>
+        </w:rPr>
+      </w:pPr>
+    </w:p>
+    <w:p>
+      <w:pPr>
+        <w:pStyle w:val="NormalWeb"/>
+        <w:shd w:val="clear" w:color="auto" w:fill="1E1F22"/>
+        <w:spacing w:before="0" w:beforeAutospacing="0" w:after="0" w:afterAutospacing="0"/>
+        <w:rPr>
+          <w:rFonts w:ascii="Consolas" w:hAnsi="Consolas"/>
+          <w:color w:val="CCCCCC"/>
+        </w:rPr>
+      </w:pPr>
+      <w:r>
+        <w:rPr>
+          <w:rFonts w:ascii="Consolas" w:hAnsi="Consolas"/>
+          <w:color w:val="CCCCCC"/>
+        </w:rPr>
+        <w:t xml:space="preserve">    </w:t>
+      </w:r>
+      <w:r>
+        <w:rPr>
+          <w:rFonts w:ascii="Consolas" w:hAnsi="Consolas"/>
+          <w:color w:val="808080"/>
+        </w:rPr>
+        <w:t>&lt;/</w:t>
+      </w:r>
+      <w:r>
+        <w:rPr>
+          <w:rFonts w:ascii="Consolas" w:hAnsi="Consolas"/>
+          <w:color w:val="569CD6"/>
+        </w:rPr>
+        <w:t>dependencies</w:t>
+      </w:r>
+      <w:r>
+        <w:rPr>
+          <w:rFonts w:ascii="Consolas" w:hAnsi="Consolas"/>
+          <w:color w:val="808080"/>
+        </w:rPr>
+        <w:t>&gt;</w:t>
+      </w:r>
+    </w:p>
+    <w:p>
+      <w:pPr>
+        <w:pStyle w:val="NormalWeb"/>
+        <w:shd w:val="clear" w:color="auto" w:fill="1E1F22"/>
+        <w:spacing w:before="0" w:beforeAutospacing="0" w:after="0" w:afterAutospacing="0"/>
+        <w:rPr>
+          <w:rFonts w:ascii="Consolas" w:hAnsi="Consolas"/>
+          <w:color w:val="CCCCCC"/>
+        </w:rPr>
+      </w:pPr>
+    </w:p>
+    <w:p>
+      <w:pPr>
+        <w:pStyle w:val="NormalWeb"/>
+        <w:shd w:val="clear" w:color="auto" w:fill="1E1F22"/>
+        <w:spacing w:before="0" w:beforeAutospacing="0" w:after="0" w:afterAutospacing="0"/>
+        <w:rPr>
+          <w:rFonts w:ascii="Consolas" w:hAnsi="Consolas"/>
+          <w:color w:val="CCCCCC"/>
+        </w:rPr>
+      </w:pPr>
+      <w:r>
+        <w:rPr>
+          <w:rFonts w:ascii="Consolas" w:hAnsi="Consolas"/>
+          <w:color w:val="CCCCCC"/>
+        </w:rPr>
+        <w:t xml:space="preserve">    </w:t>
+      </w:r>
+      <w:r>
+        <w:rPr>
+          <w:rFonts w:ascii="Consolas" w:hAnsi="Consolas"/>
+          <w:color w:val="808080"/>
+        </w:rPr>
+        <w:t>&lt;</w:t>
+      </w:r>
+      <w:proofErr w:type="gramStart"/>
+      <w:r>
+        <w:rPr>
+          <w:rFonts w:ascii="Consolas" w:hAnsi="Consolas"/>
+          <w:color w:val="569CD6"/>
+        </w:rPr>
+        <w:t>build</w:t>
+      </w:r>
+      <w:proofErr w:type="gramEnd"/>
+      <w:r>
+        <w:rPr>
+          <w:rFonts w:ascii="Consolas" w:hAnsi="Consolas"/>
+          <w:color w:val="808080"/>
+        </w:rPr>
+        <w:t>&gt;</w:t>
+      </w:r>
+    </w:p>
+    <w:p>
+      <w:pPr>
+        <w:pStyle w:val="NormalWeb"/>
+        <w:shd w:val="clear" w:color="auto" w:fill="1E1F22"/>
+        <w:spacing w:before="0" w:beforeAutospacing="0" w:after="0" w:afterAutospacing="0"/>
+        <w:rPr>
+          <w:rFonts w:ascii="Consolas" w:hAnsi="Consolas"/>
+          <w:color w:val="CCCCCC"/>
+        </w:rPr>
+      </w:pPr>
+      <w:r>
+        <w:rPr>
+          <w:rFonts w:ascii="Consolas" w:hAnsi="Consolas"/>
+          <w:color w:val="CCCCCC"/>
+        </w:rPr>
+        <w:t xml:space="preserve">        </w:t>
+      </w:r>
+      <w:r>
+        <w:rPr>
+          <w:rFonts w:ascii="Consolas" w:hAnsi="Consolas"/>
+          <w:color w:val="808080"/>
+        </w:rPr>
+        <w:t>&lt;</w:t>
+      </w:r>
+      <w:proofErr w:type="gramStart"/>
+      <w:r>
+        <w:rPr>
+          <w:rFonts w:ascii="Consolas" w:hAnsi="Consolas"/>
+          <w:color w:val="569CD6"/>
+        </w:rPr>
+        <w:t>plugins</w:t>
+      </w:r>
+      <w:proofErr w:type="gramEnd"/>
+      <w:r>
+        <w:rPr>
+          <w:rFonts w:ascii="Consolas" w:hAnsi="Consolas"/>
+          <w:color w:val="808080"/>
+        </w:rPr>
+        <w:t>&gt;</w:t>
+      </w:r>
+    </w:p>
+    <w:p>
+      <w:pPr>
+        <w:pStyle w:val="NormalWeb"/>
+        <w:shd w:val="clear" w:color="auto" w:fill="1E1F22"/>
+        <w:spacing w:before="0" w:beforeAutospacing="0" w:after="0" w:afterAutospacing="0"/>
+        <w:rPr>
+          <w:rFonts w:ascii="Consolas" w:hAnsi="Consolas"/>
+          <w:color w:val="CCCCCC"/>
+        </w:rPr>
+      </w:pPr>
+      <w:r>
+        <w:rPr>
+          <w:rFonts w:ascii="Consolas" w:hAnsi="Consolas"/>
+          <w:color w:val="CCCCCC"/>
+        </w:rPr>
+        <w:t xml:space="preserve">            </w:t>
+      </w:r>
+      <w:r>
+        <w:rPr>
+          <w:rFonts w:ascii="Consolas" w:hAnsi="Consolas"/>
+          <w:color w:val="808080"/>
+        </w:rPr>
+        <w:t>&lt;</w:t>
+      </w:r>
+      <w:proofErr w:type="gramStart"/>
+      <w:r>
+        <w:rPr>
+          <w:rFonts w:ascii="Consolas" w:hAnsi="Consolas"/>
+          <w:color w:val="569CD6"/>
+        </w:rPr>
+        <w:t>plugin</w:t>
+      </w:r>
+      <w:proofErr w:type="gramEnd"/>
+      <w:r>
+        <w:rPr>
+          <w:rFonts w:ascii="Consolas" w:hAnsi="Consolas"/>
+          <w:color w:val="808080"/>
+        </w:rPr>
+        <w:t>&gt;</w:t>
+      </w:r>
+    </w:p>
+    <w:p>
+      <w:pPr>
+        <w:pStyle w:val="NormalWeb"/>
+        <w:shd w:val="clear" w:color="auto" w:fill="1E1F22"/>
+        <w:spacing w:before="0" w:beforeAutospacing="0" w:after="0" w:afterAutospacing="0"/>
+        <w:rPr>
+          <w:rFonts w:ascii="Consolas" w:hAnsi="Consolas"/>
+          <w:color w:val="CCCCCC"/>
+        </w:rPr>
+      </w:pPr>
+      <w:r>
+        <w:rPr>
+          <w:rFonts w:ascii="Consolas" w:hAnsi="Consolas"/>
+          <w:color w:val="CCCCCC"/>
+        </w:rPr>
+        <w:t xml:space="preserve">                </w:t>
+      </w:r>
+      <w:r>
+        <w:rPr>
+          <w:rFonts w:ascii="Consolas" w:hAnsi="Consolas"/>
+          <w:color w:val="808080"/>
+        </w:rPr>
+        <w:t>&lt;</w:t>
+      </w:r>
+      <w:proofErr w:type="spellStart"/>
+      <w:r>
+        <w:rPr>
+          <w:rFonts w:ascii="Consolas" w:hAnsi="Consolas"/>
+          <w:color w:val="569CD6"/>
+        </w:rPr>
+        <w:t>groupId</w:t>
+      </w:r>
+      <w:proofErr w:type="spellEnd"/>
+      <w:r>
+        <w:rPr>
+          <w:rFonts w:ascii="Consolas" w:hAnsi="Consolas"/>
+          <w:color w:val="808080"/>
+        </w:rPr>
+        <w:t>&gt;</w:t>
+      </w:r>
+      <w:proofErr w:type="spellStart"/>
+      <w:r>
+        <w:rPr>
+          <w:rFonts w:ascii="Consolas" w:hAnsi="Consolas"/>
+          <w:color w:val="CCCCCC"/>
+        </w:rPr>
+        <w:t>org.springframework.boot</w:t>
+      </w:r>
+      <w:proofErr w:type="spellEnd"/>
+      <w:r>
+        <w:rPr>
+          <w:rFonts w:ascii="Consolas" w:hAnsi="Consolas"/>
+          <w:color w:val="808080"/>
+        </w:rPr>
+        <w:t>&lt;/</w:t>
+      </w:r>
+      <w:proofErr w:type="spellStart"/>
+      <w:r>
+        <w:rPr>
+          <w:rFonts w:ascii="Consolas" w:hAnsi="Consolas"/>
+          <w:color w:val="569CD6"/>
+        </w:rPr>
+        <w:t>groupId</w:t>
+      </w:r>
+      <w:proofErr w:type="spellEnd"/>
+      <w:r>
+        <w:rPr>
+          <w:rFonts w:ascii="Consolas" w:hAnsi="Consolas"/>
+          <w:color w:val="808080"/>
+        </w:rPr>
+        <w:t>&gt;</w:t>
+      </w:r>
+    </w:p>
+    <w:p>
+      <w:pPr>
+        <w:pStyle w:val="NormalWeb"/>
+        <w:shd w:val="clear" w:color="auto" w:fill="1E1F22"/>
+        <w:spacing w:before="0" w:beforeAutospacing="0" w:after="0" w:afterAutospacing="0"/>
+        <w:rPr>
+          <w:rFonts w:ascii="Consolas" w:hAnsi="Consolas"/>
+          <w:color w:val="CCCCCC"/>
+        </w:rPr>
+      </w:pPr>
+      <w:r>
+        <w:rPr>
+          <w:rFonts w:ascii="Consolas" w:hAnsi="Consolas"/>
+          <w:color w:val="CCCCCC"/>
+        </w:rPr>
+        <w:t xml:space="preserve">                </w:t>
+      </w:r>
+      <w:r>
+        <w:rPr>
+          <w:rFonts w:ascii="Consolas" w:hAnsi="Consolas"/>
+          <w:color w:val="808080"/>
+        </w:rPr>
+        <w:t>&lt;</w:t>
+      </w:r>
+      <w:proofErr w:type="spellStart"/>
+      <w:proofErr w:type="gramStart"/>
+      <w:r>
+        <w:rPr>
+          <w:rFonts w:ascii="Consolas" w:hAnsi="Consolas"/>
+          <w:color w:val="569CD6"/>
+        </w:rPr>
+        <w:t>artifactId</w:t>
+      </w:r>
+      <w:proofErr w:type="spellEnd"/>
+      <w:r>
+        <w:rPr>
+          <w:rFonts w:ascii="Consolas" w:hAnsi="Consolas"/>
+          <w:color w:val="808080"/>
+        </w:rPr>
+        <w:t>&gt;</w:t>
+      </w:r>
+      <w:proofErr w:type="gramEnd"/>
+      <w:r>
+        <w:rPr>
+          <w:rFonts w:ascii="Consolas" w:hAnsi="Consolas"/>
+          <w:color w:val="CCCCCC"/>
+        </w:rPr>
+        <w:t>spring-boot-maven-plugin</w:t>
+      </w:r>
+      <w:r>
+        <w:rPr>
+          <w:rFonts w:ascii="Consolas" w:hAnsi="Consolas"/>
+          <w:color w:val="808080"/>
+        </w:rPr>
+        <w:t>&lt;/</w:t>
+      </w:r>
+      <w:proofErr w:type="spellStart"/>
+      <w:r>
+        <w:rPr>
+          <w:rFonts w:ascii="Consolas" w:hAnsi="Consolas"/>
+          <w:color w:val="569CD6"/>
+        </w:rPr>
+        <w:t>artifactId</w:t>
+      </w:r>
+      <w:proofErr w:type="spellEnd"/>
+      <w:r>
+        <w:rPr>
+          <w:rFonts w:ascii="Consolas" w:hAnsi="Consolas"/>
+          <w:color w:val="808080"/>
+        </w:rPr>
+        <w:t>&gt;</w:t>
+      </w:r>
+    </w:p>
+    <w:p>
+      <w:pPr>
+        <w:pStyle w:val="NormalWeb"/>
+        <w:shd w:val="clear" w:color="auto" w:fill="1E1F22"/>
+        <w:spacing w:before="0" w:beforeAutospacing="0" w:after="0" w:afterAutospacing="0"/>
+        <w:rPr>
+          <w:rFonts w:ascii="Consolas" w:hAnsi="Consolas"/>
+          <w:color w:val="CCCCCC"/>
+        </w:rPr>
+      </w:pPr>
+      <w:r>
+        <w:rPr>
+          <w:rFonts w:ascii="Consolas" w:hAnsi="Consolas"/>
+          <w:color w:val="CCCCCC"/>
+        </w:rPr>
+        <w:t xml:space="preserve">            </w:t>
+      </w:r>
+      <w:r>
+        <w:rPr>
+          <w:rFonts w:ascii="Consolas" w:hAnsi="Consolas"/>
+          <w:color w:val="808080"/>
+        </w:rPr>
+        <w:t>&lt;/</w:t>
+      </w:r>
+      <w:r>
+        <w:rPr>
+          <w:rFonts w:ascii="Consolas" w:hAnsi="Consolas"/>
+          <w:color w:val="569CD6"/>
+        </w:rPr>
+        <w:t>plugin</w:t>
+      </w:r>
+      <w:r>
+        <w:rPr>
+          <w:rFonts w:ascii="Consolas" w:hAnsi="Consolas"/>
+          <w:color w:val="808080"/>
+        </w:rPr>
+        <w:t>&gt;</w:t>
+      </w:r>
+    </w:p>
+    <w:p>
+      <w:pPr>
+        <w:pStyle w:val="NormalWeb"/>
+        <w:shd w:val="clear" w:color="auto" w:fill="1E1F22"/>
+        <w:spacing w:before="0" w:beforeAutospacing="0" w:after="0" w:afterAutospacing="0"/>
+        <w:rPr>
+          <w:rFonts w:ascii="Consolas" w:hAnsi="Consolas"/>
+          <w:color w:val="CCCCCC"/>
+        </w:rPr>
+      </w:pPr>
+      <w:r>
+        <w:rPr>
+          <w:rFonts w:ascii="Consolas" w:hAnsi="Consolas"/>
+          <w:color w:val="CCCCCC"/>
+        </w:rPr>
+        <w:t xml:space="preserve">        </w:t>
+      </w:r>
+      <w:r>
+        <w:rPr>
+          <w:rFonts w:ascii="Consolas" w:hAnsi="Consolas"/>
+          <w:color w:val="808080"/>
+        </w:rPr>
+        <w:t>&lt;/</w:t>
+      </w:r>
+      <w:r>
+        <w:rPr>
+          <w:rFonts w:ascii="Consolas" w:hAnsi="Consolas"/>
+          <w:color w:val="569CD6"/>
+        </w:rPr>
+        <w:t>plugins</w:t>
+      </w:r>
+      <w:r>
+        <w:rPr>
+          <w:rFonts w:ascii="Consolas" w:hAnsi="Consolas"/>
+          <w:color w:val="808080"/>
+        </w:rPr>
+        <w:t>&gt;</w:t>
+      </w:r>
+    </w:p>
+    <w:p>
+      <w:pPr>
+        <w:pStyle w:val="NormalWeb"/>
+        <w:shd w:val="clear" w:color="auto" w:fill="1E1F22"/>
+        <w:spacing w:before="0" w:beforeAutospacing="0" w:after="0" w:afterAutospacing="0"/>
+        <w:rPr>
+          <w:rFonts w:ascii="Consolas" w:hAnsi="Consolas"/>
+          <w:color w:val="CCCCCC"/>
+        </w:rPr>
+      </w:pPr>
+      <w:r>
+        <w:rPr>
+          <w:rFonts w:ascii="Consolas" w:hAnsi="Consolas"/>
+          <w:color w:val="CCCCCC"/>
+        </w:rPr>
+        <w:t xml:space="preserve">    </w:t>
+      </w:r>
+      <w:r>
+        <w:rPr>
+          <w:rFonts w:ascii="Consolas" w:hAnsi="Consolas"/>
+          <w:color w:val="808080"/>
+        </w:rPr>
+        <w:t>&lt;/</w:t>
+      </w:r>
+      <w:r>
+        <w:rPr>
+          <w:rFonts w:ascii="Consolas" w:hAnsi="Consolas"/>
+          <w:color w:val="569CD6"/>
+        </w:rPr>
+        <w:t>build</w:t>
+      </w:r>
+      <w:r>
+        <w:rPr>
+          <w:rFonts w:ascii="Consolas" w:hAnsi="Consolas"/>
+          <w:color w:val="808080"/>
+        </w:rPr>
+        <w:t>&gt;</w:t>
+      </w:r>
+    </w:p>
+    <w:p>
+      <w:pPr>
+        <w:pStyle w:val="NormalWeb"/>
+        <w:shd w:val="clear" w:color="auto" w:fill="1E1F22"/>
+        <w:spacing w:before="0" w:beforeAutospacing="0" w:after="0" w:afterAutospacing="0"/>
+        <w:rPr>
+          <w:rFonts w:ascii="Consolas" w:hAnsi="Consolas"/>
+          <w:color w:val="CCCCCC"/>
+        </w:rPr>
+      </w:pPr>
+    </w:p>
+    <w:p>
+      <w:pPr>
+        <w:pStyle w:val="NormalWeb"/>
+        <w:shd w:val="clear" w:color="auto" w:fill="1E1F22"/>
+        <w:spacing w:before="0" w:beforeAutospacing="0" w:after="0" w:afterAutospacing="0"/>
+        <w:rPr>
+          <w:rFonts w:ascii="Consolas" w:hAnsi="Consolas"/>
+          <w:color w:val="CCCCCC"/>
+        </w:rPr>
+      </w:pPr>
+      <w:r>
+        <w:rPr>
+          <w:rFonts w:ascii="Consolas" w:hAnsi="Consolas"/>
+          <w:color w:val="808080"/>
+        </w:rPr>
+        <w:t>&lt;/</w:t>
+      </w:r>
+      <w:r>
+        <w:rPr>
+          <w:rFonts w:ascii="Consolas" w:hAnsi="Consolas"/>
+          <w:color w:val="569CD6"/>
+        </w:rPr>
+        <w:t>project</w:t>
+      </w:r>
+      <w:r>
+        <w:rPr>
+          <w:rFonts w:ascii="Consolas" w:hAnsi="Consolas"/>
+          <w:color w:val="808080"/>
+        </w:rPr>
+        <w:t>&gt;</w:t>
+      </w:r>
+    </w:p>
+    <w:p/>
+    <w:p>
+      <w:r>
+        <w:t>OUTPUT:</w:t>
       </w:r>
     </w:p>
     <w:p>
@@ -1368,7 +5228,23 @@
           <w:rFonts w:ascii="Consolas" w:hAnsi="Consolas"/>
           <w:color w:val="EBEBEB"/>
         </w:rPr>
-        <w:t>.   ____          _            __ _ _</w:t>
+        <w:t xml:space="preserve">13:16:44.966 [main] INFO </w:t>
+      </w:r>
+      <w:proofErr w:type="spellStart"/>
+      <w:r>
+        <w:rPr>
+          <w:rFonts w:ascii="Consolas" w:hAnsi="Consolas"/>
+          <w:color w:val="EBEBEB"/>
+        </w:rPr>
+        <w:t>com.cognizant.springlearn.SpringLearnApplication</w:t>
+      </w:r>
+      <w:proofErr w:type="spellEnd"/>
+      <w:r>
+        <w:rPr>
+          <w:rFonts w:ascii="Consolas" w:hAnsi="Consolas"/>
+          <w:color w:val="EBEBEB"/>
+        </w:rPr>
+        <w:t xml:space="preserve"> -- START</w:t>
       </w:r>
     </w:p>
     <w:p>
@@ -1386,6 +5262,85 @@
           <w:rFonts w:ascii="Consolas" w:hAnsi="Consolas"/>
           <w:color w:val="EBEBEB"/>
         </w:rPr>
+        <w:t>13:16:45.259 [</w:t>
+      </w:r>
+      <w:proofErr w:type="spellStart"/>
+      <w:r>
+        <w:rPr>
+          <w:rFonts w:ascii="Consolas" w:hAnsi="Consolas"/>
+          <w:color w:val="EBEBEB"/>
+        </w:rPr>
+        <w:t>restartedMain</w:t>
+      </w:r>
+      <w:proofErr w:type="spellEnd"/>
+      <w:r>
+        <w:rPr>
+          <w:rFonts w:ascii="Consolas" w:hAnsi="Consolas"/>
+          <w:color w:val="EBEBEB"/>
+        </w:rPr>
+        <w:t xml:space="preserve">] INFO </w:t>
+      </w:r>
+      <w:proofErr w:type="spellStart"/>
+      <w:r>
+        <w:rPr>
+          <w:rFonts w:ascii="Consolas" w:hAnsi="Consolas"/>
+          <w:color w:val="EBEBEB"/>
+        </w:rPr>
+        <w:t>com.cognizant.springlearn.SpringLearnApplication</w:t>
+      </w:r>
+      <w:proofErr w:type="spellEnd"/>
+      <w:r>
+        <w:rPr>
+          <w:rFonts w:ascii="Consolas" w:hAnsi="Consolas"/>
+          <w:color w:val="EBEBEB"/>
+        </w:rPr>
+        <w:t xml:space="preserve"> -- START</w:t>
+      </w:r>
+    </w:p>
+    <w:p>
+      <w:pPr>
+        <w:pStyle w:val="NormalWeb"/>
+        <w:shd w:val="clear" w:color="auto" w:fill="2F2F2F"/>
+        <w:spacing w:before="0" w:beforeAutospacing="0" w:after="0" w:afterAutospacing="0"/>
+        <w:rPr>
+          <w:rFonts w:ascii="Consolas" w:hAnsi="Consolas"/>
+          <w:color w:val="CCCCCC"/>
+        </w:rPr>
+      </w:pPr>
+    </w:p>
+    <w:p>
+      <w:pPr>
+        <w:pStyle w:val="NormalWeb"/>
+        <w:shd w:val="clear" w:color="auto" w:fill="2F2F2F"/>
+        <w:spacing w:before="0" w:beforeAutospacing="0" w:after="0" w:afterAutospacing="0"/>
+        <w:rPr>
+          <w:rFonts w:ascii="Consolas" w:hAnsi="Consolas"/>
+          <w:color w:val="CCCCCC"/>
+        </w:rPr>
+      </w:pPr>
+      <w:r>
+        <w:rPr>
+          <w:rFonts w:ascii="Consolas" w:hAnsi="Consolas"/>
+          <w:color w:val="EBEBEB"/>
+        </w:rPr>
+        <w:t xml:space="preserve">  .   ____          _            __ _ _</w:t>
+      </w:r>
+    </w:p>
+    <w:p>
+      <w:pPr>
+        <w:pStyle w:val="NormalWeb"/>
+        <w:shd w:val="clear" w:color="auto" w:fill="2F2F2F"/>
+        <w:spacing w:before="0" w:beforeAutospacing="0" w:after="0" w:afterAutospacing="0"/>
+        <w:rPr>
+          <w:rFonts w:ascii="Consolas" w:hAnsi="Consolas"/>
+          <w:color w:val="CCCCCC"/>
+        </w:rPr>
+      </w:pPr>
+      <w:r>
+        <w:rPr>
+          <w:rFonts w:ascii="Consolas" w:hAnsi="Consolas"/>
+          <w:color w:val="EBEBEB"/>
+        </w:rPr>
         <w:t xml:space="preserve"> /\\ / ___'_ __ _ _(_)_ __  __ _ \ \ \ \</w:t>
       </w:r>
     </w:p>
@@ -1458,6 +5413,7 @@
           <w:rFonts w:ascii="Consolas" w:hAnsi="Consolas"/>
           <w:color w:val="EBEBEB"/>
         </w:rPr>
+        <w:lastRenderedPageBreak/>
         <w:t xml:space="preserve"> =========|_|==============|___/=/_/_/_/</w:t>
       </w:r>
     </w:p>
@@ -1471,6 +5427,17 @@
           <w:color w:val="CCCCCC"/>
         </w:rPr>
       </w:pPr>
+    </w:p>
+    <w:p>
+      <w:pPr>
+        <w:pStyle w:val="NormalWeb"/>
+        <w:shd w:val="clear" w:color="auto" w:fill="2F2F2F"/>
+        <w:spacing w:before="0" w:beforeAutospacing="0" w:after="0" w:afterAutospacing="0"/>
+        <w:rPr>
+          <w:rFonts w:ascii="Consolas" w:hAnsi="Consolas"/>
+          <w:color w:val="CCCCCC"/>
+        </w:rPr>
+      </w:pPr>
       <w:r>
         <w:rPr>
           <w:rFonts w:ascii="Consolas" w:hAnsi="Consolas"/>
@@ -1492,7 +5459,7 @@
           <w:rFonts w:ascii="Consolas" w:hAnsi="Consolas"/>
           <w:color w:val="EBEBEB"/>
         </w:rPr>
-        <w:t>:                (v3.2.0)</w:t>
+        <w:t>:                (v3.5.3)</w:t>
       </w:r>
     </w:p>
     <w:p>
@@ -1521,7 +5488,7 @@
           <w:rFonts w:ascii="Consolas" w:hAnsi="Consolas"/>
           <w:color w:val="EBEBEB"/>
         </w:rPr>
-        <w:t>2026-07-01T14:30:19.540+</w:t>
+        <w:t>2026-07-03T13:16:45.970+</w:t>
       </w:r>
       <w:proofErr w:type="gramStart"/>
       <w:r>
@@ -1537,39 +5504,55 @@
           <w:rFonts w:ascii="Consolas" w:hAnsi="Consolas"/>
           <w:color w:val="EBEBEB"/>
         </w:rPr>
-        <w:t xml:space="preserve"> 30176 --- [           main] </w:t>
-      </w:r>
-      <w:proofErr w:type="spellStart"/>
-      <w:r>
-        <w:rPr>
-          <w:rFonts w:ascii="Consolas" w:hAnsi="Consolas"/>
-          <w:color w:val="EBEBEB"/>
-        </w:rPr>
-        <w:t>com.demo.SpringRestApplication</w:t>
-      </w:r>
-      <w:proofErr w:type="spellEnd"/>
-      <w:r>
-        <w:rPr>
-          <w:rFonts w:ascii="Consolas" w:hAnsi="Consolas"/>
-          <w:color w:val="EBEBEB"/>
-        </w:rPr>
-        <w:t xml:space="preserve">           : Starting </w:t>
-      </w:r>
-      <w:proofErr w:type="spellStart"/>
-      <w:r>
-        <w:rPr>
-          <w:rFonts w:ascii="Consolas" w:hAnsi="Consolas"/>
-          <w:color w:val="EBEBEB"/>
-        </w:rPr>
-        <w:t>SpringRestApplication</w:t>
-      </w:r>
-      <w:proofErr w:type="spellEnd"/>
-      <w:r>
-        <w:rPr>
-          <w:rFonts w:ascii="Consolas" w:hAnsi="Consolas"/>
-          <w:color w:val="EBEBEB"/>
-        </w:rPr>
-        <w:t xml:space="preserve"> using Java 21.0.9 with PID 30176 (D:\spring-rest-handson\target\classes started by </w:t>
+        <w:t xml:space="preserve"> 24088 --- [  </w:t>
+      </w:r>
+      <w:proofErr w:type="spellStart"/>
+      <w:r>
+        <w:rPr>
+          <w:rFonts w:ascii="Consolas" w:hAnsi="Consolas"/>
+          <w:color w:val="EBEBEB"/>
+        </w:rPr>
+        <w:t>restartedMain</w:t>
+      </w:r>
+      <w:proofErr w:type="spellEnd"/>
+      <w:r>
+        <w:rPr>
+          <w:rFonts w:ascii="Consolas" w:hAnsi="Consolas"/>
+          <w:color w:val="EBEBEB"/>
+        </w:rPr>
+        <w:t xml:space="preserve">] </w:t>
+      </w:r>
+      <w:proofErr w:type="spellStart"/>
+      <w:r>
+        <w:rPr>
+          <w:rFonts w:ascii="Consolas" w:hAnsi="Consolas"/>
+          <w:color w:val="EBEBEB"/>
+        </w:rPr>
+        <w:t>c.c.springlearn.SpringLearnApplication</w:t>
+      </w:r>
+      <w:proofErr w:type="spellEnd"/>
+      <w:r>
+        <w:rPr>
+          <w:rFonts w:ascii="Consolas" w:hAnsi="Consolas"/>
+          <w:color w:val="EBEBEB"/>
+        </w:rPr>
+        <w:t xml:space="preserve">   : Starting </w:t>
+      </w:r>
+      <w:proofErr w:type="spellStart"/>
+      <w:r>
+        <w:rPr>
+          <w:rFonts w:ascii="Consolas" w:hAnsi="Consolas"/>
+          <w:color w:val="EBEBEB"/>
+        </w:rPr>
+        <w:t>SpringLearnApplication</w:t>
+      </w:r>
+      <w:proofErr w:type="spellEnd"/>
+      <w:r>
+        <w:rPr>
+          <w:rFonts w:ascii="Consolas" w:hAnsi="Consolas"/>
+          <w:color w:val="EBEBEB"/>
+        </w:rPr>
+        <w:t xml:space="preserve"> using Java 21.0.9 with PID 24088 (D:\cts\spring-learn\target\classes started by </w:t>
       </w:r>
       <w:proofErr w:type="spellStart"/>
       <w:r>
@@ -1585,7 +5568,7 @@
           <w:rFonts w:ascii="Consolas" w:hAnsi="Consolas"/>
           <w:color w:val="EBEBEB"/>
         </w:rPr>
-        <w:t xml:space="preserve"> in D:\spring-rest-handson)</w:t>
+        <w:t xml:space="preserve"> in D:\cts\spring-learn)</w:t>
       </w:r>
     </w:p>
     <w:p>
@@ -1603,7 +5586,7 @@
           <w:rFonts w:ascii="Consolas" w:hAnsi="Consolas"/>
           <w:color w:val="EBEBEB"/>
         </w:rPr>
-        <w:t>2026-07-01T14:30:19.550+</w:t>
+        <w:t>2026-07-03T13:16:45.974+</w:t>
       </w:r>
       <w:proofErr w:type="gramStart"/>
       <w:r>
@@ -1619,23 +5602,39 @@
           <w:rFonts w:ascii="Consolas" w:hAnsi="Consolas"/>
           <w:color w:val="EBEBEB"/>
         </w:rPr>
-        <w:t xml:space="preserve"> 30176 --- [           main] </w:t>
-      </w:r>
-      <w:proofErr w:type="spellStart"/>
-      <w:r>
-        <w:rPr>
-          <w:rFonts w:ascii="Consolas" w:hAnsi="Consolas"/>
-          <w:color w:val="EBEBEB"/>
-        </w:rPr>
-        <w:t>com.demo.SpringRestApplication</w:t>
-      </w:r>
-      <w:proofErr w:type="spellEnd"/>
-      <w:r>
-        <w:rPr>
-          <w:rFonts w:ascii="Consolas" w:hAnsi="Consolas"/>
-          <w:color w:val="EBEBEB"/>
-        </w:rPr>
-        <w:t xml:space="preserve">           : No active profile set, falling back to 1 default profile: "default"</w:t>
+        <w:t xml:space="preserve"> 24088 --- [  </w:t>
+      </w:r>
+      <w:proofErr w:type="spellStart"/>
+      <w:r>
+        <w:rPr>
+          <w:rFonts w:ascii="Consolas" w:hAnsi="Consolas"/>
+          <w:color w:val="EBEBEB"/>
+        </w:rPr>
+        <w:t>restartedMain</w:t>
+      </w:r>
+      <w:proofErr w:type="spellEnd"/>
+      <w:r>
+        <w:rPr>
+          <w:rFonts w:ascii="Consolas" w:hAnsi="Consolas"/>
+          <w:color w:val="EBEBEB"/>
+        </w:rPr>
+        <w:t xml:space="preserve">] </w:t>
+      </w:r>
+      <w:proofErr w:type="spellStart"/>
+      <w:r>
+        <w:rPr>
+          <w:rFonts w:ascii="Consolas" w:hAnsi="Consolas"/>
+          <w:color w:val="EBEBEB"/>
+        </w:rPr>
+        <w:t>c.c.springlearn.SpringLearnApplication</w:t>
+      </w:r>
+      <w:proofErr w:type="spellEnd"/>
+      <w:r>
+        <w:rPr>
+          <w:rFonts w:ascii="Consolas" w:hAnsi="Consolas"/>
+          <w:color w:val="EBEBEB"/>
+        </w:rPr>
+        <w:t xml:space="preserve">   : No active profile set, falling back to 1 default profile: "default"</w:t>
       </w:r>
     </w:p>
     <w:p>
@@ -1653,7 +5652,7 @@
           <w:rFonts w:ascii="Consolas" w:hAnsi="Consolas"/>
           <w:color w:val="EBEBEB"/>
         </w:rPr>
-        <w:t>2026-07-01T14:30:22.810+</w:t>
+        <w:t>2026-07-03T13:16:46.112+</w:t>
       </w:r>
       <w:proofErr w:type="gramStart"/>
       <w:r>
@@ -1669,7 +5668,203 @@
           <w:rFonts w:ascii="Consolas" w:hAnsi="Consolas"/>
           <w:color w:val="EBEBEB"/>
         </w:rPr>
-        <w:t xml:space="preserve"> 30176 --- [           main] </w:t>
+        <w:t xml:space="preserve"> 24088 --- [  </w:t>
+      </w:r>
+      <w:proofErr w:type="spellStart"/>
+      <w:r>
+        <w:rPr>
+          <w:rFonts w:ascii="Consolas" w:hAnsi="Consolas"/>
+          <w:color w:val="EBEBEB"/>
+        </w:rPr>
+        <w:t>restartedMain</w:t>
+      </w:r>
+      <w:proofErr w:type="spellEnd"/>
+      <w:r>
+        <w:rPr>
+          <w:rFonts w:ascii="Consolas" w:hAnsi="Consolas"/>
+          <w:color w:val="EBEBEB"/>
+        </w:rPr>
+        <w:t>] .</w:t>
+      </w:r>
+      <w:proofErr w:type="spellStart"/>
+      <w:r>
+        <w:rPr>
+          <w:rFonts w:ascii="Consolas" w:hAnsi="Consolas"/>
+          <w:color w:val="EBEBEB"/>
+        </w:rPr>
+        <w:t>e.DevToolsPropertyDefaultsPostProcessor</w:t>
+      </w:r>
+      <w:proofErr w:type="spellEnd"/>
+      <w:r>
+        <w:rPr>
+          <w:rFonts w:ascii="Consolas" w:hAnsi="Consolas"/>
+          <w:color w:val="EBEBEB"/>
+        </w:rPr>
+        <w:t xml:space="preserve"> : </w:t>
+      </w:r>
+      <w:proofErr w:type="spellStart"/>
+      <w:r>
+        <w:rPr>
+          <w:rFonts w:ascii="Consolas" w:hAnsi="Consolas"/>
+          <w:color w:val="EBEBEB"/>
+        </w:rPr>
+        <w:t>Devtools</w:t>
+      </w:r>
+      <w:proofErr w:type="spellEnd"/>
+      <w:r>
+        <w:rPr>
+          <w:rFonts w:ascii="Consolas" w:hAnsi="Consolas"/>
+          <w:color w:val="EBEBEB"/>
+        </w:rPr>
+        <w:t xml:space="preserve"> property defaults active! Set '</w:t>
+      </w:r>
+      <w:proofErr w:type="spellStart"/>
+      <w:r>
+        <w:rPr>
+          <w:rFonts w:ascii="Consolas" w:hAnsi="Consolas"/>
+          <w:color w:val="EBEBEB"/>
+        </w:rPr>
+        <w:t>spring.devtools.add</w:t>
+      </w:r>
+      <w:proofErr w:type="spellEnd"/>
+      <w:r>
+        <w:rPr>
+          <w:rFonts w:ascii="Consolas" w:hAnsi="Consolas"/>
+          <w:color w:val="EBEBEB"/>
+        </w:rPr>
+        <w:t>-properties' to 'false' to disable</w:t>
+      </w:r>
+    </w:p>
+    <w:p>
+      <w:pPr>
+        <w:pStyle w:val="NormalWeb"/>
+        <w:shd w:val="clear" w:color="auto" w:fill="2F2F2F"/>
+        <w:spacing w:before="0" w:beforeAutospacing="0" w:after="0" w:afterAutospacing="0"/>
+        <w:rPr>
+          <w:rFonts w:ascii="Consolas" w:hAnsi="Consolas"/>
+          <w:color w:val="CCCCCC"/>
+        </w:rPr>
+      </w:pPr>
+      <w:r>
+        <w:rPr>
+          <w:rFonts w:ascii="Consolas" w:hAnsi="Consolas"/>
+          <w:color w:val="EBEBEB"/>
+        </w:rPr>
+        <w:t>2026-07-03T13:16:46.112+</w:t>
+      </w:r>
+      <w:proofErr w:type="gramStart"/>
+      <w:r>
+        <w:rPr>
+          <w:rFonts w:ascii="Consolas" w:hAnsi="Consolas"/>
+          <w:color w:val="EBEBEB"/>
+        </w:rPr>
+        <w:t>05:30  INFO</w:t>
+      </w:r>
+      <w:proofErr w:type="gramEnd"/>
+      <w:r>
+        <w:rPr>
+          <w:rFonts w:ascii="Consolas" w:hAnsi="Consolas"/>
+          <w:color w:val="EBEBEB"/>
+        </w:rPr>
+        <w:t xml:space="preserve"> 24088 --- [  </w:t>
+      </w:r>
+      <w:proofErr w:type="spellStart"/>
+      <w:r>
+        <w:rPr>
+          <w:rFonts w:ascii="Consolas" w:hAnsi="Consolas"/>
+          <w:color w:val="EBEBEB"/>
+        </w:rPr>
+        <w:t>restartedMain</w:t>
+      </w:r>
+      <w:proofErr w:type="spellEnd"/>
+      <w:r>
+        <w:rPr>
+          <w:rFonts w:ascii="Consolas" w:hAnsi="Consolas"/>
+          <w:color w:val="EBEBEB"/>
+        </w:rPr>
+        <w:t>] .</w:t>
+      </w:r>
+      <w:proofErr w:type="spellStart"/>
+      <w:r>
+        <w:rPr>
+          <w:rFonts w:ascii="Consolas" w:hAnsi="Consolas"/>
+          <w:color w:val="EBEBEB"/>
+        </w:rPr>
+        <w:t>e.DevToolsPropertyDefaultsPostProcessor</w:t>
+      </w:r>
+      <w:proofErr w:type="spellEnd"/>
+      <w:r>
+        <w:rPr>
+          <w:rFonts w:ascii="Consolas" w:hAnsi="Consolas"/>
+          <w:color w:val="EBEBEB"/>
+        </w:rPr>
+        <w:t xml:space="preserve"> : For additional web related logging consider setting the '</w:t>
+      </w:r>
+      <w:proofErr w:type="spellStart"/>
+      <w:r>
+        <w:rPr>
+          <w:rFonts w:ascii="Consolas" w:hAnsi="Consolas"/>
+          <w:color w:val="EBEBEB"/>
+        </w:rPr>
+        <w:t>logging.level.web</w:t>
+      </w:r>
+      <w:proofErr w:type="spellEnd"/>
+      <w:r>
+        <w:rPr>
+          <w:rFonts w:ascii="Consolas" w:hAnsi="Consolas"/>
+          <w:color w:val="EBEBEB"/>
+        </w:rPr>
+        <w:t>' property to 'DEBUG'</w:t>
+      </w:r>
+    </w:p>
+    <w:p>
+      <w:pPr>
+        <w:pStyle w:val="NormalWeb"/>
+        <w:shd w:val="clear" w:color="auto" w:fill="2F2F2F"/>
+        <w:spacing w:before="0" w:beforeAutospacing="0" w:after="0" w:afterAutospacing="0"/>
+        <w:rPr>
+          <w:rFonts w:ascii="Consolas" w:hAnsi="Consolas"/>
+          <w:color w:val="CCCCCC"/>
+        </w:rPr>
+      </w:pPr>
+      <w:r>
+        <w:rPr>
+          <w:rFonts w:ascii="Consolas" w:hAnsi="Consolas"/>
+          <w:color w:val="EBEBEB"/>
+        </w:rPr>
+        <w:t>2026-07-03T13:16:48.246+</w:t>
+      </w:r>
+      <w:proofErr w:type="gramStart"/>
+      <w:r>
+        <w:rPr>
+          <w:rFonts w:ascii="Consolas" w:hAnsi="Consolas"/>
+          <w:color w:val="EBEBEB"/>
+        </w:rPr>
+        <w:t>05:30  INFO</w:t>
+      </w:r>
+      <w:proofErr w:type="gramEnd"/>
+      <w:r>
+        <w:rPr>
+          <w:rFonts w:ascii="Consolas" w:hAnsi="Consolas"/>
+          <w:color w:val="EBEBEB"/>
+        </w:rPr>
+        <w:t xml:space="preserve"> 24088 --- [  </w:t>
+      </w:r>
+      <w:proofErr w:type="spellStart"/>
+      <w:r>
+        <w:rPr>
+          <w:rFonts w:ascii="Consolas" w:hAnsi="Consolas"/>
+          <w:color w:val="EBEBEB"/>
+        </w:rPr>
+        <w:t>restartedMain</w:t>
+      </w:r>
+      <w:proofErr w:type="spellEnd"/>
+      <w:r>
+        <w:rPr>
+          <w:rFonts w:ascii="Consolas" w:hAnsi="Consolas"/>
+          <w:color w:val="EBEBEB"/>
+        </w:rPr>
+        <w:t xml:space="preserve">] </w:t>
       </w:r>
       <w:proofErr w:type="spellStart"/>
       <w:r>
@@ -1685,7 +5880,7 @@
           <w:rFonts w:ascii="Consolas" w:hAnsi="Consolas"/>
           <w:color w:val="EBEBEB"/>
         </w:rPr>
-        <w:t xml:space="preserve">  : Tomcat initialized with port 8082 (http)</w:t>
+        <w:t xml:space="preserve">  : Tomcat initialized with port 8083 (http)</w:t>
       </w:r>
     </w:p>
     <w:p>
@@ -1703,7 +5898,7 @@
           <w:rFonts w:ascii="Consolas" w:hAnsi="Consolas"/>
           <w:color w:val="EBEBEB"/>
         </w:rPr>
-        <w:t>2026-07-01T14:30:22.842+</w:t>
+        <w:t>2026-07-03T13:16:48.274+</w:t>
       </w:r>
       <w:proofErr w:type="gramStart"/>
       <w:r>
@@ -1719,7 +5914,23 @@
           <w:rFonts w:ascii="Consolas" w:hAnsi="Consolas"/>
           <w:color w:val="EBEBEB"/>
         </w:rPr>
-        <w:t xml:space="preserve"> 30176 --- [           main] </w:t>
+        <w:t xml:space="preserve"> 24088 --- [  </w:t>
+      </w:r>
+      <w:proofErr w:type="spellStart"/>
+      <w:r>
+        <w:rPr>
+          <w:rFonts w:ascii="Consolas" w:hAnsi="Consolas"/>
+          <w:color w:val="EBEBEB"/>
+        </w:rPr>
+        <w:t>restartedMain</w:t>
+      </w:r>
+      <w:proofErr w:type="spellEnd"/>
+      <w:r>
+        <w:rPr>
+          <w:rFonts w:ascii="Consolas" w:hAnsi="Consolas"/>
+          <w:color w:val="EBEBEB"/>
+        </w:rPr>
+        <w:t xml:space="preserve">] </w:t>
       </w:r>
       <w:proofErr w:type="spellStart"/>
       <w:r>
@@ -1753,7 +5964,7 @@
           <w:rFonts w:ascii="Consolas" w:hAnsi="Consolas"/>
           <w:color w:val="EBEBEB"/>
         </w:rPr>
-        <w:t>2026-07-01T14:30:22.843+</w:t>
+        <w:t>2026-07-03T13:16:48.274+</w:t>
       </w:r>
       <w:proofErr w:type="gramStart"/>
       <w:r>
@@ -1769,7 +5980,23 @@
           <w:rFonts w:ascii="Consolas" w:hAnsi="Consolas"/>
           <w:color w:val="EBEBEB"/>
         </w:rPr>
-        <w:t xml:space="preserve"> 30176 --- [           main] </w:t>
+        <w:t xml:space="preserve"> 24088 --- [  </w:t>
+      </w:r>
+      <w:proofErr w:type="spellStart"/>
+      <w:r>
+        <w:rPr>
+          <w:rFonts w:ascii="Consolas" w:hAnsi="Consolas"/>
+          <w:color w:val="EBEBEB"/>
+        </w:rPr>
+        <w:t>restartedMain</w:t>
+      </w:r>
+      <w:proofErr w:type="spellEnd"/>
+      <w:r>
+        <w:rPr>
+          <w:rFonts w:ascii="Consolas" w:hAnsi="Consolas"/>
+          <w:color w:val="EBEBEB"/>
+        </w:rPr>
+        <w:t xml:space="preserve">] </w:t>
       </w:r>
       <w:proofErr w:type="spellStart"/>
       <w:r>
@@ -1785,7 +6012,7 @@
           <w:rFonts w:ascii="Consolas" w:hAnsi="Consolas"/>
           <w:color w:val="EBEBEB"/>
         </w:rPr>
-        <w:t xml:space="preserve">    : Starting Servlet engine: [Apache Tomcat/10.1.16]</w:t>
+        <w:t xml:space="preserve">    : Starting Servlet engine: [Apache Tomcat/10.1.42]</w:t>
       </w:r>
     </w:p>
     <w:p>
@@ -1803,7 +6030,7 @@
           <w:rFonts w:ascii="Consolas" w:hAnsi="Consolas"/>
           <w:color w:val="EBEBEB"/>
         </w:rPr>
-        <w:t>2026-07-01T14:30:23.030+</w:t>
+        <w:t>2026-07-03T13:16:48.338+</w:t>
       </w:r>
       <w:proofErr w:type="gramStart"/>
       <w:r>
@@ -1819,7 +6046,23 @@
           <w:rFonts w:ascii="Consolas" w:hAnsi="Consolas"/>
           <w:color w:val="EBEBEB"/>
         </w:rPr>
-        <w:t xml:space="preserve"> 30176 --- [           main] </w:t>
+        <w:t xml:space="preserve"> 24088 --- [  </w:t>
+      </w:r>
+      <w:proofErr w:type="spellStart"/>
+      <w:r>
+        <w:rPr>
+          <w:rFonts w:ascii="Consolas" w:hAnsi="Consolas"/>
+          <w:color w:val="EBEBEB"/>
+        </w:rPr>
+        <w:t>restartedMain</w:t>
+      </w:r>
+      <w:proofErr w:type="spellEnd"/>
+      <w:r>
+        <w:rPr>
+          <w:rFonts w:ascii="Consolas" w:hAnsi="Consolas"/>
+          <w:color w:val="EBEBEB"/>
+        </w:rPr>
+        <w:t xml:space="preserve">] </w:t>
       </w:r>
       <w:proofErr w:type="spellStart"/>
       <w:r>
@@ -1862,7 +6105,7 @@
           <w:rFonts w:ascii="Consolas" w:hAnsi="Consolas"/>
           <w:color w:val="EBEBEB"/>
         </w:rPr>
-        <w:t>2026-07-01T14:30:23.033+</w:t>
+        <w:t>2026-07-03T13:16:48.343+</w:t>
       </w:r>
       <w:proofErr w:type="gramStart"/>
       <w:r>
@@ -1878,7 +6121,23 @@
           <w:rFonts w:ascii="Consolas" w:hAnsi="Consolas"/>
           <w:color w:val="EBEBEB"/>
         </w:rPr>
-        <w:t xml:space="preserve"> 30176 --- [           main] </w:t>
+        <w:t xml:space="preserve"> 24088 --- [  </w:t>
+      </w:r>
+      <w:proofErr w:type="spellStart"/>
+      <w:r>
+        <w:rPr>
+          <w:rFonts w:ascii="Consolas" w:hAnsi="Consolas"/>
+          <w:color w:val="EBEBEB"/>
+        </w:rPr>
+        <w:t>restartedMain</w:t>
+      </w:r>
+      <w:proofErr w:type="spellEnd"/>
+      <w:r>
+        <w:rPr>
+          <w:rFonts w:ascii="Consolas" w:hAnsi="Consolas"/>
+          <w:color w:val="EBEBEB"/>
+        </w:rPr>
+        <w:t xml:space="preserve">] </w:t>
       </w:r>
       <w:proofErr w:type="spellStart"/>
       <w:r>
@@ -1910,7 +6169,7 @@
           <w:rFonts w:ascii="Consolas" w:hAnsi="Consolas"/>
           <w:color w:val="EBEBEB"/>
         </w:rPr>
-        <w:t xml:space="preserve">: initialization completed in 3244 </w:t>
+        <w:t xml:space="preserve">: initialization completed in 2225 </w:t>
       </w:r>
       <w:proofErr w:type="spellStart"/>
       <w:r>
@@ -1937,7 +6196,7 @@
           <w:rFonts w:ascii="Consolas" w:hAnsi="Consolas"/>
           <w:color w:val="EBEBEB"/>
         </w:rPr>
-        <w:t>2026-07-01T14:30:24.426+</w:t>
+        <w:t>2026-07-03T13:16:48.967+</w:t>
       </w:r>
       <w:proofErr w:type="gramStart"/>
       <w:r>
@@ -1953,7 +6212,105 @@
           <w:rFonts w:ascii="Consolas" w:hAnsi="Consolas"/>
           <w:color w:val="EBEBEB"/>
         </w:rPr>
-        <w:t xml:space="preserve"> 30176 --- [           main] </w:t>
+        <w:t xml:space="preserve"> 24088 --- [  </w:t>
+      </w:r>
+      <w:proofErr w:type="spellStart"/>
+      <w:r>
+        <w:rPr>
+          <w:rFonts w:ascii="Consolas" w:hAnsi="Consolas"/>
+          <w:color w:val="EBEBEB"/>
+        </w:rPr>
+        <w:t>restartedMain</w:t>
+      </w:r>
+      <w:proofErr w:type="spellEnd"/>
+      <w:r>
+        <w:rPr>
+          <w:rFonts w:ascii="Consolas" w:hAnsi="Consolas"/>
+          <w:color w:val="EBEBEB"/>
+        </w:rPr>
+        <w:t xml:space="preserve">] </w:t>
+      </w:r>
+      <w:proofErr w:type="spellStart"/>
+      <w:r>
+        <w:rPr>
+          <w:rFonts w:ascii="Consolas" w:hAnsi="Consolas"/>
+          <w:color w:val="EBEBEB"/>
+        </w:rPr>
+        <w:t>o.s.b.d.a.OptionalLiveReloadServer</w:t>
+      </w:r>
+      <w:proofErr w:type="spellEnd"/>
+      <w:r>
+        <w:rPr>
+          <w:rFonts w:ascii="Consolas" w:hAnsi="Consolas"/>
+          <w:color w:val="EBEBEB"/>
+        </w:rPr>
+        <w:t xml:space="preserve">       : </w:t>
+      </w:r>
+      <w:proofErr w:type="spellStart"/>
+      <w:r>
+        <w:rPr>
+          <w:rFonts w:ascii="Consolas" w:hAnsi="Consolas"/>
+          <w:color w:val="EBEBEB"/>
+        </w:rPr>
+        <w:t>LiveReload</w:t>
+      </w:r>
+      <w:proofErr w:type="spellEnd"/>
+      <w:r>
+        <w:rPr>
+          <w:rFonts w:ascii="Consolas" w:hAnsi="Consolas"/>
+          <w:color w:val="EBEBEB"/>
+        </w:rPr>
+        <w:t xml:space="preserve"> server is running on port 35729</w:t>
+      </w:r>
+    </w:p>
+    <w:p>
+      <w:pPr>
+        <w:pStyle w:val="NormalWeb"/>
+        <w:shd w:val="clear" w:color="auto" w:fill="2F2F2F"/>
+        <w:spacing w:before="0" w:beforeAutospacing="0" w:after="0" w:afterAutospacing="0"/>
+        <w:rPr>
+          <w:rFonts w:ascii="Consolas" w:hAnsi="Consolas"/>
+          <w:color w:val="CCCCCC"/>
+        </w:rPr>
+      </w:pPr>
+      <w:r>
+        <w:rPr>
+          <w:rFonts w:ascii="Consolas" w:hAnsi="Consolas"/>
+          <w:color w:val="EBEBEB"/>
+        </w:rPr>
+        <w:t>2026-07-03T13:16:49.007+</w:t>
+      </w:r>
+      <w:proofErr w:type="gramStart"/>
+      <w:r>
+        <w:rPr>
+          <w:rFonts w:ascii="Consolas" w:hAnsi="Consolas"/>
+          <w:color w:val="EBEBEB"/>
+        </w:rPr>
+        <w:t>05:30  INFO</w:t>
+      </w:r>
+      <w:proofErr w:type="gramEnd"/>
+      <w:r>
+        <w:rPr>
+          <w:rFonts w:ascii="Consolas" w:hAnsi="Consolas"/>
+          <w:color w:val="EBEBEB"/>
+        </w:rPr>
+        <w:t xml:space="preserve"> 24088 --- [  </w:t>
+      </w:r>
+      <w:proofErr w:type="spellStart"/>
+      <w:r>
+        <w:rPr>
+          <w:rFonts w:ascii="Consolas" w:hAnsi="Consolas"/>
+          <w:color w:val="EBEBEB"/>
+        </w:rPr>
+        <w:t>restartedMain</w:t>
+      </w:r>
+      <w:proofErr w:type="spellEnd"/>
+      <w:r>
+        <w:rPr>
+          <w:rFonts w:ascii="Consolas" w:hAnsi="Consolas"/>
+          <w:color w:val="EBEBEB"/>
+        </w:rPr>
+        <w:t xml:space="preserve">] </w:t>
       </w:r>
       <w:proofErr w:type="spellStart"/>
       <w:r>
@@ -1969,7 +6326,7 @@
           <w:rFonts w:ascii="Consolas" w:hAnsi="Consolas"/>
           <w:color w:val="EBEBEB"/>
         </w:rPr>
-        <w:t xml:space="preserve">  : Tomcat started on port 8082 (http) with context path ''</w:t>
+        <w:t xml:space="preserve">  : Tomcat started on port 8083 (http) with context path '/'</w:t>
       </w:r>
     </w:p>
     <w:p>
@@ -1987,7 +6344,7 @@
           <w:rFonts w:ascii="Consolas" w:hAnsi="Consolas"/>
           <w:color w:val="EBEBEB"/>
         </w:rPr>
-        <w:t>2026-07-01T14:30:24.453+</w:t>
+        <w:t>2026-07-03T13:16:49.025+</w:t>
       </w:r>
       <w:proofErr w:type="gramStart"/>
       <w:r>
@@ -2003,39 +6360,55 @@
           <w:rFonts w:ascii="Consolas" w:hAnsi="Consolas"/>
           <w:color w:val="EBEBEB"/>
         </w:rPr>
-        <w:t xml:space="preserve"> 30176 --- [           main] </w:t>
-      </w:r>
-      <w:proofErr w:type="spellStart"/>
-      <w:r>
-        <w:rPr>
-          <w:rFonts w:ascii="Consolas" w:hAnsi="Consolas"/>
-          <w:color w:val="EBEBEB"/>
-        </w:rPr>
-        <w:t>com.demo.SpringRestApplication</w:t>
-      </w:r>
-      <w:proofErr w:type="spellEnd"/>
-      <w:r>
-        <w:rPr>
-          <w:rFonts w:ascii="Consolas" w:hAnsi="Consolas"/>
-          <w:color w:val="EBEBEB"/>
-        </w:rPr>
-        <w:t xml:space="preserve">           : Started </w:t>
-      </w:r>
-      <w:proofErr w:type="spellStart"/>
-      <w:r>
-        <w:rPr>
-          <w:rFonts w:ascii="Consolas" w:hAnsi="Consolas"/>
-          <w:color w:val="EBEBEB"/>
-        </w:rPr>
-        <w:t>SpringRestApplication</w:t>
-      </w:r>
-      <w:proofErr w:type="spellEnd"/>
-      <w:r>
-        <w:rPr>
-          <w:rFonts w:ascii="Consolas" w:hAnsi="Consolas"/>
-          <w:color w:val="EBEBEB"/>
-        </w:rPr>
-        <w:t xml:space="preserve"> in 6.384 seconds (process running for 8.071)</w:t>
+        <w:t xml:space="preserve"> 24088 --- [  </w:t>
+      </w:r>
+      <w:proofErr w:type="spellStart"/>
+      <w:r>
+        <w:rPr>
+          <w:rFonts w:ascii="Consolas" w:hAnsi="Consolas"/>
+          <w:color w:val="EBEBEB"/>
+        </w:rPr>
+        <w:t>restartedMain</w:t>
+      </w:r>
+      <w:proofErr w:type="spellEnd"/>
+      <w:r>
+        <w:rPr>
+          <w:rFonts w:ascii="Consolas" w:hAnsi="Consolas"/>
+          <w:color w:val="EBEBEB"/>
+        </w:rPr>
+        <w:t xml:space="preserve">] </w:t>
+      </w:r>
+      <w:proofErr w:type="spellStart"/>
+      <w:r>
+        <w:rPr>
+          <w:rFonts w:ascii="Consolas" w:hAnsi="Consolas"/>
+          <w:color w:val="EBEBEB"/>
+        </w:rPr>
+        <w:t>c.c.springlearn.SpringLearnApplication</w:t>
+      </w:r>
+      <w:proofErr w:type="spellEnd"/>
+      <w:r>
+        <w:rPr>
+          <w:rFonts w:ascii="Consolas" w:hAnsi="Consolas"/>
+          <w:color w:val="EBEBEB"/>
+        </w:rPr>
+        <w:t xml:space="preserve">   : Started </w:t>
+      </w:r>
+      <w:proofErr w:type="spellStart"/>
+      <w:r>
+        <w:rPr>
+          <w:rFonts w:ascii="Consolas" w:hAnsi="Consolas"/>
+          <w:color w:val="EBEBEB"/>
+        </w:rPr>
+        <w:t>SpringLearnApplication</w:t>
+      </w:r>
+      <w:proofErr w:type="spellEnd"/>
+      <w:r>
+        <w:rPr>
+          <w:rFonts w:ascii="Consolas" w:hAnsi="Consolas"/>
+          <w:color w:val="EBEBEB"/>
+        </w:rPr>
+        <w:t xml:space="preserve"> in 3.755 seconds (process running for 4.607)</w:t>
       </w:r>
     </w:p>
     <w:p>
@@ -2053,7 +6426,7 @@
           <w:rFonts w:ascii="Consolas" w:hAnsi="Consolas"/>
           <w:color w:val="EBEBEB"/>
         </w:rPr>
-        <w:t>2026-07-01T14:30:57.701+</w:t>
+        <w:t>2026-07-03T13:16:49.036+</w:t>
       </w:r>
       <w:proofErr w:type="gramStart"/>
       <w:r>
@@ -2069,7 +6442,73 @@
           <w:rFonts w:ascii="Consolas" w:hAnsi="Consolas"/>
           <w:color w:val="EBEBEB"/>
         </w:rPr>
-        <w:t xml:space="preserve"> 30176 --- [nio-8082-exec-1] </w:t>
+        <w:t xml:space="preserve"> 24088 --- [  </w:t>
+      </w:r>
+      <w:proofErr w:type="spellStart"/>
+      <w:r>
+        <w:rPr>
+          <w:rFonts w:ascii="Consolas" w:hAnsi="Consolas"/>
+          <w:color w:val="EBEBEB"/>
+        </w:rPr>
+        <w:t>restartedMain</w:t>
+      </w:r>
+      <w:proofErr w:type="spellEnd"/>
+      <w:r>
+        <w:rPr>
+          <w:rFonts w:ascii="Consolas" w:hAnsi="Consolas"/>
+          <w:color w:val="EBEBEB"/>
+        </w:rPr>
+        <w:t xml:space="preserve">] </w:t>
+      </w:r>
+      <w:proofErr w:type="spellStart"/>
+      <w:r>
+        <w:rPr>
+          <w:rFonts w:ascii="Consolas" w:hAnsi="Consolas"/>
+          <w:color w:val="EBEBEB"/>
+        </w:rPr>
+        <w:t>c.c.springlearn.SpringLearnApplication</w:t>
+      </w:r>
+      <w:proofErr w:type="spellEnd"/>
+      <w:r>
+        <w:rPr>
+          <w:rFonts w:ascii="Consolas" w:hAnsi="Consolas"/>
+          <w:color w:val="EBEBEB"/>
+        </w:rPr>
+        <w:t xml:space="preserve">   : END</w:t>
+      </w:r>
+    </w:p>
+    <w:p>
+      <w:pPr>
+        <w:pStyle w:val="NormalWeb"/>
+        <w:shd w:val="clear" w:color="auto" w:fill="2F2F2F"/>
+        <w:spacing w:before="0" w:beforeAutospacing="0" w:after="0" w:afterAutospacing="0"/>
+        <w:rPr>
+          <w:rFonts w:ascii="Consolas" w:hAnsi="Consolas"/>
+          <w:color w:val="CCCCCC"/>
+        </w:rPr>
+      </w:pPr>
+      <w:r>
+        <w:rPr>
+          <w:rFonts w:ascii="Consolas" w:hAnsi="Consolas"/>
+          <w:color w:val="EBEBEB"/>
+        </w:rPr>
+        <w:t>2026-07-03T13:17:19.388+</w:t>
+      </w:r>
+      <w:proofErr w:type="gramStart"/>
+      <w:r>
+        <w:rPr>
+          <w:rFonts w:ascii="Consolas" w:hAnsi="Consolas"/>
+          <w:color w:val="EBEBEB"/>
+        </w:rPr>
+        <w:t>05:30  INFO</w:t>
+      </w:r>
+      <w:proofErr w:type="gramEnd"/>
+      <w:r>
+        <w:rPr>
+          <w:rFonts w:ascii="Consolas" w:hAnsi="Consolas"/>
+          <w:color w:val="EBEBEB"/>
+        </w:rPr>
+        <w:t xml:space="preserve"> 24088 --- [nio-8083-exec-1] </w:t>
       </w:r>
       <w:proofErr w:type="spellStart"/>
       <w:r>
@@ -2135,7 +6574,8 @@
           <w:rFonts w:ascii="Consolas" w:hAnsi="Consolas"/>
           <w:color w:val="EBEBEB"/>
         </w:rPr>
-        <w:t>2026-07-01T14:30:57.701+</w:t>
+        <w:lastRenderedPageBreak/>
+        <w:t>2026-07-03T13:17:19.389+</w:t>
       </w:r>
       <w:proofErr w:type="gramStart"/>
       <w:r>
@@ -2151,7 +6591,7 @@
           <w:rFonts w:ascii="Consolas" w:hAnsi="Consolas"/>
           <w:color w:val="EBEBEB"/>
         </w:rPr>
-        <w:t xml:space="preserve"> 30176 --- [nio-8082-exec-1] </w:t>
+        <w:t xml:space="preserve"> 24088 --- [nio-8083-exec-1] </w:t>
       </w:r>
       <w:proofErr w:type="spellStart"/>
       <w:r>
@@ -2201,7 +6641,7 @@
           <w:rFonts w:ascii="Consolas" w:hAnsi="Consolas"/>
           <w:color w:val="EBEBEB"/>
         </w:rPr>
-        <w:t>2026-07-01T14:30:57.704+</w:t>
+        <w:t>2026-07-03T13:17:19.391+</w:t>
       </w:r>
       <w:proofErr w:type="gramStart"/>
       <w:r>
@@ -2217,7 +6657,7 @@
           <w:rFonts w:ascii="Consolas" w:hAnsi="Consolas"/>
           <w:color w:val="EBEBEB"/>
         </w:rPr>
-        <w:t xml:space="preserve"> 30176 --- [nio-8082-exec-1] </w:t>
+        <w:t xml:space="preserve"> 24088 --- [nio-8083-exec-1] </w:t>
       </w:r>
       <w:proofErr w:type="spellStart"/>
       <w:r>
@@ -2233,7 +6673,7 @@
           <w:rFonts w:ascii="Consolas" w:hAnsi="Consolas"/>
           <w:color w:val="EBEBEB"/>
         </w:rPr>
-        <w:t xml:space="preserve">        : Completed initialization in 1 </w:t>
+        <w:t xml:space="preserve">        : Completed initialization in 2 </w:t>
       </w:r>
       <w:proofErr w:type="spellStart"/>
       <w:r>
@@ -2245,20 +6685,134 @@
       </w:r>
       <w:proofErr w:type="spellEnd"/>
     </w:p>
+    <w:p>
+      <w:pPr>
+        <w:pStyle w:val="NormalWeb"/>
+        <w:shd w:val="clear" w:color="auto" w:fill="2F2F2F"/>
+        <w:spacing w:before="0" w:beforeAutospacing="0" w:after="0" w:afterAutospacing="0"/>
+        <w:rPr>
+          <w:rFonts w:ascii="Consolas" w:hAnsi="Consolas"/>
+          <w:color w:val="CCCCCC"/>
+        </w:rPr>
+      </w:pPr>
+      <w:r>
+        <w:rPr>
+          <w:rFonts w:ascii="Consolas" w:hAnsi="Consolas"/>
+          <w:color w:val="EBEBEB"/>
+        </w:rPr>
+        <w:t>2026-07-03T13:17:19.473+</w:t>
+      </w:r>
+      <w:proofErr w:type="gramStart"/>
+      <w:r>
+        <w:rPr>
+          <w:rFonts w:ascii="Consolas" w:hAnsi="Consolas"/>
+          <w:color w:val="EBEBEB"/>
+        </w:rPr>
+        <w:t>05:30  INFO</w:t>
+      </w:r>
+      <w:proofErr w:type="gramEnd"/>
+      <w:r>
+        <w:rPr>
+          <w:rFonts w:ascii="Consolas" w:hAnsi="Consolas"/>
+          <w:color w:val="EBEBEB"/>
+        </w:rPr>
+        <w:t xml:space="preserve"> 24088 --- [nio-8083-exec-1] </w:t>
+      </w:r>
+      <w:proofErr w:type="spellStart"/>
+      <w:r>
+        <w:rPr>
+          <w:rFonts w:ascii="Consolas" w:hAnsi="Consolas"/>
+          <w:color w:val="EBEBEB"/>
+        </w:rPr>
+        <w:t>c.c.s.controller.HelloController</w:t>
+      </w:r>
+      <w:proofErr w:type="spellEnd"/>
+      <w:r>
+        <w:rPr>
+          <w:rFonts w:ascii="Consolas" w:hAnsi="Consolas"/>
+          <w:color w:val="EBEBEB"/>
+        </w:rPr>
+        <w:t xml:space="preserve">         : START</w:t>
+      </w:r>
+    </w:p>
+    <w:p>
+      <w:pPr>
+        <w:pStyle w:val="NormalWeb"/>
+        <w:shd w:val="clear" w:color="auto" w:fill="2F2F2F"/>
+        <w:spacing w:before="0" w:beforeAutospacing="0" w:after="0" w:afterAutospacing="0"/>
+        <w:rPr>
+          <w:rFonts w:ascii="Consolas" w:hAnsi="Consolas"/>
+          <w:color w:val="EBEBEB"/>
+        </w:rPr>
+      </w:pPr>
+      <w:r>
+        <w:rPr>
+          <w:rFonts w:ascii="Consolas" w:hAnsi="Consolas"/>
+          <w:color w:val="EBEBEB"/>
+        </w:rPr>
+        <w:t>2026-07-03T13:17:19.474+</w:t>
+      </w:r>
+      <w:proofErr w:type="gramStart"/>
+      <w:r>
+        <w:rPr>
+          <w:rFonts w:ascii="Consolas" w:hAnsi="Consolas"/>
+          <w:color w:val="EBEBEB"/>
+        </w:rPr>
+        <w:t>05:30  INFO</w:t>
+      </w:r>
+      <w:proofErr w:type="gramEnd"/>
+      <w:r>
+        <w:rPr>
+          <w:rFonts w:ascii="Consolas" w:hAnsi="Consolas"/>
+          <w:color w:val="EBEBEB"/>
+        </w:rPr>
+        <w:t xml:space="preserve"> 24088 --- [nio-8083-exec-1] </w:t>
+      </w:r>
+    </w:p>
+    <w:p>
+      <w:pPr>
+        <w:pStyle w:val="NormalWeb"/>
+        <w:shd w:val="clear" w:color="auto" w:fill="2F2F2F"/>
+        <w:tabs>
+          <w:tab w:val="right" w:pos="9026"/>
+        </w:tabs>
+        <w:spacing w:before="0" w:beforeAutospacing="0" w:after="0" w:afterAutospacing="0"/>
+        <w:rPr>
+          <w:rFonts w:ascii="Consolas" w:hAnsi="Consolas"/>
+          <w:color w:val="CCCCCC"/>
+        </w:rPr>
+      </w:pPr>
+      <w:proofErr w:type="spellStart"/>
+      <w:r>
+        <w:rPr>
+          <w:rFonts w:ascii="Consolas" w:hAnsi="Consolas"/>
+          <w:color w:val="EBEBEB"/>
+        </w:rPr>
+        <w:t>c.c.s.controller.HelloController</w:t>
+      </w:r>
+      <w:proofErr w:type="spellEnd"/>
+      <w:r>
+        <w:rPr>
+          <w:rFonts w:ascii="Consolas" w:hAnsi="Consolas"/>
+          <w:color w:val="EBEBEB"/>
+        </w:rPr>
+        <w:t xml:space="preserve">         : END</w:t>
+      </w:r>
+      <w:r>
+        <w:rPr>
+          <w:rFonts w:ascii="Consolas" w:hAnsi="Consolas"/>
+          <w:color w:val="EBEBEB"/>
+        </w:rPr>
+        <w:tab/>
+      </w:r>
+    </w:p>
     <w:p/>
-    <w:p/>
-    <w:p/>
-    <w:p>
-      <w:r>
-        <w:t>OUTPUT:</w:t>
-      </w:r>
-    </w:p>
     <w:p>
       <w:r>
         <w:drawing>
-          <wp:inline distT="0" distB="0" distL="0" distR="0" wp14:anchorId="6A7B14D9" wp14:editId="504AF674">
-            <wp:extent cx="5731510" cy="3275965"/>
-            <wp:effectExtent l="0" t="0" r="2540" b="635"/>
+          <wp:inline distT="0" distB="0" distL="0" distR="0" wp14:anchorId="34C202A9" wp14:editId="479B040A">
+            <wp:extent cx="4381880" cy="1760373"/>
+            <wp:effectExtent l="0" t="0" r="0" b="0"/>
             <wp:docPr id="2" name="Picture 2"/>
             <wp:cNvGraphicFramePr>
               <a:graphicFrameLocks xmlns:a="http://schemas.openxmlformats.org/drawingml/2006/main" noChangeAspect="1"/>
@@ -2271,7 +6825,7 @@
                     <pic:cNvPicPr/>
                   </pic:nvPicPr>
                   <pic:blipFill>
-                    <a:blip r:embed="rId5"/>
+                    <a:blip r:embed="rId7"/>
                     <a:stretch>
                       <a:fillRect/>
                     </a:stretch>
@@ -2279,7 +6833,7 @@
                   <pic:spPr>
                     <a:xfrm>
                       <a:off x="0" y="0"/>
-                      <a:ext cx="5731510" cy="3275965"/>
+                      <a:ext cx="4381880" cy="1760373"/>
                     </a:xfrm>
                     <a:prstGeom prst="rect">
                       <a:avLst/>
@@ -2293,6 +6847,12 @@
       </w:r>
     </w:p>
     <w:sectPr>
+      <w:headerReference w:type="even" r:id="rId8"/>
+      <w:headerReference w:type="default" r:id="rId9"/>
+      <w:footerReference w:type="even" r:id="rId10"/>
+      <w:footerReference w:type="default" r:id="rId11"/>
+      <w:headerReference w:type="first" r:id="rId12"/>
+      <w:footerReference w:type="first" r:id="rId13"/>
       <w:pgSz w:w="11906" w:h="16838"/>
       <w:pgMar w:top="1440" w:right="1440" w:bottom="1440" w:left="1440" w:header="708" w:footer="708" w:gutter="0"/>
       <w:cols w:space="708"/>
@@ -2300,6 +6860,153 @@
     </w:sectPr>
   </w:body>
 </w:document>
+</file>
+
+<file path=word/endnotes.xml><?xml version="1.0" encoding="utf-8"?>
+<w:endnotes xmlns:wpc="http://schemas.microsoft.com/office/word/2010/wordprocessingCanvas" xmlns:mc="http://schemas.openxmlformats.org/markup-compatibility/2006" xmlns:o="urn:schemas-microsoft-com:office:office" xmlns:r="http://schemas.openxmlformats.org/officeDocument/2006/relationships" xmlns:m="http://schemas.openxmlformats.org/officeDocument/2006/math" xmlns:v="urn:schemas-microsoft-com:vml" xmlns:wp14="http://schemas.microsoft.com/office/word/2010/wordprocessingDrawing" xmlns:wp="http://schemas.openxmlformats.org/drawingml/2006/wordprocessingDrawing" xmlns:w10="urn:schemas-microsoft-com:office:word" xmlns:w="http://schemas.openxmlformats.org/wordprocessingml/2006/main" xmlns:w14="http://schemas.microsoft.com/office/word/2010/wordml" xmlns:w15="http://schemas.microsoft.com/office/word/2012/wordml" xmlns:wpg="http://schemas.microsoft.com/office/word/2010/wordprocessingGroup" xmlns:wpi="http://schemas.microsoft.com/office/word/2010/wordprocessingInk" xmlns:wne="http://schemas.microsoft.com/office/word/2006/wordml" xmlns:wps="http://schemas.microsoft.com/office/word/2010/wordprocessingShape" mc:Ignorable="w14 w15 wp14">
+  <w:endnote w:type="separator" w:id="-1">
+    <w:p>
+      <w:pPr>
+        <w:spacing w:after="0" w:line="240" w:lineRule="auto"/>
+      </w:pPr>
+      <w:r>
+        <w:separator/>
+      </w:r>
+    </w:p>
+  </w:endnote>
+  <w:endnote w:type="continuationSeparator" w:id="0">
+    <w:p>
+      <w:pPr>
+        <w:spacing w:after="0" w:line="240" w:lineRule="auto"/>
+      </w:pPr>
+      <w:r>
+        <w:continuationSeparator/>
+      </w:r>
+    </w:p>
+  </w:endnote>
+</w:endnotes>
+</file>
+
+<file path=word/footer1.xml><?xml version="1.0" encoding="utf-8"?>
+<w:ftr xmlns:wpc="http://schemas.microsoft.com/office/word/2010/wordprocessingCanvas" xmlns:mc="http://schemas.openxmlformats.org/markup-compatibility/2006" xmlns:o="urn:schemas-microsoft-com:office:office" xmlns:r="http://schemas.openxmlformats.org/officeDocument/2006/relationships" xmlns:m="http://schemas.openxmlformats.org/officeDocument/2006/math" xmlns:v="urn:schemas-microsoft-com:vml" xmlns:wp14="http://schemas.microsoft.com/office/word/2010/wordprocessingDrawing" xmlns:wp="http://schemas.openxmlformats.org/drawingml/2006/wordprocessingDrawing" xmlns:w10="urn:schemas-microsoft-com:office:word" xmlns:w="http://schemas.openxmlformats.org/wordprocessingml/2006/main" xmlns:w14="http://schemas.microsoft.com/office/word/2010/wordml" xmlns:w15="http://schemas.microsoft.com/office/word/2012/wordml" xmlns:wpg="http://schemas.microsoft.com/office/word/2010/wordprocessingGroup" xmlns:wpi="http://schemas.microsoft.com/office/word/2010/wordprocessingInk" xmlns:wne="http://schemas.microsoft.com/office/word/2006/wordml" xmlns:wps="http://schemas.microsoft.com/office/word/2010/wordprocessingShape" mc:Ignorable="w14 w15 wp14">
+  <w:p>
+    <w:pPr>
+      <w:pStyle w:val="Footer"/>
+    </w:pPr>
+  </w:p>
+</w:ftr>
+</file>
+
+<file path=word/footer2.xml><?xml version="1.0" encoding="utf-8"?>
+<w:ftr xmlns:wpc="http://schemas.microsoft.com/office/word/2010/wordprocessingCanvas" xmlns:mc="http://schemas.openxmlformats.org/markup-compatibility/2006" xmlns:o="urn:schemas-microsoft-com:office:office" xmlns:r="http://schemas.openxmlformats.org/officeDocument/2006/relationships" xmlns:m="http://schemas.openxmlformats.org/officeDocument/2006/math" xmlns:v="urn:schemas-microsoft-com:vml" xmlns:wp14="http://schemas.microsoft.com/office/word/2010/wordprocessingDrawing" xmlns:wp="http://schemas.openxmlformats.org/drawingml/2006/wordprocessingDrawing" xmlns:w10="urn:schemas-microsoft-com:office:word" xmlns:w="http://schemas.openxmlformats.org/wordprocessingml/2006/main" xmlns:w14="http://schemas.microsoft.com/office/word/2010/wordml" xmlns:w15="http://schemas.microsoft.com/office/word/2012/wordml" xmlns:wpg="http://schemas.microsoft.com/office/word/2010/wordprocessingGroup" xmlns:wpi="http://schemas.microsoft.com/office/word/2010/wordprocessingInk" xmlns:wne="http://schemas.microsoft.com/office/word/2006/wordml" xmlns:wps="http://schemas.microsoft.com/office/word/2010/wordprocessingShape" mc:Ignorable="w14 w15 wp14">
+  <w:p>
+    <w:pPr>
+      <w:pStyle w:val="Footer"/>
+    </w:pPr>
+  </w:p>
+</w:ftr>
+</file>
+
+<file path=word/footer3.xml><?xml version="1.0" encoding="utf-8"?>
+<w:ftr xmlns:wpc="http://schemas.microsoft.com/office/word/2010/wordprocessingCanvas" xmlns:mc="http://schemas.openxmlformats.org/markup-compatibility/2006" xmlns:o="urn:schemas-microsoft-com:office:office" xmlns:r="http://schemas.openxmlformats.org/officeDocument/2006/relationships" xmlns:m="http://schemas.openxmlformats.org/officeDocument/2006/math" xmlns:v="urn:schemas-microsoft-com:vml" xmlns:wp14="http://schemas.microsoft.com/office/word/2010/wordprocessingDrawing" xmlns:wp="http://schemas.openxmlformats.org/drawingml/2006/wordprocessingDrawing" xmlns:w10="urn:schemas-microsoft-com:office:word" xmlns:w="http://schemas.openxmlformats.org/wordprocessingml/2006/main" xmlns:w14="http://schemas.microsoft.com/office/word/2010/wordml" xmlns:w15="http://schemas.microsoft.com/office/word/2012/wordml" xmlns:wpg="http://schemas.microsoft.com/office/word/2010/wordprocessingGroup" xmlns:wpi="http://schemas.microsoft.com/office/word/2010/wordprocessingInk" xmlns:wne="http://schemas.microsoft.com/office/word/2006/wordml" xmlns:wps="http://schemas.microsoft.com/office/word/2010/wordprocessingShape" mc:Ignorable="w14 w15 wp14">
+  <w:p>
+    <w:pPr>
+      <w:pStyle w:val="Footer"/>
+    </w:pPr>
+  </w:p>
+</w:ftr>
+</file>
+
+<file path=word/footnotes.xml><?xml version="1.0" encoding="utf-8"?>
+<w:footnotes xmlns:wpc="http://schemas.microsoft.com/office/word/2010/wordprocessingCanvas" xmlns:mc="http://schemas.openxmlformats.org/markup-compatibility/2006" xmlns:o="urn:schemas-microsoft-com:office:office" xmlns:r="http://schemas.openxmlformats.org/officeDocument/2006/relationships" xmlns:m="http://schemas.openxmlformats.org/officeDocument/2006/math" xmlns:v="urn:schemas-microsoft-com:vml" xmlns:wp14="http://schemas.microsoft.com/office/word/2010/wordprocessingDrawing" xmlns:wp="http://schemas.openxmlformats.org/drawingml/2006/wordprocessingDrawing" xmlns:w10="urn:schemas-microsoft-com:office:word" xmlns:w="http://schemas.openxmlformats.org/wordprocessingml/2006/main" xmlns:w14="http://schemas.microsoft.com/office/word/2010/wordml" xmlns:w15="http://schemas.microsoft.com/office/word/2012/wordml" xmlns:wpg="http://schemas.microsoft.com/office/word/2010/wordprocessingGroup" xmlns:wpi="http://schemas.microsoft.com/office/word/2010/wordprocessingInk" xmlns:wne="http://schemas.microsoft.com/office/word/2006/wordml" xmlns:wps="http://schemas.microsoft.com/office/word/2010/wordprocessingShape" mc:Ignorable="w14 w15 wp14">
+  <w:footnote w:type="separator" w:id="-1">
+    <w:p>
+      <w:pPr>
+        <w:spacing w:after="0" w:line="240" w:lineRule="auto"/>
+      </w:pPr>
+      <w:r>
+        <w:separator/>
+      </w:r>
+    </w:p>
+  </w:footnote>
+  <w:footnote w:type="continuationSeparator" w:id="0">
+    <w:p>
+      <w:pPr>
+        <w:spacing w:after="0" w:line="240" w:lineRule="auto"/>
+      </w:pPr>
+      <w:r>
+        <w:continuationSeparator/>
+      </w:r>
+    </w:p>
+  </w:footnote>
+</w:footnotes>
+</file>
+
+<file path=word/header1.xml><?xml version="1.0" encoding="utf-8"?>
+<w:hdr xmlns:wpc="http://schemas.microsoft.com/office/word/2010/wordprocessingCanvas" xmlns:mc="http://schemas.openxmlformats.org/markup-compatibility/2006" xmlns:o="urn:schemas-microsoft-com:office:office" xmlns:r="http://schemas.openxmlformats.org/officeDocument/2006/relationships" xmlns:m="http://schemas.openxmlformats.org/officeDocument/2006/math" xmlns:v="urn:schemas-microsoft-com:vml" xmlns:wp14="http://schemas.microsoft.com/office/word/2010/wordprocessingDrawing" xmlns:wp="http://schemas.openxmlformats.org/drawingml/2006/wordprocessingDrawing" xmlns:w10="urn:schemas-microsoft-com:office:word" xmlns:w="http://schemas.openxmlformats.org/wordprocessingml/2006/main" xmlns:w14="http://schemas.microsoft.com/office/word/2010/wordml" xmlns:w15="http://schemas.microsoft.com/office/word/2012/wordml" xmlns:wpg="http://schemas.microsoft.com/office/word/2010/wordprocessingGroup" xmlns:wpi="http://schemas.microsoft.com/office/word/2010/wordprocessingInk" xmlns:wne="http://schemas.microsoft.com/office/word/2006/wordml" xmlns:wps="http://schemas.microsoft.com/office/word/2010/wordprocessingShape" mc:Ignorable="w14 w15 wp14">
+  <w:p>
+    <w:pPr>
+      <w:pStyle w:val="Header"/>
+    </w:pPr>
+  </w:p>
+</w:hdr>
+</file>
+
+<file path=word/header2.xml><?xml version="1.0" encoding="utf-8"?>
+<w:hdr xmlns:wpc="http://schemas.microsoft.com/office/word/2010/wordprocessingCanvas" xmlns:mc="http://schemas.openxmlformats.org/markup-compatibility/2006" xmlns:o="urn:schemas-microsoft-com:office:office" xmlns:r="http://schemas.openxmlformats.org/officeDocument/2006/relationships" xmlns:m="http://schemas.openxmlformats.org/officeDocument/2006/math" xmlns:v="urn:schemas-microsoft-com:vml" xmlns:wp14="http://schemas.microsoft.com/office/word/2010/wordprocessingDrawing" xmlns:wp="http://schemas.openxmlformats.org/drawingml/2006/wordprocessingDrawing" xmlns:w10="urn:schemas-microsoft-com:office:word" xmlns:w="http://schemas.openxmlformats.org/wordprocessingml/2006/main" xmlns:w14="http://schemas.microsoft.com/office/word/2010/wordml" xmlns:w15="http://schemas.microsoft.com/office/word/2012/wordml" xmlns:wpg="http://schemas.microsoft.com/office/word/2010/wordprocessingGroup" xmlns:wpi="http://schemas.microsoft.com/office/word/2010/wordprocessingInk" xmlns:wne="http://schemas.microsoft.com/office/word/2006/wordml" xmlns:wps="http://schemas.microsoft.com/office/word/2010/wordprocessingShape" mc:Ignorable="w14 w15 wp14">
+  <w:p>
+    <w:pPr>
+      <w:spacing w:after="0" w:line="240" w:lineRule="auto"/>
+      <w:ind w:left="2268"/>
+      <w:rPr>
+        <w:rFonts w:ascii="Arial" w:eastAsia="Times New Roman" w:hAnsi="Arial" w:cs="Arial"/>
+        <w:b/>
+        <w:color w:val="000000"/>
+        <w:kern w:val="0"/>
+        <w:sz w:val="32"/>
+        <w:szCs w:val="32"/>
+        <w:lang w:eastAsia="en-IN"/>
+        <w14:ligatures w14:val="none"/>
+      </w:rPr>
+    </w:pPr>
+    <w:bookmarkStart w:id="0" w:name="_GoBack"/>
+    <w:r>
+      <w:rPr>
+        <w:rFonts w:ascii="Arial" w:eastAsia="Times New Roman" w:hAnsi="Arial" w:cs="Arial"/>
+        <w:b/>
+        <w:color w:val="000000"/>
+        <w:kern w:val="0"/>
+        <w:sz w:val="32"/>
+        <w:szCs w:val="32"/>
+        <w:lang w:eastAsia="en-IN"/>
+        <w14:ligatures w14:val="none"/>
+      </w:rPr>
+      <w:t>Hello World RESTful Web Service</w:t>
+    </w:r>
+  </w:p>
+  <w:bookmarkEnd w:id="0"/>
+  <w:p>
+    <w:pPr>
+      <w:pStyle w:val="Header"/>
+      <w:ind w:left="2268"/>
+      <w:rPr>
+        <w:b/>
+        <w:sz w:val="32"/>
+        <w:szCs w:val="32"/>
+      </w:rPr>
+    </w:pPr>
+  </w:p>
+</w:hdr>
+</file>
+
+<file path=word/header3.xml><?xml version="1.0" encoding="utf-8"?>
+<w:hdr xmlns:wpc="http://schemas.microsoft.com/office/word/2010/wordprocessingCanvas" xmlns:mc="http://schemas.openxmlformats.org/markup-compatibility/2006" xmlns:o="urn:schemas-microsoft-com:office:office" xmlns:r="http://schemas.openxmlformats.org/officeDocument/2006/relationships" xmlns:m="http://schemas.openxmlformats.org/officeDocument/2006/math" xmlns:v="urn:schemas-microsoft-com:vml" xmlns:wp14="http://schemas.microsoft.com/office/word/2010/wordprocessingDrawing" xmlns:wp="http://schemas.openxmlformats.org/drawingml/2006/wordprocessingDrawing" xmlns:w10="urn:schemas-microsoft-com:office:word" xmlns:w="http://schemas.openxmlformats.org/wordprocessingml/2006/main" xmlns:w14="http://schemas.microsoft.com/office/word/2010/wordml" xmlns:w15="http://schemas.microsoft.com/office/word/2012/wordml" xmlns:wpg="http://schemas.microsoft.com/office/word/2010/wordprocessingGroup" xmlns:wpi="http://schemas.microsoft.com/office/word/2010/wordprocessingInk" xmlns:wne="http://schemas.microsoft.com/office/word/2006/wordml" xmlns:wps="http://schemas.microsoft.com/office/word/2010/wordprocessingShape" mc:Ignorable="w14 w15 wp14">
+  <w:p>
+    <w:pPr>
+      <w:pStyle w:val="Header"/>
+    </w:pPr>
+  </w:p>
+</w:hdr>
 </file>
 
 <file path=word/styles.xml><?xml version="1.0" encoding="utf-8"?>
@@ -2731,7 +7438,7 @@
     <w:uiPriority w:val="99"/>
     <w:semiHidden/>
     <w:unhideWhenUsed/>
-    <w:rsid w:val="003F486A"/>
+    <w:rsid w:val="00744763"/>
     <w:pPr>
       <w:spacing w:before="100" w:beforeAutospacing="1" w:after="100" w:afterAutospacing="1" w:line="240" w:lineRule="auto"/>
     </w:pPr>
@@ -2741,6 +7448,50 @@
       <w:lang w:eastAsia="en-IN"/>
       <w14:ligatures w14:val="none"/>
     </w:rPr>
+  </w:style>
+  <w:style w:type="paragraph" w:styleId="Header">
+    <w:name w:val="header"/>
+    <w:basedOn w:val="Normal"/>
+    <w:link w:val="HeaderChar"/>
+    <w:uiPriority w:val="99"/>
+    <w:unhideWhenUsed/>
+    <w:rsid w:val="00744763"/>
+    <w:pPr>
+      <w:tabs>
+        <w:tab w:val="center" w:pos="4513"/>
+        <w:tab w:val="right" w:pos="9026"/>
+      </w:tabs>
+      <w:spacing w:after="0" w:line="240" w:lineRule="auto"/>
+    </w:pPr>
+  </w:style>
+  <w:style w:type="character" w:customStyle="1" w:styleId="HeaderChar">
+    <w:name w:val="Header Char"/>
+    <w:basedOn w:val="DefaultParagraphFont"/>
+    <w:link w:val="Header"/>
+    <w:uiPriority w:val="99"/>
+    <w:rsid w:val="00744763"/>
+  </w:style>
+  <w:style w:type="paragraph" w:styleId="Footer">
+    <w:name w:val="footer"/>
+    <w:basedOn w:val="Normal"/>
+    <w:link w:val="FooterChar"/>
+    <w:uiPriority w:val="99"/>
+    <w:unhideWhenUsed/>
+    <w:rsid w:val="00744763"/>
+    <w:pPr>
+      <w:tabs>
+        <w:tab w:val="center" w:pos="4513"/>
+        <w:tab w:val="right" w:pos="9026"/>
+      </w:tabs>
+      <w:spacing w:after="0" w:line="240" w:lineRule="auto"/>
+    </w:pPr>
+  </w:style>
+  <w:style w:type="character" w:customStyle="1" w:styleId="FooterChar">
+    <w:name w:val="Footer Char"/>
+    <w:basedOn w:val="DefaultParagraphFont"/>
+    <w:link w:val="Footer"/>
+    <w:uiPriority w:val="99"/>
+    <w:rsid w:val="00744763"/>
   </w:style>
 </w:styles>
 </file>
